--- a/emiliaagostinelli/module_1/Tremblant_Worksheet_Key.docx
+++ b/emiliaagostinelli/module_1/Tremblant_Worksheet_Key.docx
@@ -213,27 +213,7 @@
           <w:sz w:val="24"/>
           <w:szCs w:val="24"/>
         </w:rPr>
-        <w:t xml:space="preserve"> the course being more </w:t>
-      </w:r>
-      <w:proofErr w:type="spellStart"/>
-      <w:r>
-        <w:rPr>
-          <w:rFonts w:ascii="Calibri" w:hAnsi="Calibri" w:cs="Calibri"/>
-          <w:color w:val="EE0000"/>
-          <w:sz w:val="24"/>
-          <w:szCs w:val="24"/>
-        </w:rPr>
-        <w:t>turny</w:t>
-      </w:r>
-      <w:proofErr w:type="spellEnd"/>
-      <w:r>
-        <w:rPr>
-          <w:rFonts w:ascii="Calibri" w:hAnsi="Calibri" w:cs="Calibri"/>
-          <w:color w:val="EE0000"/>
-          <w:sz w:val="24"/>
-          <w:szCs w:val="24"/>
-        </w:rPr>
-        <w:t>/straight</w:t>
+        <w:t xml:space="preserve"> the course being more turny/straight</w:t>
       </w:r>
     </w:p>
     <w:p>
@@ -417,23 +397,23 @@
           <w:sz w:val="24"/>
           <w:szCs w:val="24"/>
         </w:rPr>
+        <w:t>1</w:t>
+      </w:r>
+      <w:r>
+        <w:rPr>
+          <w:rFonts w:ascii="Calibri" w:hAnsi="Calibri" w:cs="Calibri"/>
+          <w:sz w:val="24"/>
+          <w:szCs w:val="24"/>
+        </w:rPr>
+        <w:t>_Time is on average faster than Run</w:t>
+      </w:r>
+      <w:r>
+        <w:rPr>
+          <w:rFonts w:ascii="Calibri" w:hAnsi="Calibri" w:cs="Calibri"/>
+          <w:sz w:val="24"/>
+          <w:szCs w:val="24"/>
+        </w:rPr>
         <w:t>2</w:t>
-      </w:r>
-      <w:r>
-        <w:rPr>
-          <w:rFonts w:ascii="Calibri" w:hAnsi="Calibri" w:cs="Calibri"/>
-          <w:sz w:val="24"/>
-          <w:szCs w:val="24"/>
-        </w:rPr>
-        <w:t>_Time is on average faster than Run</w:t>
-      </w:r>
-      <w:r>
-        <w:rPr>
-          <w:rFonts w:ascii="Calibri" w:hAnsi="Calibri" w:cs="Calibri"/>
-          <w:sz w:val="24"/>
-          <w:szCs w:val="24"/>
-        </w:rPr>
-        <w:t>1</w:t>
       </w:r>
       <w:r>
         <w:rPr>
@@ -830,25 +810,14 @@
           <w:szCs w:val="24"/>
         </w:rPr>
       </w:pPr>
-      <w:proofErr w:type="spellStart"/>
-      <w:r>
-        <w:rPr>
-          <w:rFonts w:ascii="Calibri" w:hAnsi="Calibri" w:cs="Calibri"/>
-          <w:color w:val="FF0000"/>
-          <w:sz w:val="24"/>
-          <w:szCs w:val="24"/>
-        </w:rPr>
-        <w:t>df</w:t>
-      </w:r>
-      <w:proofErr w:type="spellEnd"/>
-      <w:r>
-        <w:rPr>
-          <w:rFonts w:ascii="Calibri" w:hAnsi="Calibri" w:cs="Calibri"/>
-          <w:color w:val="FF0000"/>
-          <w:sz w:val="24"/>
-          <w:szCs w:val="24"/>
-        </w:rPr>
-        <w:t xml:space="preserve"> = 26</w:t>
+      <w:r>
+        <w:rPr>
+          <w:rFonts w:ascii="Calibri" w:hAnsi="Calibri" w:cs="Calibri"/>
+          <w:color w:val="FF0000"/>
+          <w:sz w:val="24"/>
+          <w:szCs w:val="24"/>
+        </w:rPr>
+        <w:t>df = 26</w:t>
       </w:r>
     </w:p>
     <w:p>
@@ -997,7 +966,25 @@
           <w:sz w:val="24"/>
           <w:szCs w:val="24"/>
         </w:rPr>
-        <w:t xml:space="preserve"> run time for Run 2 is significantly faster than the </w:t>
+        <w:t xml:space="preserve"> run time for Run </w:t>
+      </w:r>
+      <w:r>
+        <w:rPr>
+          <w:rFonts w:ascii="Calibri" w:eastAsiaTheme="minorEastAsia" w:hAnsi="Calibri" w:cs="Calibri"/>
+          <w:color w:val="FF0000"/>
+          <w:sz w:val="24"/>
+          <w:szCs w:val="24"/>
+        </w:rPr>
+        <w:t>1</w:t>
+      </w:r>
+      <w:r>
+        <w:rPr>
+          <w:rFonts w:ascii="Calibri" w:eastAsiaTheme="minorEastAsia" w:hAnsi="Calibri" w:cs="Calibri"/>
+          <w:color w:val="FF0000"/>
+          <w:sz w:val="24"/>
+          <w:szCs w:val="24"/>
+        </w:rPr>
+        <w:t xml:space="preserve"> is significantly faster than the </w:t>
       </w:r>
       <w:r>
         <w:rPr>
@@ -1015,7 +1002,25 @@
           <w:sz w:val="24"/>
           <w:szCs w:val="24"/>
         </w:rPr>
-        <w:t xml:space="preserve"> run time for Run 1.</w:t>
+        <w:t xml:space="preserve"> run time for Run </w:t>
+      </w:r>
+      <w:r>
+        <w:rPr>
+          <w:rFonts w:ascii="Calibri" w:eastAsiaTheme="minorEastAsia" w:hAnsi="Calibri" w:cs="Calibri"/>
+          <w:color w:val="FF0000"/>
+          <w:sz w:val="24"/>
+          <w:szCs w:val="24"/>
+        </w:rPr>
+        <w:t>2</w:t>
+      </w:r>
+      <w:r>
+        <w:rPr>
+          <w:rFonts w:ascii="Calibri" w:eastAsiaTheme="minorEastAsia" w:hAnsi="Calibri" w:cs="Calibri"/>
+          <w:color w:val="FF0000"/>
+          <w:sz w:val="24"/>
+          <w:szCs w:val="24"/>
+        </w:rPr>
+        <w:t>.</w:t>
       </w:r>
     </w:p>
     <w:p>
@@ -1054,23 +1059,23 @@
           <w:sz w:val="24"/>
           <w:szCs w:val="24"/>
         </w:rPr>
+        <w:t>1</w:t>
+      </w:r>
+      <w:r>
+        <w:rPr>
+          <w:rFonts w:ascii="Calibri" w:hAnsi="Calibri" w:cs="Calibri"/>
+          <w:sz w:val="24"/>
+          <w:szCs w:val="24"/>
+        </w:rPr>
+        <w:t>_Time is on average significantly faster than Run</w:t>
+      </w:r>
+      <w:r>
+        <w:rPr>
+          <w:rFonts w:ascii="Calibri" w:hAnsi="Calibri" w:cs="Calibri"/>
+          <w:sz w:val="24"/>
+          <w:szCs w:val="24"/>
+        </w:rPr>
         <w:t>2</w:t>
-      </w:r>
-      <w:r>
-        <w:rPr>
-          <w:rFonts w:ascii="Calibri" w:hAnsi="Calibri" w:cs="Calibri"/>
-          <w:sz w:val="24"/>
-          <w:szCs w:val="24"/>
-        </w:rPr>
-        <w:t>_Time is on average significantly faster than Run</w:t>
-      </w:r>
-      <w:r>
-        <w:rPr>
-          <w:rFonts w:ascii="Calibri" w:hAnsi="Calibri" w:cs="Calibri"/>
-          <w:sz w:val="24"/>
-          <w:szCs w:val="24"/>
-        </w:rPr>
-        <w:t>1</w:t>
       </w:r>
       <w:r>
         <w:rPr>
@@ -1309,7 +1314,43 @@
           <w:sz w:val="24"/>
           <w:szCs w:val="24"/>
         </w:rPr>
-        <w:t>We are 95% confident that the run time for Run 2 is somewhere between 1.18 seconds and 0.62 seconds faster than the run time for Run 1.</w:t>
+        <w:t xml:space="preserve">We are 95% confident that the run time for Run </w:t>
+      </w:r>
+      <w:r>
+        <w:rPr>
+          <w:rFonts w:ascii="Calibri" w:hAnsi="Calibri" w:cs="Calibri"/>
+          <w:color w:val="FF0000"/>
+          <w:sz w:val="24"/>
+          <w:szCs w:val="24"/>
+        </w:rPr>
+        <w:t>1</w:t>
+      </w:r>
+      <w:r>
+        <w:rPr>
+          <w:rFonts w:ascii="Calibri" w:hAnsi="Calibri" w:cs="Calibri"/>
+          <w:color w:val="FF0000"/>
+          <w:sz w:val="24"/>
+          <w:szCs w:val="24"/>
+        </w:rPr>
+        <w:t xml:space="preserve"> is somewhere between 1.18 seconds and 0.62 seconds faster than the run time for Run </w:t>
+      </w:r>
+      <w:r>
+        <w:rPr>
+          <w:rFonts w:ascii="Calibri" w:hAnsi="Calibri" w:cs="Calibri"/>
+          <w:color w:val="FF0000"/>
+          <w:sz w:val="24"/>
+          <w:szCs w:val="24"/>
+        </w:rPr>
+        <w:t>2</w:t>
+      </w:r>
+      <w:r>
+        <w:rPr>
+          <w:rFonts w:ascii="Calibri" w:hAnsi="Calibri" w:cs="Calibri"/>
+          <w:color w:val="FF0000"/>
+          <w:sz w:val="24"/>
+          <w:szCs w:val="24"/>
+        </w:rPr>
+        <w:t>.</w:t>
       </w:r>
     </w:p>
     <w:p>
@@ -1474,7 +1515,25 @@
           <w:sz w:val="24"/>
           <w:szCs w:val="24"/>
         </w:rPr>
-        <w:t xml:space="preserve">The course on the second run </w:t>
+        <w:t xml:space="preserve">The course on the </w:t>
+      </w:r>
+      <w:r>
+        <w:rPr>
+          <w:rFonts w:ascii="Calibri" w:eastAsiaTheme="minorEastAsia" w:hAnsi="Calibri" w:cs="Calibri"/>
+          <w:color w:val="FF0000"/>
+          <w:sz w:val="24"/>
+          <w:szCs w:val="24"/>
+        </w:rPr>
+        <w:t>first</w:t>
+      </w:r>
+      <w:r>
+        <w:rPr>
+          <w:rFonts w:ascii="Calibri" w:eastAsiaTheme="minorEastAsia" w:hAnsi="Calibri" w:cs="Calibri"/>
+          <w:color w:val="FF0000"/>
+          <w:sz w:val="24"/>
+          <w:szCs w:val="24"/>
+        </w:rPr>
+        <w:t xml:space="preserve"> run </w:t>
       </w:r>
       <w:r>
         <w:rPr>
@@ -1502,6 +1561,15 @@
           <w:szCs w:val="24"/>
         </w:rPr>
         <w:t>had better visibility, had faster snow conditions, etc.</w:t>
+      </w:r>
+      <w:r>
+        <w:rPr>
+          <w:rFonts w:ascii="Calibri" w:eastAsiaTheme="minorEastAsia" w:hAnsi="Calibri" w:cs="Calibri"/>
+          <w:color w:val="FF0000"/>
+          <w:sz w:val="24"/>
+          <w:szCs w:val="24"/>
+        </w:rPr>
+        <w:t>, leading to faster times on average</w:t>
       </w:r>
     </w:p>
     <w:p>

--- a/emiliaagostinelli/module_1/Tremblant_Worksheet_Key.docx
+++ b/emiliaagostinelli/module_1/Tremblant_Worksheet_Key.docx
@@ -38,7 +38,25 @@
           <w:sz w:val="24"/>
           <w:szCs w:val="24"/>
         </w:rPr>
-        <w:t xml:space="preserve">In World Cup Giant Slalom (GS), there are two runs. Only the thirty fastest racers from the first run take a second run. If a racer is disqualified (DSQ) or did not finish (DNF) their first run, they do not take a second run. The order for the first run is determined by taking all racers and ordering them by their World Cup points, from highest to lowest. From that, the top 30 racers are put into three groups. The best seven racers are randomly assigning them a bib 1-7. The next eight best competitors are randomly assigned a bib 8-15. The next best 15 racers are randomly assigned a bib 16-30. The remaining racers go in descending order of points. </w:t>
+        <w:t xml:space="preserve">In World Cup Giant Slalom (GS), there are two runs. Only the thirty fastest racers from the first run take a second run. If a racer is disqualified (DSQ) or </w:t>
+      </w:r>
+      <w:proofErr w:type="gramStart"/>
+      <w:r>
+        <w:rPr>
+          <w:rFonts w:ascii="Calibri" w:hAnsi="Calibri" w:cs="Calibri"/>
+          <w:sz w:val="24"/>
+          <w:szCs w:val="24"/>
+        </w:rPr>
+        <w:t>did</w:t>
+      </w:r>
+      <w:proofErr w:type="gramEnd"/>
+      <w:r>
+        <w:rPr>
+          <w:rFonts w:ascii="Calibri" w:hAnsi="Calibri" w:cs="Calibri"/>
+          <w:sz w:val="24"/>
+          <w:szCs w:val="24"/>
+        </w:rPr>
+        <w:t xml:space="preserve"> not finish (DNF) their first run, they do not take a second run. The order for the first run is determined by taking all racers and ordering them by their World Cup points, from highest to lowest. From that, the top 30 racers are put into three groups. The best seven racers are randomly assigning them a bib 1-7. The next eight best competitors are randomly assigned a bib 8-15. The next best 15 racers are randomly assigned a bib 16-30. The remaining racers go in descending order of points. </w:t>
       </w:r>
       <w:r>
         <w:rPr>
@@ -94,11 +112,52 @@
           <w:sz w:val="24"/>
           <w:szCs w:val="24"/>
         </w:rPr>
-        <w:t xml:space="preserve"> In this worksheet, you will be tasked with understanding your data, finding summary statistics, performing a t-test, constructing a confidence interval, and interpreting your findings in the context of this setting.</w:t>
-      </w:r>
-    </w:p>
-    <w:p>
-      <w:pPr>
+        <w:t xml:space="preserve"> In this worksheet, you will be tasked with understanding your data, finding summary statistics, performing a t-test, constructing a confidence interval, and interpreting your findings in the context of this setting</w:t>
+      </w:r>
+      <w:r>
+        <w:rPr>
+          <w:rFonts w:ascii="Calibri" w:hAnsi="Calibri" w:cs="Calibri"/>
+          <w:sz w:val="24"/>
+          <w:szCs w:val="24"/>
+        </w:rPr>
+        <w:t>. The data is store</w:t>
+      </w:r>
+      <w:r>
+        <w:rPr>
+          <w:rFonts w:ascii="Calibri" w:hAnsi="Calibri" w:cs="Calibri"/>
+          <w:sz w:val="24"/>
+          <w:szCs w:val="24"/>
+        </w:rPr>
+        <w:t>d</w:t>
+      </w:r>
+      <w:r>
+        <w:rPr>
+          <w:rFonts w:ascii="Calibri" w:hAnsi="Calibri" w:cs="Calibri"/>
+          <w:sz w:val="24"/>
+          <w:szCs w:val="24"/>
+        </w:rPr>
+        <w:t xml:space="preserve"> in Tremblant</w:t>
+      </w:r>
+      <w:r>
+        <w:rPr>
+          <w:rFonts w:ascii="Calibri" w:hAnsi="Calibri" w:cs="Calibri"/>
+          <w:sz w:val="24"/>
+          <w:szCs w:val="24"/>
+        </w:rPr>
+        <w:t>_diff</w:t>
+      </w:r>
+      <w:r>
+        <w:rPr>
+          <w:rFonts w:ascii="Calibri" w:hAnsi="Calibri" w:cs="Calibri"/>
+          <w:sz w:val="24"/>
+          <w:szCs w:val="24"/>
+        </w:rPr>
+        <w:t>.csv.</w:t>
+      </w:r>
+    </w:p>
+    <w:p>
+      <w:pPr>
+        <w:pStyle w:val="ListParagraph"/>
         <w:rPr>
           <w:rFonts w:ascii="Calibri" w:hAnsi="Calibri" w:cs="Calibri"/>
           <w:sz w:val="24"/>
@@ -125,14 +184,185 @@
           <w:sz w:val="24"/>
           <w:szCs w:val="24"/>
         </w:rPr>
-        <w:t>Read in Tremblant1.csv.</w:t>
-      </w:r>
-    </w:p>
-    <w:p>
-      <w:pPr>
-        <w:pStyle w:val="ListParagraph"/>
-        <w:rPr>
-          <w:rFonts w:ascii="Calibri" w:hAnsi="Calibri" w:cs="Calibri"/>
+        <w:t xml:space="preserve">In this module, we want to explore how times may differ between runs. Before we begin, brainstorm some reasons why </w:t>
+      </w:r>
+      <w:proofErr w:type="gramStart"/>
+      <w:r>
+        <w:rPr>
+          <w:rFonts w:ascii="Calibri" w:hAnsi="Calibri" w:cs="Calibri"/>
+          <w:sz w:val="24"/>
+          <w:szCs w:val="24"/>
+        </w:rPr>
+        <w:t>run</w:t>
+      </w:r>
+      <w:proofErr w:type="gramEnd"/>
+      <w:r>
+        <w:rPr>
+          <w:rFonts w:ascii="Calibri" w:hAnsi="Calibri" w:cs="Calibri"/>
+          <w:sz w:val="24"/>
+          <w:szCs w:val="24"/>
+        </w:rPr>
+        <w:t xml:space="preserve"> times may be different. (As a reminder, the course is reset between runs.)</w:t>
+      </w:r>
+    </w:p>
+    <w:p>
+      <w:pPr>
+        <w:rPr>
+          <w:rFonts w:ascii="Calibri" w:hAnsi="Calibri" w:cs="Calibri"/>
+          <w:color w:val="EE0000"/>
+          <w:sz w:val="24"/>
+          <w:szCs w:val="24"/>
+        </w:rPr>
+      </w:pPr>
+      <w:proofErr w:type="gramStart"/>
+      <w:r>
+        <w:rPr>
+          <w:rFonts w:ascii="Calibri" w:hAnsi="Calibri" w:cs="Calibri"/>
+          <w:color w:val="EE0000"/>
+          <w:sz w:val="24"/>
+          <w:szCs w:val="24"/>
+        </w:rPr>
+        <w:t>Anwers</w:t>
+      </w:r>
+      <w:proofErr w:type="gramEnd"/>
+      <w:r>
+        <w:rPr>
+          <w:rFonts w:ascii="Calibri" w:hAnsi="Calibri" w:cs="Calibri"/>
+          <w:color w:val="EE0000"/>
+          <w:sz w:val="24"/>
+          <w:szCs w:val="24"/>
+        </w:rPr>
+        <w:t xml:space="preserve"> will vary. Some potential answers may include</w:t>
+      </w:r>
+      <w:r>
+        <w:rPr>
+          <w:rFonts w:ascii="Calibri" w:hAnsi="Calibri" w:cs="Calibri"/>
+          <w:color w:val="EE0000"/>
+          <w:sz w:val="24"/>
+          <w:szCs w:val="24"/>
+        </w:rPr>
+        <w:t>:</w:t>
+      </w:r>
+    </w:p>
+    <w:p>
+      <w:pPr>
+        <w:rPr>
+          <w:rFonts w:ascii="Calibri" w:hAnsi="Calibri" w:cs="Calibri"/>
+          <w:color w:val="EE0000"/>
+          <w:sz w:val="24"/>
+          <w:szCs w:val="24"/>
+        </w:rPr>
+      </w:pPr>
+      <w:r>
+        <w:rPr>
+          <w:rFonts w:ascii="Calibri" w:hAnsi="Calibri" w:cs="Calibri"/>
+          <w:color w:val="EE0000"/>
+          <w:sz w:val="24"/>
+          <w:szCs w:val="24"/>
+        </w:rPr>
+        <w:t>-</w:t>
+      </w:r>
+      <w:r>
+        <w:rPr>
+          <w:rFonts w:ascii="Calibri" w:hAnsi="Calibri" w:cs="Calibri"/>
+          <w:color w:val="EE0000"/>
+          <w:sz w:val="24"/>
+          <w:szCs w:val="24"/>
+        </w:rPr>
+        <w:t xml:space="preserve"> the course being more </w:t>
+      </w:r>
+      <w:proofErr w:type="spellStart"/>
+      <w:r>
+        <w:rPr>
+          <w:rFonts w:ascii="Calibri" w:hAnsi="Calibri" w:cs="Calibri"/>
+          <w:color w:val="EE0000"/>
+          <w:sz w:val="24"/>
+          <w:szCs w:val="24"/>
+        </w:rPr>
+        <w:t>turny</w:t>
+      </w:r>
+      <w:proofErr w:type="spellEnd"/>
+      <w:r>
+        <w:rPr>
+          <w:rFonts w:ascii="Calibri" w:hAnsi="Calibri" w:cs="Calibri"/>
+          <w:color w:val="EE0000"/>
+          <w:sz w:val="24"/>
+          <w:szCs w:val="24"/>
+        </w:rPr>
+        <w:t>/straight</w:t>
+      </w:r>
+    </w:p>
+    <w:p>
+      <w:pPr>
+        <w:rPr>
+          <w:rFonts w:ascii="Calibri" w:hAnsi="Calibri" w:cs="Calibri"/>
+          <w:color w:val="EE0000"/>
+          <w:sz w:val="24"/>
+          <w:szCs w:val="24"/>
+        </w:rPr>
+      </w:pPr>
+      <w:r>
+        <w:rPr>
+          <w:rFonts w:ascii="Calibri" w:hAnsi="Calibri" w:cs="Calibri"/>
+          <w:color w:val="EE0000"/>
+          <w:sz w:val="24"/>
+          <w:szCs w:val="24"/>
+        </w:rPr>
+        <w:t xml:space="preserve">- changes in visibility </w:t>
+      </w:r>
+      <w:r>
+        <w:rPr>
+          <w:rFonts w:ascii="Calibri" w:hAnsi="Calibri" w:cs="Calibri"/>
+          <w:color w:val="EE0000"/>
+          <w:sz w:val="24"/>
+          <w:szCs w:val="24"/>
+        </w:rPr>
+        <w:t>making is harder/easier to see</w:t>
+      </w:r>
+    </w:p>
+    <w:p>
+      <w:pPr>
+        <w:rPr>
+          <w:rFonts w:ascii="Calibri" w:hAnsi="Calibri" w:cs="Calibri"/>
+          <w:color w:val="EE0000"/>
+          <w:sz w:val="24"/>
+          <w:szCs w:val="24"/>
+        </w:rPr>
+      </w:pPr>
+      <w:r>
+        <w:rPr>
+          <w:rFonts w:ascii="Calibri" w:hAnsi="Calibri" w:cs="Calibri"/>
+          <w:color w:val="EE0000"/>
+          <w:sz w:val="24"/>
+          <w:szCs w:val="24"/>
+        </w:rPr>
+        <w:t>- changes in temperature could affect snow conditions</w:t>
+      </w:r>
+    </w:p>
+    <w:p>
+      <w:pPr>
+        <w:rPr>
+          <w:rFonts w:ascii="Calibri" w:hAnsi="Calibri" w:cs="Calibri"/>
+          <w:color w:val="EE0000"/>
+          <w:sz w:val="24"/>
+          <w:szCs w:val="24"/>
+        </w:rPr>
+      </w:pPr>
+      <w:r>
+        <w:rPr>
+          <w:rFonts w:ascii="Calibri" w:hAnsi="Calibri" w:cs="Calibri"/>
+          <w:color w:val="EE0000"/>
+          <w:sz w:val="24"/>
+          <w:szCs w:val="24"/>
+        </w:rPr>
+        <w:t>- and more…</w:t>
+      </w:r>
+    </w:p>
+    <w:p>
+      <w:pPr>
+        <w:rPr>
+          <w:rFonts w:ascii="Calibri" w:hAnsi="Calibri" w:cs="Calibri"/>
+          <w:color w:val="EE0000"/>
           <w:sz w:val="24"/>
           <w:szCs w:val="24"/>
         </w:rPr>
@@ -157,136 +387,101 @@
           <w:sz w:val="24"/>
           <w:szCs w:val="24"/>
         </w:rPr>
-        <w:t>In this module, we want to explore how times may differ between runs. Before we begin, brainstorm some reasons why run times may be different. (As a reminder, the course is reset between runs.)</w:t>
-      </w:r>
-    </w:p>
-    <w:p>
-      <w:pPr>
-        <w:rPr>
-          <w:rFonts w:ascii="Calibri" w:hAnsi="Calibri" w:cs="Calibri"/>
-          <w:color w:val="EE0000"/>
-          <w:sz w:val="24"/>
-          <w:szCs w:val="24"/>
-        </w:rPr>
-      </w:pPr>
-      <w:r>
-        <w:rPr>
-          <w:rFonts w:ascii="Calibri" w:hAnsi="Calibri" w:cs="Calibri"/>
-          <w:color w:val="EE0000"/>
-          <w:sz w:val="24"/>
-          <w:szCs w:val="24"/>
-        </w:rPr>
-        <w:t>Anwers will vary. Some potential answers may include</w:t>
-      </w:r>
-      <w:r>
-        <w:rPr>
-          <w:rFonts w:ascii="Calibri" w:hAnsi="Calibri" w:cs="Calibri"/>
-          <w:color w:val="EE0000"/>
-          <w:sz w:val="24"/>
-          <w:szCs w:val="24"/>
-        </w:rPr>
-        <w:t>:</w:t>
-      </w:r>
-    </w:p>
-    <w:p>
-      <w:pPr>
-        <w:rPr>
-          <w:rFonts w:ascii="Calibri" w:hAnsi="Calibri" w:cs="Calibri"/>
-          <w:color w:val="EE0000"/>
-          <w:sz w:val="24"/>
-          <w:szCs w:val="24"/>
-        </w:rPr>
-      </w:pPr>
-      <w:r>
-        <w:rPr>
-          <w:rFonts w:ascii="Calibri" w:hAnsi="Calibri" w:cs="Calibri"/>
-          <w:color w:val="EE0000"/>
-          <w:sz w:val="24"/>
-          <w:szCs w:val="24"/>
-        </w:rPr>
-        <w:t>-</w:t>
-      </w:r>
-      <w:r>
-        <w:rPr>
-          <w:rFonts w:ascii="Calibri" w:hAnsi="Calibri" w:cs="Calibri"/>
-          <w:color w:val="EE0000"/>
-          <w:sz w:val="24"/>
-          <w:szCs w:val="24"/>
-        </w:rPr>
-        <w:t xml:space="preserve"> the course being more turny/straight</w:t>
-      </w:r>
-    </w:p>
-    <w:p>
-      <w:pPr>
-        <w:rPr>
-          <w:rFonts w:ascii="Calibri" w:hAnsi="Calibri" w:cs="Calibri"/>
-          <w:color w:val="EE0000"/>
-          <w:sz w:val="24"/>
-          <w:szCs w:val="24"/>
-        </w:rPr>
-      </w:pPr>
-      <w:r>
-        <w:rPr>
-          <w:rFonts w:ascii="Calibri" w:hAnsi="Calibri" w:cs="Calibri"/>
-          <w:color w:val="EE0000"/>
-          <w:sz w:val="24"/>
-          <w:szCs w:val="24"/>
-        </w:rPr>
-        <w:t xml:space="preserve">- changes in visibility </w:t>
-      </w:r>
-      <w:r>
-        <w:rPr>
-          <w:rFonts w:ascii="Calibri" w:hAnsi="Calibri" w:cs="Calibri"/>
-          <w:color w:val="EE0000"/>
-          <w:sz w:val="24"/>
-          <w:szCs w:val="24"/>
-        </w:rPr>
-        <w:t>making is harder/easier to see</w:t>
-      </w:r>
-    </w:p>
-    <w:p>
-      <w:pPr>
-        <w:rPr>
-          <w:rFonts w:ascii="Calibri" w:hAnsi="Calibri" w:cs="Calibri"/>
-          <w:color w:val="EE0000"/>
-          <w:sz w:val="24"/>
-          <w:szCs w:val="24"/>
-        </w:rPr>
-      </w:pPr>
-      <w:r>
-        <w:rPr>
-          <w:rFonts w:ascii="Calibri" w:hAnsi="Calibri" w:cs="Calibri"/>
-          <w:color w:val="EE0000"/>
-          <w:sz w:val="24"/>
-          <w:szCs w:val="24"/>
-        </w:rPr>
-        <w:t>- changes in temperature could affect snow conditions</w:t>
-      </w:r>
-    </w:p>
-    <w:p>
-      <w:pPr>
-        <w:rPr>
-          <w:rFonts w:ascii="Calibri" w:hAnsi="Calibri" w:cs="Calibri"/>
-          <w:color w:val="EE0000"/>
-          <w:sz w:val="24"/>
-          <w:szCs w:val="24"/>
-        </w:rPr>
-      </w:pPr>
-      <w:r>
-        <w:rPr>
-          <w:rFonts w:ascii="Calibri" w:hAnsi="Calibri" w:cs="Calibri"/>
-          <w:color w:val="EE0000"/>
-          <w:sz w:val="24"/>
-          <w:szCs w:val="24"/>
-        </w:rPr>
-        <w:t>- and more…</w:t>
-      </w:r>
-    </w:p>
-    <w:p>
-      <w:pPr>
-        <w:rPr>
-          <w:rFonts w:ascii="Calibri" w:hAnsi="Calibri" w:cs="Calibri"/>
-          <w:color w:val="EE0000"/>
+        <w:t>It is good practice to gain a better understanding of our data before performing analysis. It may be helpful to know the average difference in time for the two runs, as well as have an idea of the spread of our data. To do this, let’s f</w:t>
+      </w:r>
+      <w:r>
+        <w:rPr>
+          <w:rFonts w:ascii="Calibri" w:hAnsi="Calibri" w:cs="Calibri"/>
+          <w:sz w:val="24"/>
+          <w:szCs w:val="24"/>
+        </w:rPr>
+        <w:t xml:space="preserve">ind the mean and standard deviation of the difference </w:t>
+      </w:r>
+      <w:r>
+        <w:rPr>
+          <w:rFonts w:ascii="Calibri" w:hAnsi="Calibri" w:cs="Calibri"/>
+          <w:sz w:val="24"/>
+          <w:szCs w:val="24"/>
+        </w:rPr>
+        <w:t xml:space="preserve">of </w:t>
+      </w:r>
+      <w:proofErr w:type="spellStart"/>
+      <w:r>
+        <w:rPr>
+          <w:rFonts w:ascii="Calibri" w:hAnsi="Calibri" w:cs="Calibri"/>
+          <w:sz w:val="24"/>
+          <w:szCs w:val="24"/>
+        </w:rPr>
+        <w:t>Time_Diff</w:t>
+      </w:r>
+      <w:proofErr w:type="spellEnd"/>
+      <w:r>
+        <w:rPr>
+          <w:rFonts w:ascii="Calibri" w:hAnsi="Calibri" w:cs="Calibri"/>
+          <w:sz w:val="24"/>
+          <w:szCs w:val="24"/>
+        </w:rPr>
+        <w:t xml:space="preserve"> (a variable representing </w:t>
+      </w:r>
+      <w:r>
+        <w:rPr>
+          <w:rFonts w:ascii="Calibri" w:hAnsi="Calibri" w:cs="Calibri"/>
+          <w:sz w:val="24"/>
+          <w:szCs w:val="24"/>
+        </w:rPr>
+        <w:t>Run1_Time minus Run2_Time)</w:t>
+      </w:r>
+      <w:r>
+        <w:rPr>
+          <w:rFonts w:ascii="Calibri" w:hAnsi="Calibri" w:cs="Calibri"/>
+          <w:sz w:val="24"/>
+          <w:szCs w:val="24"/>
+        </w:rPr>
+        <w:t xml:space="preserve">. </w:t>
+      </w:r>
+    </w:p>
+    <w:p>
+      <w:pPr>
+        <w:rPr>
+          <w:rFonts w:ascii="Calibri" w:hAnsi="Calibri" w:cs="Calibri"/>
+          <w:color w:val="FF0000"/>
+          <w:sz w:val="24"/>
+          <w:szCs w:val="24"/>
+        </w:rPr>
+      </w:pPr>
+      <w:r>
+        <w:rPr>
+          <w:rFonts w:ascii="Calibri" w:hAnsi="Calibri" w:cs="Calibri"/>
+          <w:color w:val="FF0000"/>
+          <w:sz w:val="24"/>
+          <w:szCs w:val="24"/>
+        </w:rPr>
+        <w:t>Mean = -0.9003704</w:t>
+      </w:r>
+    </w:p>
+    <w:p>
+      <w:pPr>
+        <w:rPr>
+          <w:rFonts w:ascii="Calibri" w:hAnsi="Calibri" w:cs="Calibri"/>
+          <w:color w:val="FF0000"/>
+          <w:sz w:val="24"/>
+          <w:szCs w:val="24"/>
+        </w:rPr>
+      </w:pPr>
+      <w:r>
+        <w:rPr>
+          <w:rFonts w:ascii="Calibri" w:hAnsi="Calibri" w:cs="Calibri"/>
+          <w:color w:val="FF0000"/>
+          <w:sz w:val="24"/>
+          <w:szCs w:val="24"/>
+        </w:rPr>
+        <w:t>Standard deviation = 0.7064455</w:t>
+      </w:r>
+    </w:p>
+    <w:p>
+      <w:pPr>
+        <w:rPr>
+          <w:rFonts w:ascii="Calibri" w:hAnsi="Calibri" w:cs="Calibri"/>
           <w:sz w:val="24"/>
           <w:szCs w:val="24"/>
         </w:rPr>
@@ -311,77 +506,72 @@
           <w:sz w:val="24"/>
           <w:szCs w:val="24"/>
         </w:rPr>
-        <w:t>It is good practice to gain a better understanding of our data before performing analysis. It may be helpful to know the average difference in time for the two runs, as well as have an idea of the spread of our data. To do this, let’s f</w:t>
-      </w:r>
-      <w:r>
-        <w:rPr>
-          <w:rFonts w:ascii="Calibri" w:hAnsi="Calibri" w:cs="Calibri"/>
-          <w:sz w:val="24"/>
-          <w:szCs w:val="24"/>
-        </w:rPr>
-        <w:t xml:space="preserve">ind the mean and standard deviation of the difference between Run1_Time and Run2_Time. </w:t>
-      </w:r>
-    </w:p>
-    <w:p>
-      <w:pPr>
-        <w:rPr>
-          <w:rFonts w:ascii="Calibri" w:hAnsi="Calibri" w:cs="Calibri"/>
-          <w:color w:val="FF0000"/>
-          <w:sz w:val="24"/>
-          <w:szCs w:val="24"/>
-        </w:rPr>
-      </w:pPr>
-      <w:r>
-        <w:rPr>
-          <w:rFonts w:ascii="Calibri" w:hAnsi="Calibri" w:cs="Calibri"/>
-          <w:color w:val="FF0000"/>
-          <w:sz w:val="24"/>
-          <w:szCs w:val="24"/>
-        </w:rPr>
-        <w:t>Mean = -0.9003704</w:t>
-      </w:r>
-    </w:p>
-    <w:p>
-      <w:pPr>
-        <w:rPr>
-          <w:rFonts w:ascii="Calibri" w:hAnsi="Calibri" w:cs="Calibri"/>
-          <w:color w:val="FF0000"/>
-          <w:sz w:val="24"/>
-          <w:szCs w:val="24"/>
-        </w:rPr>
-      </w:pPr>
-      <w:r>
-        <w:rPr>
-          <w:rFonts w:ascii="Calibri" w:hAnsi="Calibri" w:cs="Calibri"/>
-          <w:color w:val="FF0000"/>
-          <w:sz w:val="24"/>
-          <w:szCs w:val="24"/>
-        </w:rPr>
-        <w:t>Standard deviation = 0.7064455</w:t>
-      </w:r>
-    </w:p>
-    <w:p>
-      <w:pPr>
-        <w:rPr>
-          <w:rFonts w:ascii="Calibri" w:hAnsi="Calibri" w:cs="Calibri"/>
-          <w:sz w:val="24"/>
-          <w:szCs w:val="24"/>
-        </w:rPr>
-      </w:pPr>
-    </w:p>
-    <w:p>
-      <w:pPr>
-        <w:pStyle w:val="ListParagraph"/>
-        <w:numPr>
-          <w:ilvl w:val="0"/>
-          <w:numId w:val="3"/>
-        </w:numPr>
-        <w:rPr>
-          <w:rFonts w:ascii="Calibri" w:hAnsi="Calibri" w:cs="Calibri"/>
-          <w:sz w:val="24"/>
-          <w:szCs w:val="24"/>
-        </w:rPr>
-      </w:pPr>
+        <w:t>Above, we saw that Run</w:t>
+      </w:r>
+      <w:r>
+        <w:rPr>
+          <w:rFonts w:ascii="Calibri" w:hAnsi="Calibri" w:cs="Calibri"/>
+          <w:sz w:val="24"/>
+          <w:szCs w:val="24"/>
+        </w:rPr>
+        <w:t>1</w:t>
+      </w:r>
+      <w:r>
+        <w:rPr>
+          <w:rFonts w:ascii="Calibri" w:hAnsi="Calibri" w:cs="Calibri"/>
+          <w:sz w:val="24"/>
+          <w:szCs w:val="24"/>
+        </w:rPr>
+        <w:t>_Time is on average faster than Run</w:t>
+      </w:r>
+      <w:r>
+        <w:rPr>
+          <w:rFonts w:ascii="Calibri" w:hAnsi="Calibri" w:cs="Calibri"/>
+          <w:sz w:val="24"/>
+          <w:szCs w:val="24"/>
+        </w:rPr>
+        <w:t>2</w:t>
+      </w:r>
+      <w:r>
+        <w:rPr>
+          <w:rFonts w:ascii="Calibri" w:hAnsi="Calibri" w:cs="Calibri"/>
+          <w:sz w:val="24"/>
+          <w:szCs w:val="24"/>
+        </w:rPr>
+        <w:t>_Time for this race, but we can p</w:t>
+      </w:r>
+      <w:r>
+        <w:rPr>
+          <w:rFonts w:ascii="Calibri" w:hAnsi="Calibri" w:cs="Calibri"/>
+          <w:sz w:val="24"/>
+          <w:szCs w:val="24"/>
+        </w:rPr>
+        <w:t xml:space="preserve">erform a </w:t>
+      </w:r>
+      <w:r>
+        <w:rPr>
+          <w:rFonts w:ascii="Calibri" w:hAnsi="Calibri" w:cs="Calibri"/>
+          <w:sz w:val="24"/>
+          <w:szCs w:val="24"/>
+        </w:rPr>
+        <w:t xml:space="preserve">hypothesis </w:t>
+      </w:r>
+      <w:r>
+        <w:rPr>
+          <w:rFonts w:ascii="Calibri" w:hAnsi="Calibri" w:cs="Calibri"/>
+          <w:sz w:val="24"/>
+          <w:szCs w:val="24"/>
+        </w:rPr>
+        <w:t>test for difference in means</w:t>
+      </w:r>
+      <w:r>
+        <w:rPr>
+          <w:rFonts w:ascii="Calibri" w:hAnsi="Calibri" w:cs="Calibri"/>
+          <w:sz w:val="24"/>
+          <w:szCs w:val="24"/>
+        </w:rPr>
+        <w:t xml:space="preserve"> to see whether it is </w:t>
+      </w:r>
       <w:r>
         <w:rPr>
           <w:rFonts w:ascii="Calibri" w:hAnsi="Calibri" w:cs="Calibri"/>
@@ -389,71 +579,7 @@
           <w:szCs w:val="24"/>
         </w:rPr>
         <w:lastRenderedPageBreak/>
-        <w:t>Above, we saw that Run</w:t>
-      </w:r>
-      <w:r>
-        <w:rPr>
-          <w:rFonts w:ascii="Calibri" w:hAnsi="Calibri" w:cs="Calibri"/>
-          <w:sz w:val="24"/>
-          <w:szCs w:val="24"/>
-        </w:rPr>
-        <w:t>1</w:t>
-      </w:r>
-      <w:r>
-        <w:rPr>
-          <w:rFonts w:ascii="Calibri" w:hAnsi="Calibri" w:cs="Calibri"/>
-          <w:sz w:val="24"/>
-          <w:szCs w:val="24"/>
-        </w:rPr>
-        <w:t>_Time is on average faster than Run</w:t>
-      </w:r>
-      <w:r>
-        <w:rPr>
-          <w:rFonts w:ascii="Calibri" w:hAnsi="Calibri" w:cs="Calibri"/>
-          <w:sz w:val="24"/>
-          <w:szCs w:val="24"/>
-        </w:rPr>
-        <w:t>2</w:t>
-      </w:r>
-      <w:r>
-        <w:rPr>
-          <w:rFonts w:ascii="Calibri" w:hAnsi="Calibri" w:cs="Calibri"/>
-          <w:sz w:val="24"/>
-          <w:szCs w:val="24"/>
-        </w:rPr>
-        <w:t>_Time for this race, but we can p</w:t>
-      </w:r>
-      <w:r>
-        <w:rPr>
-          <w:rFonts w:ascii="Calibri" w:hAnsi="Calibri" w:cs="Calibri"/>
-          <w:sz w:val="24"/>
-          <w:szCs w:val="24"/>
-        </w:rPr>
-        <w:t xml:space="preserve">erform a </w:t>
-      </w:r>
-      <w:r>
-        <w:rPr>
-          <w:rFonts w:ascii="Calibri" w:hAnsi="Calibri" w:cs="Calibri"/>
-          <w:sz w:val="24"/>
-          <w:szCs w:val="24"/>
-        </w:rPr>
-        <w:t xml:space="preserve">hypothesis </w:t>
-      </w:r>
-      <w:r>
-        <w:rPr>
-          <w:rFonts w:ascii="Calibri" w:hAnsi="Calibri" w:cs="Calibri"/>
-          <w:sz w:val="24"/>
-          <w:szCs w:val="24"/>
-        </w:rPr>
-        <w:t>test for difference in means</w:t>
-      </w:r>
-      <w:r>
-        <w:rPr>
-          <w:rFonts w:ascii="Calibri" w:hAnsi="Calibri" w:cs="Calibri"/>
-          <w:sz w:val="24"/>
-          <w:szCs w:val="24"/>
-        </w:rPr>
-        <w:t xml:space="preserve"> to see whether it is significantly faster</w:t>
+        <w:t>significantly faster</w:t>
       </w:r>
       <w:r>
         <w:rPr>
@@ -477,7 +603,25 @@
           <w:sz w:val="24"/>
           <w:szCs w:val="24"/>
         </w:rPr>
-        <w:t>tate hypotheses, test statistic, degrees of freedom, p-value, and an informative conclusion.</w:t>
+        <w:t xml:space="preserve">tate hypotheses, test </w:t>
+      </w:r>
+      <w:proofErr w:type="gramStart"/>
+      <w:r>
+        <w:rPr>
+          <w:rFonts w:ascii="Calibri" w:hAnsi="Calibri" w:cs="Calibri"/>
+          <w:sz w:val="24"/>
+          <w:szCs w:val="24"/>
+        </w:rPr>
+        <w:t>statistic</w:t>
+      </w:r>
+      <w:proofErr w:type="gramEnd"/>
+      <w:r>
+        <w:rPr>
+          <w:rFonts w:ascii="Calibri" w:hAnsi="Calibri" w:cs="Calibri"/>
+          <w:sz w:val="24"/>
+          <w:szCs w:val="24"/>
+        </w:rPr>
+        <w:t>, degrees of freedom, p-value, and an informative conclusion.</w:t>
       </w:r>
       <w:r>
         <w:rPr>
@@ -810,14 +954,25 @@
           <w:szCs w:val="24"/>
         </w:rPr>
       </w:pPr>
-      <w:r>
-        <w:rPr>
-          <w:rFonts w:ascii="Calibri" w:hAnsi="Calibri" w:cs="Calibri"/>
-          <w:color w:val="FF0000"/>
-          <w:sz w:val="24"/>
-          <w:szCs w:val="24"/>
-        </w:rPr>
-        <w:t>df = 26</w:t>
+      <w:proofErr w:type="spellStart"/>
+      <w:r>
+        <w:rPr>
+          <w:rFonts w:ascii="Calibri" w:hAnsi="Calibri" w:cs="Calibri"/>
+          <w:color w:val="FF0000"/>
+          <w:sz w:val="24"/>
+          <w:szCs w:val="24"/>
+        </w:rPr>
+        <w:t>df</w:t>
+      </w:r>
+      <w:proofErr w:type="spellEnd"/>
+      <w:r>
+        <w:rPr>
+          <w:rFonts w:ascii="Calibri" w:hAnsi="Calibri" w:cs="Calibri"/>
+          <w:color w:val="FF0000"/>
+          <w:sz w:val="24"/>
+          <w:szCs w:val="24"/>
+        </w:rPr>
+        <w:t xml:space="preserve"> = 26</w:t>
       </w:r>
     </w:p>
     <w:p>
@@ -1083,7 +1238,31 @@
           <w:sz w:val="24"/>
           <w:szCs w:val="24"/>
         </w:rPr>
-        <w:t xml:space="preserve">_Time. While we have come to this conclusion, we may want to understand the range of values that the true run time difference can take on for the entire population, not just this sample. </w:t>
+        <w:t xml:space="preserve">_Time. </w:t>
+      </w:r>
+      <w:r>
+        <w:rPr>
+          <w:rFonts w:ascii="Calibri" w:hAnsi="Calibri" w:cs="Calibri"/>
+          <w:sz w:val="24"/>
+          <w:szCs w:val="24"/>
+        </w:rPr>
+        <w:t xml:space="preserve">Suppose that this data is a sample from a wider population of elite racers. </w:t>
+      </w:r>
+      <w:r>
+        <w:rPr>
+          <w:rFonts w:ascii="Calibri" w:hAnsi="Calibri" w:cs="Calibri"/>
+          <w:sz w:val="24"/>
+          <w:szCs w:val="24"/>
+        </w:rPr>
+        <w:t xml:space="preserve">We </w:t>
+      </w:r>
+      <w:r>
+        <w:rPr>
+          <w:rFonts w:ascii="Calibri" w:hAnsi="Calibri" w:cs="Calibri"/>
+          <w:sz w:val="24"/>
+          <w:szCs w:val="24"/>
+        </w:rPr>
+        <w:t xml:space="preserve">may want to understand the range of values that the true run time difference can take on for the entire population, not just this sample. </w:t>
       </w:r>
       <w:r>
         <w:rPr>
@@ -1099,7 +1278,31 @@
           <w:sz w:val="24"/>
           <w:szCs w:val="24"/>
         </w:rPr>
-        <w:t xml:space="preserve"> and give an interpretation of this interval. (If computing by hand, use n = 27 as three racers DNF on Run 2).</w:t>
+        <w:t xml:space="preserve"> and give an interpretation of this interval. </w:t>
+      </w:r>
+      <w:r>
+        <w:rPr>
+          <w:rFonts w:ascii="Calibri" w:hAnsi="Calibri" w:cs="Calibri"/>
+          <w:sz w:val="24"/>
+          <w:szCs w:val="24"/>
+        </w:rPr>
+        <w:t>As a reminder, we are comparing the time to complete the runs</w:t>
+      </w:r>
+      <w:r>
+        <w:rPr>
+          <w:rFonts w:ascii="Calibri" w:hAnsi="Calibri" w:cs="Calibri"/>
+          <w:sz w:val="24"/>
+          <w:szCs w:val="24"/>
+        </w:rPr>
+        <w:t xml:space="preserve">. </w:t>
+      </w:r>
+      <w:r>
+        <w:rPr>
+          <w:rFonts w:ascii="Calibri" w:hAnsi="Calibri" w:cs="Calibri"/>
+          <w:sz w:val="24"/>
+          <w:szCs w:val="24"/>
+        </w:rPr>
+        <w:t>(If computing by hand, use n = 27 as three racers DNF on Run 2).</w:t>
       </w:r>
     </w:p>
     <w:p>
@@ -1570,6 +1773,1111 @@
           <w:szCs w:val="24"/>
         </w:rPr>
         <w:t>, leading to faster times on average</w:t>
+      </w:r>
+      <w:r>
+        <w:rPr>
+          <w:rFonts w:ascii="Calibri" w:eastAsiaTheme="minorEastAsia" w:hAnsi="Calibri" w:cs="Calibri"/>
+          <w:color w:val="FF0000"/>
+          <w:sz w:val="24"/>
+          <w:szCs w:val="24"/>
+        </w:rPr>
+        <w:t>.</w:t>
+      </w:r>
+    </w:p>
+    <w:p>
+      <w:pPr>
+        <w:rPr>
+          <w:rFonts w:ascii="Calibri" w:eastAsiaTheme="minorEastAsia" w:hAnsi="Calibri" w:cs="Calibri"/>
+          <w:color w:val="FF0000"/>
+          <w:sz w:val="24"/>
+          <w:szCs w:val="24"/>
+        </w:rPr>
+      </w:pPr>
+    </w:p>
+    <w:p>
+      <w:pPr>
+        <w:pStyle w:val="ListParagraph"/>
+        <w:numPr>
+          <w:ilvl w:val="0"/>
+          <w:numId w:val="3"/>
+        </w:numPr>
+        <w:rPr>
+          <w:rFonts w:ascii="Calibri" w:eastAsiaTheme="minorEastAsia" w:hAnsi="Calibri" w:cs="Calibri"/>
+          <w:sz w:val="24"/>
+          <w:szCs w:val="24"/>
+        </w:rPr>
+      </w:pPr>
+      <w:r>
+        <w:rPr>
+          <w:rFonts w:ascii="Calibri" w:eastAsiaTheme="minorEastAsia" w:hAnsi="Calibri" w:cs="Calibri"/>
+          <w:sz w:val="24"/>
+          <w:szCs w:val="24"/>
+        </w:rPr>
+        <w:t xml:space="preserve">Now, let’s </w:t>
+      </w:r>
+      <w:r>
+        <w:rPr>
+          <w:rFonts w:ascii="Calibri" w:eastAsiaTheme="minorEastAsia" w:hAnsi="Calibri" w:cs="Calibri"/>
+          <w:sz w:val="24"/>
+          <w:szCs w:val="24"/>
+        </w:rPr>
+        <w:t xml:space="preserve">compare our findings to </w:t>
+      </w:r>
+      <w:r>
+        <w:rPr>
+          <w:rFonts w:ascii="Calibri" w:eastAsiaTheme="minorEastAsia" w:hAnsi="Calibri" w:cs="Calibri"/>
+          <w:sz w:val="24"/>
+          <w:szCs w:val="24"/>
+        </w:rPr>
+        <w:t xml:space="preserve">another women’s world cup giant slalom race </w:t>
+      </w:r>
+      <w:r>
+        <w:rPr>
+          <w:rFonts w:ascii="Calibri" w:eastAsiaTheme="minorEastAsia" w:hAnsi="Calibri" w:cs="Calibri"/>
+          <w:sz w:val="24"/>
+          <w:szCs w:val="24"/>
+        </w:rPr>
+        <w:t xml:space="preserve">at Copper Mountain. </w:t>
+      </w:r>
+      <w:r>
+        <w:rPr>
+          <w:rFonts w:ascii="Calibri" w:eastAsiaTheme="minorEastAsia" w:hAnsi="Calibri" w:cs="Calibri"/>
+          <w:sz w:val="24"/>
+          <w:szCs w:val="24"/>
+        </w:rPr>
+        <w:t xml:space="preserve">Below are </w:t>
+      </w:r>
+      <w:r>
+        <w:rPr>
+          <w:rFonts w:ascii="Calibri" w:eastAsiaTheme="minorEastAsia" w:hAnsi="Calibri" w:cs="Calibri"/>
+          <w:sz w:val="24"/>
+          <w:szCs w:val="24"/>
+        </w:rPr>
+        <w:t>the results from a test for difference in mean run times.</w:t>
+      </w:r>
+      <w:r>
+        <w:rPr>
+          <w:rFonts w:ascii="Calibri" w:eastAsiaTheme="minorEastAsia" w:hAnsi="Calibri" w:cs="Calibri"/>
+          <w:sz w:val="24"/>
+          <w:szCs w:val="24"/>
+        </w:rPr>
+        <w:t xml:space="preserve"> </w:t>
+      </w:r>
+      <w:r>
+        <w:rPr>
+          <w:rFonts w:ascii="Calibri" w:eastAsiaTheme="minorEastAsia" w:hAnsi="Calibri" w:cs="Calibri"/>
+          <w:sz w:val="24"/>
+          <w:szCs w:val="24"/>
+        </w:rPr>
+        <w:t xml:space="preserve"> </w:t>
+      </w:r>
+      <w:r>
+        <w:rPr>
+          <w:rFonts w:ascii="Calibri" w:eastAsiaTheme="minorEastAsia" w:hAnsi="Calibri" w:cs="Calibri"/>
+          <w:sz w:val="24"/>
+          <w:szCs w:val="24"/>
+        </w:rPr>
+        <w:t>Interpret the results from the test</w:t>
+      </w:r>
+      <w:r>
+        <w:rPr>
+          <w:rFonts w:ascii="Calibri" w:eastAsiaTheme="minorEastAsia" w:hAnsi="Calibri" w:cs="Calibri"/>
+          <w:sz w:val="24"/>
+          <w:szCs w:val="24"/>
+        </w:rPr>
+        <w:t xml:space="preserve"> and the 95% CI</w:t>
+      </w:r>
+      <w:r>
+        <w:rPr>
+          <w:rFonts w:ascii="Calibri" w:eastAsiaTheme="minorEastAsia" w:hAnsi="Calibri" w:cs="Calibri"/>
+          <w:sz w:val="24"/>
+          <w:szCs w:val="24"/>
+        </w:rPr>
+        <w:t>.</w:t>
+      </w:r>
+      <w:r>
+        <w:rPr>
+          <w:rFonts w:ascii="Calibri" w:eastAsiaTheme="minorEastAsia" w:hAnsi="Calibri" w:cs="Calibri"/>
+          <w:sz w:val="24"/>
+          <w:szCs w:val="24"/>
+        </w:rPr>
+        <w:t xml:space="preserve"> What does this reveal about the di</w:t>
+      </w:r>
+      <w:r>
+        <w:rPr>
+          <w:rFonts w:ascii="Calibri" w:eastAsiaTheme="minorEastAsia" w:hAnsi="Calibri" w:cs="Calibri"/>
+          <w:sz w:val="24"/>
+          <w:szCs w:val="24"/>
+        </w:rPr>
+        <w:t>fferences between courses on the first and second run?</w:t>
+      </w:r>
+    </w:p>
+    <w:p>
+      <w:pPr>
+        <w:rPr>
+          <w:rFonts w:ascii="Calibri" w:eastAsiaTheme="minorEastAsia" w:hAnsi="Calibri" w:cs="Calibri"/>
+          <w:sz w:val="24"/>
+          <w:szCs w:val="24"/>
+        </w:rPr>
+      </w:pPr>
+      <w:r>
+        <w:rPr>
+          <w:rFonts w:ascii="Calibri" w:eastAsiaTheme="minorEastAsia" w:hAnsi="Calibri" w:cs="Calibri"/>
+          <w:sz w:val="24"/>
+          <w:szCs w:val="24"/>
+        </w:rPr>
+        <w:t>95 percent confidence interval: (-0.</w:t>
+      </w:r>
+      <w:proofErr w:type="gramStart"/>
+      <w:r>
+        <w:rPr>
+          <w:rFonts w:ascii="Calibri" w:eastAsiaTheme="minorEastAsia" w:hAnsi="Calibri" w:cs="Calibri"/>
+          <w:sz w:val="24"/>
+          <w:szCs w:val="24"/>
+        </w:rPr>
+        <w:t>1498536,  0.4091639</w:t>
+      </w:r>
+      <w:proofErr w:type="gramEnd"/>
+      <w:r>
+        <w:rPr>
+          <w:rFonts w:ascii="Calibri" w:eastAsiaTheme="minorEastAsia" w:hAnsi="Calibri" w:cs="Calibri"/>
+          <w:sz w:val="24"/>
+          <w:szCs w:val="24"/>
+        </w:rPr>
+        <w:t>)</w:t>
+      </w:r>
+    </w:p>
+    <w:p>
+      <w:pPr>
+        <w:rPr>
+          <w:rFonts w:ascii="Calibri" w:eastAsiaTheme="minorEastAsia" w:hAnsi="Calibri" w:cs="Calibri"/>
+          <w:sz w:val="24"/>
+          <w:szCs w:val="24"/>
+        </w:rPr>
+      </w:pPr>
+      <w:r>
+        <w:rPr>
+          <w:rFonts w:ascii="Calibri" w:eastAsiaTheme="minorEastAsia" w:hAnsi="Calibri" w:cs="Calibri"/>
+          <w:sz w:val="24"/>
+          <w:szCs w:val="24"/>
+        </w:rPr>
+        <w:t>M</w:t>
+      </w:r>
+      <w:r>
+        <w:rPr>
+          <w:rFonts w:ascii="Calibri" w:eastAsiaTheme="minorEastAsia" w:hAnsi="Calibri" w:cs="Calibri"/>
+          <w:sz w:val="24"/>
+          <w:szCs w:val="24"/>
+        </w:rPr>
+        <w:t xml:space="preserve">ean </w:t>
+      </w:r>
+      <w:r>
+        <w:rPr>
+          <w:rFonts w:ascii="Calibri" w:eastAsiaTheme="minorEastAsia" w:hAnsi="Calibri" w:cs="Calibri"/>
+          <w:sz w:val="24"/>
+          <w:szCs w:val="24"/>
+        </w:rPr>
+        <w:t>D</w:t>
+      </w:r>
+      <w:r>
+        <w:rPr>
+          <w:rFonts w:ascii="Calibri" w:eastAsiaTheme="minorEastAsia" w:hAnsi="Calibri" w:cs="Calibri"/>
+          <w:sz w:val="24"/>
+          <w:szCs w:val="24"/>
+        </w:rPr>
+        <w:t>ifference</w:t>
+      </w:r>
+      <w:r>
+        <w:rPr>
+          <w:rFonts w:ascii="Calibri" w:eastAsiaTheme="minorEastAsia" w:hAnsi="Calibri" w:cs="Calibri"/>
+          <w:sz w:val="24"/>
+          <w:szCs w:val="24"/>
+        </w:rPr>
+        <w:t xml:space="preserve"> =</w:t>
+      </w:r>
+      <w:r>
+        <w:rPr>
+          <w:rFonts w:ascii="Calibri" w:eastAsiaTheme="minorEastAsia" w:hAnsi="Calibri" w:cs="Calibri"/>
+          <w:sz w:val="24"/>
+          <w:szCs w:val="24"/>
+        </w:rPr>
+        <w:t xml:space="preserve"> 0.1296552</w:t>
+      </w:r>
+    </w:p>
+    <w:p>
+      <w:pPr>
+        <w:rPr>
+          <w:rFonts w:ascii="Calibri" w:eastAsiaTheme="minorEastAsia" w:hAnsi="Calibri" w:cs="Calibri"/>
+          <w:sz w:val="24"/>
+          <w:szCs w:val="24"/>
+        </w:rPr>
+      </w:pPr>
+      <w:r>
+        <w:rPr>
+          <w:rFonts w:ascii="Calibri" w:eastAsiaTheme="minorEastAsia" w:hAnsi="Calibri" w:cs="Calibri"/>
+          <w:sz w:val="24"/>
+          <w:szCs w:val="24"/>
+        </w:rPr>
+        <w:t xml:space="preserve">t = 0.95019, </w:t>
+      </w:r>
+      <w:proofErr w:type="spellStart"/>
+      <w:r>
+        <w:rPr>
+          <w:rFonts w:ascii="Calibri" w:eastAsiaTheme="minorEastAsia" w:hAnsi="Calibri" w:cs="Calibri"/>
+          <w:sz w:val="24"/>
+          <w:szCs w:val="24"/>
+        </w:rPr>
+        <w:t>df</w:t>
+      </w:r>
+      <w:proofErr w:type="spellEnd"/>
+      <w:r>
+        <w:rPr>
+          <w:rFonts w:ascii="Calibri" w:eastAsiaTheme="minorEastAsia" w:hAnsi="Calibri" w:cs="Calibri"/>
+          <w:sz w:val="24"/>
+          <w:szCs w:val="24"/>
+        </w:rPr>
+        <w:t xml:space="preserve"> = 28, p-value = 0.3501</w:t>
+      </w:r>
+    </w:p>
+    <w:p>
+      <w:pPr>
+        <w:rPr>
+          <w:rFonts w:ascii="Calibri" w:eastAsiaTheme="minorEastAsia" w:hAnsi="Calibri" w:cs="Calibri"/>
+          <w:sz w:val="24"/>
+          <w:szCs w:val="24"/>
+        </w:rPr>
+      </w:pPr>
+    </w:p>
+    <w:p>
+      <w:pPr>
+        <w:rPr>
+          <w:rFonts w:ascii="Calibri" w:eastAsiaTheme="minorEastAsia" w:hAnsi="Calibri" w:cs="Calibri"/>
+          <w:color w:val="FF0000"/>
+          <w:sz w:val="24"/>
+          <w:szCs w:val="24"/>
+        </w:rPr>
+      </w:pPr>
+      <w:r>
+        <w:rPr>
+          <w:rFonts w:ascii="Calibri" w:eastAsiaTheme="minorEastAsia" w:hAnsi="Calibri" w:cs="Calibri"/>
+          <w:color w:val="EE0000"/>
+          <w:sz w:val="24"/>
+          <w:szCs w:val="24"/>
+        </w:rPr>
+        <w:t xml:space="preserve">Interpretation of </w:t>
+      </w:r>
+      <w:r>
+        <w:rPr>
+          <w:rFonts w:ascii="Calibri" w:eastAsiaTheme="minorEastAsia" w:hAnsi="Calibri" w:cs="Calibri"/>
+          <w:color w:val="EE0000"/>
+          <w:sz w:val="24"/>
+          <w:szCs w:val="24"/>
+        </w:rPr>
+        <w:t xml:space="preserve">test: </w:t>
+      </w:r>
+      <w:r>
+        <w:rPr>
+          <w:rFonts w:ascii="Calibri" w:eastAsiaTheme="minorEastAsia" w:hAnsi="Calibri" w:cs="Calibri"/>
+          <w:color w:val="FF0000"/>
+          <w:sz w:val="24"/>
+          <w:szCs w:val="24"/>
+        </w:rPr>
+        <w:t xml:space="preserve">We </w:t>
+      </w:r>
+      <w:r>
+        <w:rPr>
+          <w:rFonts w:ascii="Calibri" w:eastAsiaTheme="minorEastAsia" w:hAnsi="Calibri" w:cs="Calibri"/>
+          <w:color w:val="FF0000"/>
+          <w:sz w:val="24"/>
+          <w:szCs w:val="24"/>
+        </w:rPr>
+        <w:t xml:space="preserve">do not </w:t>
+      </w:r>
+      <w:r>
+        <w:rPr>
+          <w:rFonts w:ascii="Calibri" w:eastAsiaTheme="minorEastAsia" w:hAnsi="Calibri" w:cs="Calibri"/>
+          <w:color w:val="FF0000"/>
+          <w:sz w:val="24"/>
+          <w:szCs w:val="24"/>
+        </w:rPr>
+        <w:t>have convincing evidence to show that the</w:t>
+      </w:r>
+      <w:r>
+        <w:rPr>
+          <w:rFonts w:ascii="Calibri" w:eastAsiaTheme="minorEastAsia" w:hAnsi="Calibri" w:cs="Calibri"/>
+          <w:color w:val="FF0000"/>
+          <w:sz w:val="24"/>
+          <w:szCs w:val="24"/>
+        </w:rPr>
+        <w:t xml:space="preserve"> average</w:t>
+      </w:r>
+      <w:r>
+        <w:rPr>
+          <w:rFonts w:ascii="Calibri" w:eastAsiaTheme="minorEastAsia" w:hAnsi="Calibri" w:cs="Calibri"/>
+          <w:color w:val="FF0000"/>
+          <w:sz w:val="24"/>
+          <w:szCs w:val="24"/>
+        </w:rPr>
+        <w:t xml:space="preserve"> run time for Run </w:t>
+      </w:r>
+      <w:r>
+        <w:rPr>
+          <w:rFonts w:ascii="Calibri" w:eastAsiaTheme="minorEastAsia" w:hAnsi="Calibri" w:cs="Calibri"/>
+          <w:color w:val="FF0000"/>
+          <w:sz w:val="24"/>
+          <w:szCs w:val="24"/>
+        </w:rPr>
+        <w:t>1</w:t>
+      </w:r>
+      <w:r>
+        <w:rPr>
+          <w:rFonts w:ascii="Calibri" w:eastAsiaTheme="minorEastAsia" w:hAnsi="Calibri" w:cs="Calibri"/>
+          <w:color w:val="FF0000"/>
+          <w:sz w:val="24"/>
+          <w:szCs w:val="24"/>
+        </w:rPr>
+        <w:t xml:space="preserve"> is significantly faster than the </w:t>
+      </w:r>
+      <w:r>
+        <w:rPr>
+          <w:rFonts w:ascii="Calibri" w:eastAsiaTheme="minorEastAsia" w:hAnsi="Calibri" w:cs="Calibri"/>
+          <w:color w:val="FF0000"/>
+          <w:sz w:val="24"/>
+          <w:szCs w:val="24"/>
+        </w:rPr>
+        <w:t>average</w:t>
+      </w:r>
+      <w:r>
+        <w:rPr>
+          <w:rFonts w:ascii="Calibri" w:eastAsiaTheme="minorEastAsia" w:hAnsi="Calibri" w:cs="Calibri"/>
+          <w:color w:val="FF0000"/>
+          <w:sz w:val="24"/>
+          <w:szCs w:val="24"/>
+        </w:rPr>
+        <w:t xml:space="preserve"> run time for Run </w:t>
+      </w:r>
+      <w:r>
+        <w:rPr>
+          <w:rFonts w:ascii="Calibri" w:eastAsiaTheme="minorEastAsia" w:hAnsi="Calibri" w:cs="Calibri"/>
+          <w:color w:val="FF0000"/>
+          <w:sz w:val="24"/>
+          <w:szCs w:val="24"/>
+        </w:rPr>
+        <w:t>2</w:t>
+      </w:r>
+      <w:r>
+        <w:rPr>
+          <w:rFonts w:ascii="Calibri" w:eastAsiaTheme="minorEastAsia" w:hAnsi="Calibri" w:cs="Calibri"/>
+          <w:color w:val="FF0000"/>
+          <w:sz w:val="24"/>
+          <w:szCs w:val="24"/>
+        </w:rPr>
+        <w:t xml:space="preserve"> (p-value = 0.3501)</w:t>
+      </w:r>
+      <w:r>
+        <w:rPr>
+          <w:rFonts w:ascii="Calibri" w:eastAsiaTheme="minorEastAsia" w:hAnsi="Calibri" w:cs="Calibri"/>
+          <w:color w:val="FF0000"/>
+          <w:sz w:val="24"/>
+          <w:szCs w:val="24"/>
+        </w:rPr>
+        <w:t>.</w:t>
+      </w:r>
+    </w:p>
+    <w:p>
+      <w:pPr>
+        <w:rPr>
+          <w:rFonts w:ascii="Calibri" w:eastAsiaTheme="minorEastAsia" w:hAnsi="Calibri" w:cs="Calibri"/>
+          <w:color w:val="FF0000"/>
+          <w:sz w:val="24"/>
+          <w:szCs w:val="24"/>
+        </w:rPr>
+      </w:pPr>
+    </w:p>
+    <w:p>
+      <w:pPr>
+        <w:rPr>
+          <w:rFonts w:ascii="Calibri" w:hAnsi="Calibri" w:cs="Calibri"/>
+          <w:color w:val="FF0000"/>
+          <w:sz w:val="24"/>
+          <w:szCs w:val="24"/>
+        </w:rPr>
+      </w:pPr>
+      <w:r>
+        <w:rPr>
+          <w:rFonts w:ascii="Calibri" w:hAnsi="Calibri" w:cs="Calibri"/>
+          <w:color w:val="FF0000"/>
+          <w:sz w:val="24"/>
+          <w:szCs w:val="24"/>
+        </w:rPr>
+        <w:t xml:space="preserve">Interpretation of 95% CI: </w:t>
+      </w:r>
+      <w:r>
+        <w:rPr>
+          <w:rFonts w:ascii="Calibri" w:hAnsi="Calibri" w:cs="Calibri"/>
+          <w:color w:val="FF0000"/>
+          <w:sz w:val="24"/>
+          <w:szCs w:val="24"/>
+        </w:rPr>
+        <w:t xml:space="preserve">We are 95% confident that the run time for Run </w:t>
+      </w:r>
+      <w:r>
+        <w:rPr>
+          <w:rFonts w:ascii="Calibri" w:hAnsi="Calibri" w:cs="Calibri"/>
+          <w:color w:val="FF0000"/>
+          <w:sz w:val="24"/>
+          <w:szCs w:val="24"/>
+        </w:rPr>
+        <w:t>1</w:t>
+      </w:r>
+      <w:r>
+        <w:rPr>
+          <w:rFonts w:ascii="Calibri" w:hAnsi="Calibri" w:cs="Calibri"/>
+          <w:color w:val="FF0000"/>
+          <w:sz w:val="24"/>
+          <w:szCs w:val="24"/>
+        </w:rPr>
+        <w:t xml:space="preserve"> is somewhere between </w:t>
+      </w:r>
+      <w:r>
+        <w:rPr>
+          <w:rFonts w:ascii="Calibri" w:hAnsi="Calibri" w:cs="Calibri"/>
+          <w:color w:val="FF0000"/>
+          <w:sz w:val="24"/>
+          <w:szCs w:val="24"/>
+        </w:rPr>
+        <w:t>0.15 seconds faster and</w:t>
+      </w:r>
+      <w:r>
+        <w:rPr>
+          <w:rFonts w:ascii="Calibri" w:hAnsi="Calibri" w:cs="Calibri"/>
+          <w:color w:val="FF0000"/>
+          <w:sz w:val="24"/>
+          <w:szCs w:val="24"/>
+        </w:rPr>
+        <w:t xml:space="preserve"> </w:t>
+      </w:r>
+      <w:r>
+        <w:rPr>
+          <w:rFonts w:ascii="Calibri" w:hAnsi="Calibri" w:cs="Calibri"/>
+          <w:color w:val="FF0000"/>
+          <w:sz w:val="24"/>
+          <w:szCs w:val="24"/>
+        </w:rPr>
+        <w:t>0.41 seconds slower</w:t>
+      </w:r>
+      <w:r>
+        <w:rPr>
+          <w:rFonts w:ascii="Calibri" w:hAnsi="Calibri" w:cs="Calibri"/>
+          <w:color w:val="FF0000"/>
+          <w:sz w:val="24"/>
+          <w:szCs w:val="24"/>
+        </w:rPr>
+        <w:t xml:space="preserve"> than the run time for Run </w:t>
+      </w:r>
+      <w:r>
+        <w:rPr>
+          <w:rFonts w:ascii="Calibri" w:hAnsi="Calibri" w:cs="Calibri"/>
+          <w:color w:val="FF0000"/>
+          <w:sz w:val="24"/>
+          <w:szCs w:val="24"/>
+        </w:rPr>
+        <w:t>2</w:t>
+      </w:r>
+      <w:r>
+        <w:rPr>
+          <w:rFonts w:ascii="Calibri" w:hAnsi="Calibri" w:cs="Calibri"/>
+          <w:color w:val="FF0000"/>
+          <w:sz w:val="24"/>
+          <w:szCs w:val="24"/>
+        </w:rPr>
+        <w:t>.</w:t>
+      </w:r>
+    </w:p>
+    <w:p>
+      <w:pPr>
+        <w:rPr>
+          <w:rFonts w:ascii="Calibri" w:hAnsi="Calibri" w:cs="Calibri"/>
+          <w:color w:val="FF0000"/>
+          <w:sz w:val="24"/>
+          <w:szCs w:val="24"/>
+        </w:rPr>
+      </w:pPr>
+    </w:p>
+    <w:p>
+      <w:pPr>
+        <w:rPr>
+          <w:rFonts w:ascii="Calibri" w:hAnsi="Calibri" w:cs="Calibri"/>
+          <w:color w:val="FF0000"/>
+          <w:sz w:val="24"/>
+          <w:szCs w:val="24"/>
+        </w:rPr>
+      </w:pPr>
+      <w:r>
+        <w:rPr>
+          <w:rFonts w:ascii="Calibri" w:hAnsi="Calibri" w:cs="Calibri"/>
+          <w:color w:val="FF0000"/>
+          <w:sz w:val="24"/>
+          <w:szCs w:val="24"/>
+        </w:rPr>
+        <w:t>These findings reveal that the</w:t>
+      </w:r>
+      <w:r>
+        <w:rPr>
+          <w:rFonts w:ascii="Calibri" w:hAnsi="Calibri" w:cs="Calibri"/>
+          <w:color w:val="FF0000"/>
+          <w:sz w:val="24"/>
+          <w:szCs w:val="24"/>
+        </w:rPr>
+        <w:t xml:space="preserve">re </w:t>
+      </w:r>
+      <w:r>
+        <w:rPr>
+          <w:rFonts w:ascii="Calibri" w:hAnsi="Calibri" w:cs="Calibri"/>
+          <w:color w:val="FF0000"/>
+          <w:sz w:val="24"/>
+          <w:szCs w:val="24"/>
+        </w:rPr>
+        <w:t>was</w:t>
+      </w:r>
+      <w:r>
+        <w:rPr>
+          <w:rFonts w:ascii="Calibri" w:hAnsi="Calibri" w:cs="Calibri"/>
+          <w:color w:val="FF0000"/>
+          <w:sz w:val="24"/>
+          <w:szCs w:val="24"/>
+        </w:rPr>
+        <w:t xml:space="preserve"> likely little difference in the </w:t>
+      </w:r>
+      <w:r>
+        <w:rPr>
+          <w:rFonts w:ascii="Calibri" w:hAnsi="Calibri" w:cs="Calibri"/>
+          <w:color w:val="FF0000"/>
+          <w:sz w:val="24"/>
+          <w:szCs w:val="24"/>
+        </w:rPr>
+        <w:t>“</w:t>
+      </w:r>
+      <w:proofErr w:type="spellStart"/>
+      <w:r>
+        <w:rPr>
+          <w:rFonts w:ascii="Calibri" w:hAnsi="Calibri" w:cs="Calibri"/>
+          <w:color w:val="FF0000"/>
+          <w:sz w:val="24"/>
+          <w:szCs w:val="24"/>
+        </w:rPr>
+        <w:t>turniness</w:t>
+      </w:r>
+      <w:proofErr w:type="spellEnd"/>
+      <w:r>
+        <w:rPr>
+          <w:rFonts w:ascii="Calibri" w:hAnsi="Calibri" w:cs="Calibri"/>
+          <w:color w:val="FF0000"/>
+          <w:sz w:val="24"/>
+          <w:szCs w:val="24"/>
+        </w:rPr>
+        <w:t>” of the courses, the visibility, the snow conditions, etc. between the first and second runs.</w:t>
+      </w:r>
+    </w:p>
+    <w:p>
+      <w:pPr>
+        <w:rPr>
+          <w:rFonts w:ascii="Calibri" w:eastAsiaTheme="minorEastAsia" w:hAnsi="Calibri" w:cs="Calibri"/>
+          <w:sz w:val="24"/>
+          <w:szCs w:val="24"/>
+        </w:rPr>
+      </w:pPr>
+    </w:p>
+    <w:p>
+      <w:pPr>
+        <w:pStyle w:val="ListParagraph"/>
+        <w:numPr>
+          <w:ilvl w:val="0"/>
+          <w:numId w:val="3"/>
+        </w:numPr>
+        <w:rPr>
+          <w:rFonts w:ascii="Calibri" w:eastAsiaTheme="minorEastAsia" w:hAnsi="Calibri" w:cs="Calibri"/>
+          <w:sz w:val="24"/>
+          <w:szCs w:val="24"/>
+        </w:rPr>
+      </w:pPr>
+      <w:r>
+        <w:rPr>
+          <w:rFonts w:ascii="Calibri" w:eastAsiaTheme="minorEastAsia" w:hAnsi="Calibri" w:cs="Calibri"/>
+          <w:sz w:val="24"/>
+          <w:szCs w:val="24"/>
+        </w:rPr>
+        <w:t xml:space="preserve">After comparing the findings </w:t>
+      </w:r>
+      <w:r>
+        <w:rPr>
+          <w:rFonts w:ascii="Calibri" w:eastAsiaTheme="minorEastAsia" w:hAnsi="Calibri" w:cs="Calibri"/>
+          <w:sz w:val="24"/>
+          <w:szCs w:val="24"/>
+        </w:rPr>
+        <w:t>from</w:t>
+      </w:r>
+      <w:r>
+        <w:rPr>
+          <w:rFonts w:ascii="Calibri" w:eastAsiaTheme="minorEastAsia" w:hAnsi="Calibri" w:cs="Calibri"/>
+          <w:sz w:val="24"/>
+          <w:szCs w:val="24"/>
+        </w:rPr>
+        <w:t xml:space="preserve"> these two races, </w:t>
+      </w:r>
+      <w:r>
+        <w:rPr>
+          <w:rFonts w:ascii="Calibri" w:eastAsiaTheme="minorEastAsia" w:hAnsi="Calibri" w:cs="Calibri"/>
+          <w:sz w:val="24"/>
+          <w:szCs w:val="24"/>
+        </w:rPr>
+        <w:t>d</w:t>
+      </w:r>
+      <w:r>
+        <w:rPr>
+          <w:rFonts w:ascii="Calibri" w:eastAsiaTheme="minorEastAsia" w:hAnsi="Calibri" w:cs="Calibri"/>
+          <w:sz w:val="24"/>
+          <w:szCs w:val="24"/>
+        </w:rPr>
+        <w:t>o you think that you</w:t>
+      </w:r>
+      <w:r>
+        <w:rPr>
+          <w:rFonts w:ascii="Calibri" w:eastAsiaTheme="minorEastAsia" w:hAnsi="Calibri" w:cs="Calibri"/>
+          <w:sz w:val="24"/>
+          <w:szCs w:val="24"/>
+        </w:rPr>
+        <w:t xml:space="preserve">r findings </w:t>
+      </w:r>
+      <w:r>
+        <w:rPr>
+          <w:rFonts w:ascii="Calibri" w:eastAsiaTheme="minorEastAsia" w:hAnsi="Calibri" w:cs="Calibri"/>
+          <w:sz w:val="24"/>
+          <w:szCs w:val="24"/>
+        </w:rPr>
+        <w:t xml:space="preserve">about the differences in </w:t>
+      </w:r>
+      <w:proofErr w:type="gramStart"/>
+      <w:r>
+        <w:rPr>
+          <w:rFonts w:ascii="Calibri" w:eastAsiaTheme="minorEastAsia" w:hAnsi="Calibri" w:cs="Calibri"/>
+          <w:sz w:val="24"/>
+          <w:szCs w:val="24"/>
+        </w:rPr>
+        <w:t>run</w:t>
+      </w:r>
+      <w:proofErr w:type="gramEnd"/>
+      <w:r>
+        <w:rPr>
+          <w:rFonts w:ascii="Calibri" w:eastAsiaTheme="minorEastAsia" w:hAnsi="Calibri" w:cs="Calibri"/>
+          <w:sz w:val="24"/>
+          <w:szCs w:val="24"/>
+        </w:rPr>
+        <w:t xml:space="preserve"> times</w:t>
+      </w:r>
+      <w:r>
+        <w:rPr>
+          <w:rFonts w:ascii="Calibri" w:eastAsiaTheme="minorEastAsia" w:hAnsi="Calibri" w:cs="Calibri"/>
+          <w:sz w:val="24"/>
+          <w:szCs w:val="24"/>
+        </w:rPr>
+        <w:t xml:space="preserve"> at Mont-Tremblant </w:t>
+      </w:r>
+      <w:r>
+        <w:rPr>
+          <w:rFonts w:ascii="Calibri" w:eastAsiaTheme="minorEastAsia" w:hAnsi="Calibri" w:cs="Calibri"/>
+          <w:sz w:val="24"/>
+          <w:szCs w:val="24"/>
+        </w:rPr>
+        <w:t>c</w:t>
+      </w:r>
+      <w:r>
+        <w:rPr>
+          <w:rFonts w:ascii="Calibri" w:eastAsiaTheme="minorEastAsia" w:hAnsi="Calibri" w:cs="Calibri"/>
+          <w:sz w:val="24"/>
+          <w:szCs w:val="24"/>
+        </w:rPr>
+        <w:t>ould</w:t>
+      </w:r>
+      <w:r>
+        <w:rPr>
+          <w:rFonts w:ascii="Calibri" w:eastAsiaTheme="minorEastAsia" w:hAnsi="Calibri" w:cs="Calibri"/>
+          <w:sz w:val="24"/>
+          <w:szCs w:val="24"/>
+        </w:rPr>
+        <w:t xml:space="preserve"> be applied to other World Cup GS races?</w:t>
+      </w:r>
+      <w:r>
+        <w:rPr>
+          <w:rFonts w:ascii="Calibri" w:eastAsiaTheme="minorEastAsia" w:hAnsi="Calibri" w:cs="Calibri"/>
+          <w:sz w:val="24"/>
+          <w:szCs w:val="24"/>
+        </w:rPr>
+        <w:t xml:space="preserve"> Discuss the limitations of this analysis.</w:t>
+      </w:r>
+    </w:p>
+    <w:p>
+      <w:pPr>
+        <w:rPr>
+          <w:rFonts w:ascii="Calibri" w:eastAsiaTheme="minorEastAsia" w:hAnsi="Calibri" w:cs="Calibri"/>
+          <w:color w:val="EE0000"/>
+          <w:sz w:val="24"/>
+          <w:szCs w:val="24"/>
+        </w:rPr>
+      </w:pPr>
+      <w:r>
+        <w:rPr>
+          <w:rFonts w:ascii="Calibri" w:eastAsiaTheme="minorEastAsia" w:hAnsi="Calibri" w:cs="Calibri"/>
+          <w:color w:val="EE0000"/>
+          <w:sz w:val="24"/>
+          <w:szCs w:val="24"/>
+        </w:rPr>
+        <w:t xml:space="preserve">Answers will vary. </w:t>
+      </w:r>
+    </w:p>
+    <w:p>
+      <w:pPr>
+        <w:rPr>
+          <w:rFonts w:ascii="Calibri" w:eastAsiaTheme="minorEastAsia" w:hAnsi="Calibri" w:cs="Calibri"/>
+          <w:color w:val="EE0000"/>
+          <w:sz w:val="24"/>
+          <w:szCs w:val="24"/>
+        </w:rPr>
+      </w:pPr>
+      <w:r>
+        <w:rPr>
+          <w:rFonts w:ascii="Calibri" w:eastAsiaTheme="minorEastAsia" w:hAnsi="Calibri" w:cs="Calibri"/>
+          <w:color w:val="EE0000"/>
+          <w:sz w:val="24"/>
+          <w:szCs w:val="24"/>
+        </w:rPr>
+        <w:t>Students should discuss how findings are not consistent across the two races</w:t>
+      </w:r>
+      <w:r>
+        <w:rPr>
+          <w:rFonts w:ascii="Calibri" w:eastAsiaTheme="minorEastAsia" w:hAnsi="Calibri" w:cs="Calibri"/>
+          <w:color w:val="EE0000"/>
+          <w:sz w:val="24"/>
+          <w:szCs w:val="24"/>
+        </w:rPr>
+        <w:t xml:space="preserve"> (</w:t>
+      </w:r>
+      <w:r>
+        <w:rPr>
+          <w:rFonts w:ascii="Calibri" w:eastAsiaTheme="minorEastAsia" w:hAnsi="Calibri" w:cs="Calibri"/>
+          <w:color w:val="EE0000"/>
+          <w:sz w:val="24"/>
+          <w:szCs w:val="24"/>
+        </w:rPr>
+        <w:t xml:space="preserve">Run 1 was significantly faster than run 2 at Mont Tremblant, but there was no significant difference between runs at </w:t>
+      </w:r>
+      <w:proofErr w:type="gramStart"/>
+      <w:r>
+        <w:rPr>
+          <w:rFonts w:ascii="Calibri" w:eastAsiaTheme="minorEastAsia" w:hAnsi="Calibri" w:cs="Calibri"/>
+          <w:color w:val="EE0000"/>
+          <w:sz w:val="24"/>
+          <w:szCs w:val="24"/>
+        </w:rPr>
+        <w:t>Copper</w:t>
+      </w:r>
+      <w:proofErr w:type="gramEnd"/>
+      <w:r>
+        <w:rPr>
+          <w:rFonts w:ascii="Calibri" w:eastAsiaTheme="minorEastAsia" w:hAnsi="Calibri" w:cs="Calibri"/>
+          <w:color w:val="EE0000"/>
+          <w:sz w:val="24"/>
+          <w:szCs w:val="24"/>
+        </w:rPr>
+        <w:t>)</w:t>
+      </w:r>
+      <w:r>
+        <w:rPr>
+          <w:rFonts w:ascii="Calibri" w:eastAsiaTheme="minorEastAsia" w:hAnsi="Calibri" w:cs="Calibri"/>
+          <w:color w:val="EE0000"/>
+          <w:sz w:val="24"/>
+          <w:szCs w:val="24"/>
+        </w:rPr>
+        <w:t>.</w:t>
+      </w:r>
+      <w:r>
+        <w:rPr>
+          <w:rFonts w:ascii="Calibri" w:eastAsiaTheme="minorEastAsia" w:hAnsi="Calibri" w:cs="Calibri"/>
+          <w:color w:val="EE0000"/>
+          <w:sz w:val="24"/>
+          <w:szCs w:val="24"/>
+        </w:rPr>
+        <w:t xml:space="preserve"> </w:t>
+      </w:r>
+      <w:r>
+        <w:rPr>
+          <w:rFonts w:ascii="Calibri" w:eastAsiaTheme="minorEastAsia" w:hAnsi="Calibri" w:cs="Calibri"/>
+          <w:color w:val="EE0000"/>
+          <w:sz w:val="24"/>
+          <w:szCs w:val="24"/>
+        </w:rPr>
+        <w:t xml:space="preserve">This </w:t>
+      </w:r>
+      <w:r>
+        <w:rPr>
+          <w:rFonts w:ascii="Calibri" w:eastAsiaTheme="minorEastAsia" w:hAnsi="Calibri" w:cs="Calibri"/>
+          <w:color w:val="EE0000"/>
+          <w:sz w:val="24"/>
+          <w:szCs w:val="24"/>
+        </w:rPr>
+        <w:t>fact should highlight how the findings from th</w:t>
+      </w:r>
+      <w:r>
+        <w:rPr>
+          <w:rFonts w:ascii="Calibri" w:eastAsiaTheme="minorEastAsia" w:hAnsi="Calibri" w:cs="Calibri"/>
+          <w:color w:val="EE0000"/>
+          <w:sz w:val="24"/>
+          <w:szCs w:val="24"/>
+        </w:rPr>
+        <w:t xml:space="preserve">is analysis using data from Mont Tremblant </w:t>
+      </w:r>
+      <w:r>
+        <w:rPr>
+          <w:rFonts w:ascii="Calibri" w:eastAsiaTheme="minorEastAsia" w:hAnsi="Calibri" w:cs="Calibri"/>
+          <w:color w:val="EE0000"/>
+          <w:sz w:val="24"/>
+          <w:szCs w:val="24"/>
+        </w:rPr>
+        <w:t>cannot be applied to additional World Cup GS races</w:t>
+      </w:r>
+      <w:r>
+        <w:rPr>
+          <w:rFonts w:ascii="Calibri" w:eastAsiaTheme="minorEastAsia" w:hAnsi="Calibri" w:cs="Calibri"/>
+          <w:color w:val="EE0000"/>
+          <w:sz w:val="24"/>
+          <w:szCs w:val="24"/>
+        </w:rPr>
+        <w:t xml:space="preserve"> and the caution that should be taken when extrapolating findings toward a broader population.</w:t>
+      </w:r>
+    </w:p>
+    <w:p>
+      <w:pPr>
+        <w:pStyle w:val="ListParagraph"/>
+        <w:numPr>
+          <w:ilvl w:val="0"/>
+          <w:numId w:val="3"/>
+        </w:numPr>
+        <w:rPr>
+          <w:rFonts w:ascii="Calibri" w:eastAsiaTheme="minorEastAsia" w:hAnsi="Calibri" w:cs="Calibri"/>
+          <w:sz w:val="24"/>
+          <w:szCs w:val="24"/>
+        </w:rPr>
+      </w:pPr>
+      <w:r>
+        <w:rPr>
+          <w:rFonts w:ascii="Calibri" w:eastAsiaTheme="minorEastAsia" w:hAnsi="Calibri" w:cs="Calibri"/>
+          <w:sz w:val="24"/>
+          <w:szCs w:val="24"/>
+        </w:rPr>
+        <w:lastRenderedPageBreak/>
+        <w:t xml:space="preserve">Let’s suppose that race officials would like </w:t>
+      </w:r>
+      <w:r>
+        <w:rPr>
+          <w:rFonts w:ascii="Calibri" w:eastAsiaTheme="minorEastAsia" w:hAnsi="Calibri" w:cs="Calibri"/>
+          <w:sz w:val="24"/>
+          <w:szCs w:val="24"/>
+        </w:rPr>
+        <w:t>the difficulty of the two courses</w:t>
+      </w:r>
+      <w:r>
+        <w:rPr>
+          <w:rFonts w:ascii="Calibri" w:eastAsiaTheme="minorEastAsia" w:hAnsi="Calibri" w:cs="Calibri"/>
+          <w:sz w:val="24"/>
+          <w:szCs w:val="24"/>
+        </w:rPr>
+        <w:t xml:space="preserve"> </w:t>
+      </w:r>
+      <w:proofErr w:type="gramStart"/>
+      <w:r>
+        <w:rPr>
+          <w:rFonts w:ascii="Calibri" w:eastAsiaTheme="minorEastAsia" w:hAnsi="Calibri" w:cs="Calibri"/>
+          <w:sz w:val="24"/>
+          <w:szCs w:val="24"/>
+        </w:rPr>
+        <w:t>in a given</w:t>
+      </w:r>
+      <w:proofErr w:type="gramEnd"/>
+      <w:r>
+        <w:rPr>
+          <w:rFonts w:ascii="Calibri" w:eastAsiaTheme="minorEastAsia" w:hAnsi="Calibri" w:cs="Calibri"/>
+          <w:sz w:val="24"/>
+          <w:szCs w:val="24"/>
+        </w:rPr>
+        <w:t xml:space="preserve"> race</w:t>
+      </w:r>
+      <w:r>
+        <w:rPr>
+          <w:rFonts w:ascii="Calibri" w:eastAsiaTheme="minorEastAsia" w:hAnsi="Calibri" w:cs="Calibri"/>
+          <w:sz w:val="24"/>
+          <w:szCs w:val="24"/>
+        </w:rPr>
+        <w:t xml:space="preserve"> to be roughly the same. </w:t>
+      </w:r>
+      <w:r>
+        <w:rPr>
+          <w:rFonts w:ascii="Calibri" w:eastAsiaTheme="minorEastAsia" w:hAnsi="Calibri" w:cs="Calibri"/>
+          <w:sz w:val="24"/>
+          <w:szCs w:val="24"/>
+        </w:rPr>
+        <w:t>Which race</w:t>
+      </w:r>
+      <w:r>
+        <w:rPr>
+          <w:rFonts w:ascii="Calibri" w:eastAsiaTheme="minorEastAsia" w:hAnsi="Calibri" w:cs="Calibri"/>
+          <w:sz w:val="24"/>
+          <w:szCs w:val="24"/>
+        </w:rPr>
+        <w:t xml:space="preserve"> (Mont Tremblant or Copper)</w:t>
+      </w:r>
+      <w:r>
+        <w:rPr>
+          <w:rFonts w:ascii="Calibri" w:eastAsiaTheme="minorEastAsia" w:hAnsi="Calibri" w:cs="Calibri"/>
+          <w:sz w:val="24"/>
+          <w:szCs w:val="24"/>
+        </w:rPr>
+        <w:t xml:space="preserve"> would you say meets this goal and why?</w:t>
+      </w:r>
+    </w:p>
+    <w:p>
+      <w:pPr>
+        <w:ind w:left="360"/>
+        <w:rPr>
+          <w:rFonts w:ascii="Calibri" w:eastAsiaTheme="minorEastAsia" w:hAnsi="Calibri" w:cs="Calibri"/>
+          <w:color w:val="EE0000"/>
+          <w:sz w:val="24"/>
+          <w:szCs w:val="24"/>
+        </w:rPr>
+      </w:pPr>
+      <w:r>
+        <w:rPr>
+          <w:rFonts w:ascii="Calibri" w:eastAsiaTheme="minorEastAsia" w:hAnsi="Calibri" w:cs="Calibri"/>
+          <w:color w:val="EE0000"/>
+          <w:sz w:val="24"/>
+          <w:szCs w:val="24"/>
+        </w:rPr>
+        <w:t xml:space="preserve">Given that there was no significant difference in </w:t>
+      </w:r>
+      <w:proofErr w:type="gramStart"/>
+      <w:r>
+        <w:rPr>
+          <w:rFonts w:ascii="Calibri" w:eastAsiaTheme="minorEastAsia" w:hAnsi="Calibri" w:cs="Calibri"/>
+          <w:color w:val="EE0000"/>
+          <w:sz w:val="24"/>
+          <w:szCs w:val="24"/>
+        </w:rPr>
+        <w:t>run</w:t>
+      </w:r>
+      <w:proofErr w:type="gramEnd"/>
+      <w:r>
+        <w:rPr>
+          <w:rFonts w:ascii="Calibri" w:eastAsiaTheme="minorEastAsia" w:hAnsi="Calibri" w:cs="Calibri"/>
+          <w:color w:val="EE0000"/>
+          <w:sz w:val="24"/>
+          <w:szCs w:val="24"/>
+        </w:rPr>
+        <w:t xml:space="preserve"> times at </w:t>
+      </w:r>
+      <w:proofErr w:type="gramStart"/>
+      <w:r>
+        <w:rPr>
+          <w:rFonts w:ascii="Calibri" w:eastAsiaTheme="minorEastAsia" w:hAnsi="Calibri" w:cs="Calibri"/>
+          <w:color w:val="EE0000"/>
+          <w:sz w:val="24"/>
+          <w:szCs w:val="24"/>
+        </w:rPr>
+        <w:t>Copper</w:t>
+      </w:r>
+      <w:proofErr w:type="gramEnd"/>
+      <w:r>
+        <w:rPr>
+          <w:rFonts w:ascii="Calibri" w:eastAsiaTheme="minorEastAsia" w:hAnsi="Calibri" w:cs="Calibri"/>
+          <w:color w:val="EE0000"/>
+          <w:sz w:val="24"/>
+          <w:szCs w:val="24"/>
+        </w:rPr>
+        <w:t xml:space="preserve">, this race better meets the goal. </w:t>
+      </w:r>
+      <w:r>
+        <w:rPr>
+          <w:rFonts w:ascii="Calibri" w:eastAsiaTheme="minorEastAsia" w:hAnsi="Calibri" w:cs="Calibri"/>
+          <w:color w:val="EE0000"/>
+          <w:sz w:val="24"/>
+          <w:szCs w:val="24"/>
+        </w:rPr>
+        <w:t xml:space="preserve">It is important to </w:t>
+      </w:r>
+      <w:r>
+        <w:rPr>
+          <w:rFonts w:ascii="Calibri" w:eastAsiaTheme="minorEastAsia" w:hAnsi="Calibri" w:cs="Calibri"/>
+          <w:color w:val="EE0000"/>
+          <w:sz w:val="24"/>
+          <w:szCs w:val="24"/>
+        </w:rPr>
+        <w:t xml:space="preserve">note that </w:t>
+      </w:r>
+      <w:r>
+        <w:rPr>
+          <w:rFonts w:ascii="Calibri" w:eastAsiaTheme="minorEastAsia" w:hAnsi="Calibri" w:cs="Calibri"/>
+          <w:color w:val="EE0000"/>
+          <w:sz w:val="24"/>
+          <w:szCs w:val="24"/>
+        </w:rPr>
+        <w:t xml:space="preserve">this question mainly addresses the factors that are in control of the race setters (how </w:t>
+      </w:r>
+      <w:proofErr w:type="spellStart"/>
+      <w:r>
+        <w:rPr>
+          <w:rFonts w:ascii="Calibri" w:eastAsiaTheme="minorEastAsia" w:hAnsi="Calibri" w:cs="Calibri"/>
+          <w:color w:val="EE0000"/>
+          <w:sz w:val="24"/>
+          <w:szCs w:val="24"/>
+        </w:rPr>
+        <w:t>turny</w:t>
+      </w:r>
+      <w:proofErr w:type="spellEnd"/>
+      <w:r>
+        <w:rPr>
+          <w:rFonts w:ascii="Calibri" w:eastAsiaTheme="minorEastAsia" w:hAnsi="Calibri" w:cs="Calibri"/>
+          <w:color w:val="EE0000"/>
+          <w:sz w:val="24"/>
+          <w:szCs w:val="24"/>
+        </w:rPr>
+        <w:t>/straight the course is</w:t>
+      </w:r>
+      <w:r>
+        <w:rPr>
+          <w:rFonts w:ascii="Calibri" w:eastAsiaTheme="minorEastAsia" w:hAnsi="Calibri" w:cs="Calibri"/>
+          <w:color w:val="EE0000"/>
+          <w:sz w:val="24"/>
+          <w:szCs w:val="24"/>
+        </w:rPr>
+        <w:t xml:space="preserve">, etc.) and does not </w:t>
+      </w:r>
+      <w:proofErr w:type="gramStart"/>
+      <w:r>
+        <w:rPr>
+          <w:rFonts w:ascii="Calibri" w:eastAsiaTheme="minorEastAsia" w:hAnsi="Calibri" w:cs="Calibri"/>
+          <w:color w:val="EE0000"/>
+          <w:sz w:val="24"/>
+          <w:szCs w:val="24"/>
+        </w:rPr>
+        <w:t>take into account</w:t>
+      </w:r>
+      <w:proofErr w:type="gramEnd"/>
+      <w:r>
+        <w:rPr>
+          <w:rFonts w:ascii="Calibri" w:eastAsiaTheme="minorEastAsia" w:hAnsi="Calibri" w:cs="Calibri"/>
+          <w:color w:val="EE0000"/>
+          <w:sz w:val="24"/>
+          <w:szCs w:val="24"/>
+        </w:rPr>
+        <w:t xml:space="preserve"> differences that are out of their control (visibility, snow conditions, etc.).</w:t>
       </w:r>
     </w:p>
     <w:p>

--- a/emiliaagostinelli/module_1/Tremblant_Worksheet_Key.docx
+++ b/emiliaagostinelli/module_1/Tremblant_Worksheet_Key.docx
@@ -38,49 +38,39 @@
           <w:sz w:val="24"/>
           <w:szCs w:val="24"/>
         </w:rPr>
-        <w:t xml:space="preserve">In World Cup Giant Slalom (GS), there are two runs. Only the thirty fastest racers from the first run take a second run. If a racer is disqualified (DSQ) or </w:t>
-      </w:r>
-      <w:proofErr w:type="gramStart"/>
-      <w:r>
-        <w:rPr>
-          <w:rFonts w:ascii="Calibri" w:hAnsi="Calibri" w:cs="Calibri"/>
-          <w:sz w:val="24"/>
-          <w:szCs w:val="24"/>
-        </w:rPr>
-        <w:t>did</w:t>
-      </w:r>
-      <w:proofErr w:type="gramEnd"/>
-      <w:r>
-        <w:rPr>
-          <w:rFonts w:ascii="Calibri" w:hAnsi="Calibri" w:cs="Calibri"/>
-          <w:sz w:val="24"/>
-          <w:szCs w:val="24"/>
-        </w:rPr>
-        <w:t xml:space="preserve"> not finish (DNF) their first run, they do not take a second run. The order for the first run is determined by taking all racers and ordering them by their World Cup points, from highest to lowest. From that, the top 30 racers are put into three groups. The best seven racers are randomly assigning them a bib 1-7. The next eight best competitors are randomly assigned a bib 8-15. The next best 15 racers are randomly assigned a bib 16-30. The remaining racers go in descending order of points. </w:t>
-      </w:r>
-      <w:r>
-        <w:rPr>
-          <w:rFonts w:ascii="Calibri" w:hAnsi="Calibri" w:cs="Calibri"/>
-          <w:sz w:val="24"/>
-          <w:szCs w:val="24"/>
-        </w:rPr>
-        <w:t>For the second run</w:t>
-      </w:r>
-      <w:r>
-        <w:rPr>
-          <w:rFonts w:ascii="Calibri" w:hAnsi="Calibri" w:cs="Calibri"/>
-          <w:sz w:val="24"/>
-          <w:szCs w:val="24"/>
-        </w:rPr>
-        <w:t>,</w:t>
-      </w:r>
-      <w:r>
-        <w:rPr>
-          <w:rFonts w:ascii="Calibri" w:hAnsi="Calibri" w:cs="Calibri"/>
-          <w:sz w:val="24"/>
-          <w:szCs w:val="24"/>
-        </w:rPr>
-        <w:t xml:space="preserve"> the course is reset.</w:t>
+        <w:t>World Cup Giant Slalom (GS) is a high-speed alpine skiing event where skiers navigate a series of wide, rhythmic turns through pairs of gates. In World Cup GS, there are two runs. Only the thirty fastest racers on the first run take a second run. If a racer is disqualified (DSQ) or did not finish (DNF) their first run, they do not take a second run. The order for the first run is determined by taking all racers and ordering them by their World Cup points, from highest to lowest. World Cup points are a measure to rank a skier's performance throughout the season.</w:t>
+      </w:r>
+      <w:r>
+        <w:rPr>
+          <w:rFonts w:ascii="Calibri" w:hAnsi="Calibri" w:cs="Calibri"/>
+          <w:sz w:val="24"/>
+          <w:szCs w:val="24"/>
+        </w:rPr>
+        <w:t xml:space="preserve"> The best ranked skier has the highest points.</w:t>
+      </w:r>
+      <w:r>
+        <w:rPr>
+          <w:rFonts w:ascii="Calibri" w:hAnsi="Calibri" w:cs="Calibri"/>
+          <w:sz w:val="24"/>
+          <w:szCs w:val="24"/>
+        </w:rPr>
+        <w:t xml:space="preserve"> From th</w:t>
+      </w:r>
+      <w:r>
+        <w:rPr>
+          <w:rFonts w:ascii="Calibri" w:hAnsi="Calibri" w:cs="Calibri"/>
+          <w:sz w:val="24"/>
+          <w:szCs w:val="24"/>
+        </w:rPr>
+        <w:t>ere</w:t>
+      </w:r>
+      <w:r>
+        <w:rPr>
+          <w:rFonts w:ascii="Calibri" w:hAnsi="Calibri" w:cs="Calibri"/>
+          <w:sz w:val="24"/>
+          <w:szCs w:val="24"/>
+        </w:rPr>
+        <w:t>, the top 30 racers are put into three groups. The best seven racers are randomly assigned a bib 1-7. The next eight best competitors are randomly assigned a bib 8-15. The next best 15 racers are randomly assigned a bib 16-30. The remaining racers go in descending order of World Cup points. A second run takes place a couple hours after the first run is completed, allowing time for racers to have a break, for the course to be reset, and for racers to inspect the new course. Competitors race in reverse order of their results on the first run, so the 30th fastest racer on the first run goes 1st on the second run and so on. This data set includes data from only the top thirty finishers as any racers who placed higher than 30th do not take a second run.</w:t>
       </w:r>
       <w:r>
         <w:rPr>
@@ -96,23 +86,7 @@
           <w:sz w:val="24"/>
           <w:szCs w:val="24"/>
         </w:rPr>
-        <w:t>C</w:t>
-      </w:r>
-      <w:r>
-        <w:rPr>
-          <w:rFonts w:ascii="Calibri" w:hAnsi="Calibri" w:cs="Calibri"/>
-          <w:sz w:val="24"/>
-          <w:szCs w:val="24"/>
-        </w:rPr>
-        <w:t>ompetitors race in reverse order of their results on the first run, so the 30th fastest racer on the first run goes 1st on the second run and so on. This data set includes data from only the top thirty finishers as any racers who placed higher than 30th do not take a second run.</w:t>
-      </w:r>
-      <w:r>
-        <w:rPr>
-          <w:rFonts w:ascii="Calibri" w:hAnsi="Calibri" w:cs="Calibri"/>
-          <w:sz w:val="24"/>
-          <w:szCs w:val="24"/>
-        </w:rPr>
-        <w:t xml:space="preserve"> In this worksheet, you will be tasked with understanding your data, finding summary statistics, performing a t-test, constructing a confidence interval, and interpreting your findings in the context of this setting</w:t>
+        <w:t>In this worksheet, you will be tasked with understanding your data, finding summary statistics, performing a t-test, constructing a confidence interval, and interpreting your findings in the context of this setting</w:t>
       </w:r>
       <w:r>
         <w:rPr>
@@ -184,25 +158,23 @@
           <w:sz w:val="24"/>
           <w:szCs w:val="24"/>
         </w:rPr>
-        <w:t xml:space="preserve">In this module, we want to explore how times may differ between runs. Before we begin, brainstorm some reasons why </w:t>
-      </w:r>
-      <w:proofErr w:type="gramStart"/>
-      <w:r>
-        <w:rPr>
-          <w:rFonts w:ascii="Calibri" w:hAnsi="Calibri" w:cs="Calibri"/>
-          <w:sz w:val="24"/>
-          <w:szCs w:val="24"/>
-        </w:rPr>
-        <w:t>run</w:t>
-      </w:r>
-      <w:proofErr w:type="gramEnd"/>
-      <w:r>
-        <w:rPr>
-          <w:rFonts w:ascii="Calibri" w:hAnsi="Calibri" w:cs="Calibri"/>
-          <w:sz w:val="24"/>
-          <w:szCs w:val="24"/>
-        </w:rPr>
-        <w:t xml:space="preserve"> times may be different. (As a reminder, the course is reset between runs.)</w:t>
+        <w:t>In this module, we want to explore how times may differ between runs. Before we begin, brainstorm some reasons why run times may be different. (As a reminder, the course is reset between runs</w:t>
+      </w:r>
+      <w:r>
+        <w:rPr>
+          <w:rFonts w:ascii="Calibri" w:hAnsi="Calibri" w:cs="Calibri"/>
+          <w:sz w:val="24"/>
+          <w:szCs w:val="24"/>
+        </w:rPr>
+        <w:t>, and there are a couple hours between runs</w:t>
+      </w:r>
+      <w:r>
+        <w:rPr>
+          <w:rFonts w:ascii="Calibri" w:hAnsi="Calibri" w:cs="Calibri"/>
+          <w:sz w:val="24"/>
+          <w:szCs w:val="24"/>
+        </w:rPr>
+        <w:t>.)</w:t>
       </w:r>
     </w:p>
     <w:p>
@@ -214,7 +186,6 @@
           <w:szCs w:val="24"/>
         </w:rPr>
       </w:pPr>
-      <w:proofErr w:type="gramStart"/>
       <w:r>
         <w:rPr>
           <w:rFonts w:ascii="Calibri" w:hAnsi="Calibri" w:cs="Calibri"/>
@@ -222,9 +193,8 @@
           <w:sz w:val="24"/>
           <w:szCs w:val="24"/>
         </w:rPr>
-        <w:t>Anwers</w:t>
-      </w:r>
-      <w:proofErr w:type="gramEnd"/>
+        <w:t>Anwers will vary. Some potential answers may include</w:t>
+      </w:r>
       <w:r>
         <w:rPr>
           <w:rFonts w:ascii="Calibri" w:hAnsi="Calibri" w:cs="Calibri"/>
@@ -232,27 +202,27 @@
           <w:sz w:val="24"/>
           <w:szCs w:val="24"/>
         </w:rPr>
-        <w:t xml:space="preserve"> will vary. Some potential answers may include</w:t>
-      </w:r>
-      <w:r>
+        <w:t>:</w:t>
+      </w:r>
+    </w:p>
+    <w:p>
+      <w:pPr>
         <w:rPr>
           <w:rFonts w:ascii="Calibri" w:hAnsi="Calibri" w:cs="Calibri"/>
           <w:color w:val="EE0000"/>
           <w:sz w:val="24"/>
           <w:szCs w:val="24"/>
         </w:rPr>
-        <w:t>:</w:t>
-      </w:r>
-    </w:p>
-    <w:p>
-      <w:pPr>
+      </w:pPr>
+      <w:r>
         <w:rPr>
           <w:rFonts w:ascii="Calibri" w:hAnsi="Calibri" w:cs="Calibri"/>
           <w:color w:val="EE0000"/>
           <w:sz w:val="24"/>
           <w:szCs w:val="24"/>
         </w:rPr>
-      </w:pPr>
+        <w:t>-</w:t>
+      </w:r>
       <w:r>
         <w:rPr>
           <w:rFonts w:ascii="Calibri" w:hAnsi="Calibri" w:cs="Calibri"/>
@@ -260,36 +230,7 @@
           <w:sz w:val="24"/>
           <w:szCs w:val="24"/>
         </w:rPr>
-        <w:t>-</w:t>
-      </w:r>
-      <w:r>
-        <w:rPr>
-          <w:rFonts w:ascii="Calibri" w:hAnsi="Calibri" w:cs="Calibri"/>
-          <w:color w:val="EE0000"/>
-          <w:sz w:val="24"/>
-          <w:szCs w:val="24"/>
-        </w:rPr>
-        <w:t xml:space="preserve"> the course being more </w:t>
-      </w:r>
-      <w:proofErr w:type="spellStart"/>
-      <w:r>
-        <w:rPr>
-          <w:rFonts w:ascii="Calibri" w:hAnsi="Calibri" w:cs="Calibri"/>
-          <w:color w:val="EE0000"/>
-          <w:sz w:val="24"/>
-          <w:szCs w:val="24"/>
-        </w:rPr>
-        <w:t>turny</w:t>
-      </w:r>
-      <w:proofErr w:type="spellEnd"/>
-      <w:r>
-        <w:rPr>
-          <w:rFonts w:ascii="Calibri" w:hAnsi="Calibri" w:cs="Calibri"/>
-          <w:color w:val="EE0000"/>
-          <w:sz w:val="24"/>
-          <w:szCs w:val="24"/>
-        </w:rPr>
-        <w:t>/straight</w:t>
+        <w:t xml:space="preserve"> the course being more turny/straight</w:t>
       </w:r>
     </w:p>
     <w:p>
@@ -403,25 +344,7 @@
           <w:sz w:val="24"/>
           <w:szCs w:val="24"/>
         </w:rPr>
-        <w:t xml:space="preserve">of </w:t>
-      </w:r>
-      <w:proofErr w:type="spellStart"/>
-      <w:r>
-        <w:rPr>
-          <w:rFonts w:ascii="Calibri" w:hAnsi="Calibri" w:cs="Calibri"/>
-          <w:sz w:val="24"/>
-          <w:szCs w:val="24"/>
-        </w:rPr>
-        <w:t>Time_Diff</w:t>
-      </w:r>
-      <w:proofErr w:type="spellEnd"/>
-      <w:r>
-        <w:rPr>
-          <w:rFonts w:ascii="Calibri" w:hAnsi="Calibri" w:cs="Calibri"/>
-          <w:sz w:val="24"/>
-          <w:szCs w:val="24"/>
-        </w:rPr>
-        <w:t xml:space="preserve"> (a variable representing </w:t>
+        <w:t xml:space="preserve">of Time_Diff (a variable representing </w:t>
       </w:r>
       <w:r>
         <w:rPr>
@@ -477,15 +400,6 @@
         </w:rPr>
         <w:t>Standard deviation = 0.7064455</w:t>
       </w:r>
-    </w:p>
-    <w:p>
-      <w:pPr>
-        <w:rPr>
-          <w:rFonts w:ascii="Calibri" w:hAnsi="Calibri" w:cs="Calibri"/>
-          <w:sz w:val="24"/>
-          <w:szCs w:val="24"/>
-        </w:rPr>
-      </w:pPr>
     </w:p>
     <w:p>
       <w:pPr>
@@ -506,6 +420,7 @@
           <w:sz w:val="24"/>
           <w:szCs w:val="24"/>
         </w:rPr>
+        <w:lastRenderedPageBreak/>
         <w:t>Above, we saw that Run</w:t>
       </w:r>
       <w:r>
@@ -538,7 +453,39 @@
           <w:sz w:val="24"/>
           <w:szCs w:val="24"/>
         </w:rPr>
-        <w:t>_Time for this race, but we can p</w:t>
+        <w:t>_Time for this race</w:t>
+      </w:r>
+      <w:r>
+        <w:rPr>
+          <w:rFonts w:ascii="Calibri" w:hAnsi="Calibri" w:cs="Calibri"/>
+          <w:sz w:val="24"/>
+          <w:szCs w:val="24"/>
+        </w:rPr>
+        <w:t>. Is this trend strong enough to generalize to all elite racers?</w:t>
+      </w:r>
+      <w:r>
+        <w:rPr>
+          <w:rFonts w:ascii="Calibri" w:hAnsi="Calibri" w:cs="Calibri"/>
+          <w:sz w:val="24"/>
+          <w:szCs w:val="24"/>
+        </w:rPr>
+        <w:t xml:space="preserve"> </w:t>
+      </w:r>
+      <w:r>
+        <w:rPr>
+          <w:rFonts w:ascii="Calibri" w:hAnsi="Calibri" w:cs="Calibri"/>
+          <w:sz w:val="24"/>
+          <w:szCs w:val="24"/>
+        </w:rPr>
+        <w:t>To assess this, w</w:t>
+      </w:r>
+      <w:r>
+        <w:rPr>
+          <w:rFonts w:ascii="Calibri" w:hAnsi="Calibri" w:cs="Calibri"/>
+          <w:sz w:val="24"/>
+          <w:szCs w:val="24"/>
+        </w:rPr>
+        <w:t>e can p</w:t>
       </w:r>
       <w:r>
         <w:rPr>
@@ -570,16 +517,7 @@
           <w:sz w:val="24"/>
           <w:szCs w:val="24"/>
         </w:rPr>
-        <w:t xml:space="preserve"> to see whether it is </w:t>
-      </w:r>
-      <w:r>
-        <w:rPr>
-          <w:rFonts w:ascii="Calibri" w:hAnsi="Calibri" w:cs="Calibri"/>
-          <w:sz w:val="24"/>
-          <w:szCs w:val="24"/>
-        </w:rPr>
-        <w:lastRenderedPageBreak/>
-        <w:t>significantly faster</w:t>
+        <w:t xml:space="preserve"> to see whether it is significantly faster</w:t>
       </w:r>
       <w:r>
         <w:rPr>
@@ -603,25 +541,7 @@
           <w:sz w:val="24"/>
           <w:szCs w:val="24"/>
         </w:rPr>
-        <w:t xml:space="preserve">tate hypotheses, test </w:t>
-      </w:r>
-      <w:proofErr w:type="gramStart"/>
-      <w:r>
-        <w:rPr>
-          <w:rFonts w:ascii="Calibri" w:hAnsi="Calibri" w:cs="Calibri"/>
-          <w:sz w:val="24"/>
-          <w:szCs w:val="24"/>
-        </w:rPr>
-        <w:t>statistic</w:t>
-      </w:r>
-      <w:proofErr w:type="gramEnd"/>
-      <w:r>
-        <w:rPr>
-          <w:rFonts w:ascii="Calibri" w:hAnsi="Calibri" w:cs="Calibri"/>
-          <w:sz w:val="24"/>
-          <w:szCs w:val="24"/>
-        </w:rPr>
-        <w:t>, degrees of freedom, p-value, and an informative conclusion.</w:t>
+        <w:t>tate hypotheses, test statistic, degrees of freedom, p-value, and an informative conclusion.</w:t>
       </w:r>
       <w:r>
         <w:rPr>
@@ -954,25 +874,14 @@
           <w:szCs w:val="24"/>
         </w:rPr>
       </w:pPr>
-      <w:proofErr w:type="spellStart"/>
-      <w:r>
-        <w:rPr>
-          <w:rFonts w:ascii="Calibri" w:hAnsi="Calibri" w:cs="Calibri"/>
-          <w:color w:val="FF0000"/>
-          <w:sz w:val="24"/>
-          <w:szCs w:val="24"/>
-        </w:rPr>
-        <w:t>df</w:t>
-      </w:r>
-      <w:proofErr w:type="spellEnd"/>
-      <w:r>
-        <w:rPr>
-          <w:rFonts w:ascii="Calibri" w:hAnsi="Calibri" w:cs="Calibri"/>
-          <w:color w:val="FF0000"/>
-          <w:sz w:val="24"/>
-          <w:szCs w:val="24"/>
-        </w:rPr>
-        <w:t xml:space="preserve"> = 26</w:t>
+      <w:r>
+        <w:rPr>
+          <w:rFonts w:ascii="Calibri" w:hAnsi="Calibri" w:cs="Calibri"/>
+          <w:color w:val="FF0000"/>
+          <w:sz w:val="24"/>
+          <w:szCs w:val="24"/>
+        </w:rPr>
+        <w:t>df = 26</w:t>
       </w:r>
     </w:p>
     <w:p>
@@ -1246,7 +1155,15 @@
           <w:sz w:val="24"/>
           <w:szCs w:val="24"/>
         </w:rPr>
-        <w:t xml:space="preserve">Suppose that this data is a sample from a wider population of elite racers. </w:t>
+        <w:t>Again, s</w:t>
+      </w:r>
+      <w:r>
+        <w:rPr>
+          <w:rFonts w:ascii="Calibri" w:hAnsi="Calibri" w:cs="Calibri"/>
+          <w:sz w:val="24"/>
+          <w:szCs w:val="24"/>
+        </w:rPr>
+        <w:t xml:space="preserve">uppose that this data is a sample from a wider population of elite racers. </w:t>
       </w:r>
       <w:r>
         <w:rPr>
@@ -1535,7 +1452,43 @@
           <w:sz w:val="24"/>
           <w:szCs w:val="24"/>
         </w:rPr>
-        <w:t xml:space="preserve"> is somewhere between 1.18 seconds and 0.62 seconds faster than the run time for Run </w:t>
+        <w:t xml:space="preserve"> is somewhere between </w:t>
+      </w:r>
+      <w:r>
+        <w:rPr>
+          <w:rFonts w:ascii="Calibri" w:hAnsi="Calibri" w:cs="Calibri"/>
+          <w:color w:val="FF0000"/>
+          <w:sz w:val="24"/>
+          <w:szCs w:val="24"/>
+        </w:rPr>
+        <w:t>0.62</w:t>
+      </w:r>
+      <w:r>
+        <w:rPr>
+          <w:rFonts w:ascii="Calibri" w:hAnsi="Calibri" w:cs="Calibri"/>
+          <w:color w:val="FF0000"/>
+          <w:sz w:val="24"/>
+          <w:szCs w:val="24"/>
+        </w:rPr>
+        <w:t xml:space="preserve"> seconds and </w:t>
+      </w:r>
+      <w:r>
+        <w:rPr>
+          <w:rFonts w:ascii="Calibri" w:hAnsi="Calibri" w:cs="Calibri"/>
+          <w:color w:val="FF0000"/>
+          <w:sz w:val="24"/>
+          <w:szCs w:val="24"/>
+        </w:rPr>
+        <w:t>1.18</w:t>
+      </w:r>
+      <w:r>
+        <w:rPr>
+          <w:rFonts w:ascii="Calibri" w:hAnsi="Calibri" w:cs="Calibri"/>
+          <w:color w:val="FF0000"/>
+          <w:sz w:val="24"/>
+          <w:szCs w:val="24"/>
+        </w:rPr>
+        <w:t xml:space="preserve"> seconds faster than the run time for Run </w:t>
       </w:r>
       <w:r>
         <w:rPr>
@@ -1555,15 +1508,6 @@
         </w:rPr>
         <w:t>.</w:t>
       </w:r>
-    </w:p>
-    <w:p>
-      <w:pPr>
-        <w:rPr>
-          <w:rFonts w:ascii="Calibri" w:hAnsi="Calibri" w:cs="Calibri"/>
-          <w:sz w:val="24"/>
-          <w:szCs w:val="24"/>
-        </w:rPr>
-      </w:pPr>
     </w:p>
     <w:p>
       <w:pPr>
@@ -1585,19 +1529,105 @@
           <w:szCs w:val="24"/>
         </w:rPr>
         <w:lastRenderedPageBreak/>
-        <w:t xml:space="preserve">How do your findings in questions </w:t>
-      </w:r>
-      <w:r>
-        <w:rPr>
-          <w:rFonts w:ascii="Calibri" w:hAnsi="Calibri" w:cs="Calibri"/>
-          <w:sz w:val="24"/>
-          <w:szCs w:val="24"/>
-        </w:rPr>
-        <w:t>3</w:t>
-      </w:r>
-      <w:r>
-        <w:rPr>
-          <w:rFonts w:ascii="Calibri" w:hAnsi="Calibri" w:cs="Calibri"/>
+        <w:t>D</w:t>
+      </w:r>
+      <w:r>
+        <w:rPr>
+          <w:rFonts w:ascii="Calibri" w:hAnsi="Calibri" w:cs="Calibri"/>
+          <w:sz w:val="24"/>
+          <w:szCs w:val="24"/>
+        </w:rPr>
+        <w:t xml:space="preserve">oes </w:t>
+      </w:r>
+      <w:r>
+        <w:rPr>
+          <w:rFonts w:ascii="Calibri" w:hAnsi="Calibri" w:cs="Calibri"/>
+          <w:sz w:val="24"/>
+          <w:szCs w:val="24"/>
+        </w:rPr>
+        <w:t>the interpretation of th</w:t>
+      </w:r>
+      <w:r>
+        <w:rPr>
+          <w:rFonts w:ascii="Calibri" w:hAnsi="Calibri" w:cs="Calibri"/>
+          <w:sz w:val="24"/>
+          <w:szCs w:val="24"/>
+        </w:rPr>
+        <w:t>e confidence interval support your conclusion from the hypothesis test</w:t>
+      </w:r>
+      <w:r>
+        <w:rPr>
+          <w:rFonts w:ascii="Calibri" w:hAnsi="Calibri" w:cs="Calibri"/>
+          <w:sz w:val="24"/>
+          <w:szCs w:val="24"/>
+        </w:rPr>
+        <w:t>?</w:t>
+      </w:r>
+      <w:r>
+        <w:rPr>
+          <w:rFonts w:ascii="Calibri" w:hAnsi="Calibri" w:cs="Calibri"/>
+          <w:sz w:val="24"/>
+          <w:szCs w:val="24"/>
+        </w:rPr>
+        <w:t xml:space="preserve"> </w:t>
+      </w:r>
+      <w:r>
+        <w:rPr>
+          <w:rFonts w:ascii="Calibri" w:hAnsi="Calibri" w:cs="Calibri"/>
+          <w:sz w:val="24"/>
+          <w:szCs w:val="24"/>
+        </w:rPr>
+        <w:t xml:space="preserve">What if the confidence interval </w:t>
+      </w:r>
+      <w:r>
+        <w:rPr>
+          <w:rFonts w:ascii="Calibri" w:hAnsi="Calibri" w:cs="Calibri"/>
+          <w:sz w:val="24"/>
+          <w:szCs w:val="24"/>
+        </w:rPr>
+        <w:t xml:space="preserve">spanned from -1.18 to +0.62? </w:t>
+      </w:r>
+    </w:p>
+    <w:p>
+      <w:pPr>
+        <w:rPr>
+          <w:rFonts w:ascii="Calibri" w:hAnsi="Calibri" w:cs="Calibri"/>
+          <w:color w:val="FF0000"/>
+          <w:sz w:val="24"/>
+          <w:szCs w:val="24"/>
+        </w:rPr>
+      </w:pPr>
+      <w:r>
+        <w:rPr>
+          <w:rFonts w:ascii="Calibri" w:hAnsi="Calibri" w:cs="Calibri"/>
+          <w:color w:val="FF0000"/>
+          <w:sz w:val="24"/>
+          <w:szCs w:val="24"/>
+        </w:rPr>
+        <w:t>Yes, the CI does not include 0</w:t>
+      </w:r>
+      <w:r>
+        <w:rPr>
+          <w:rFonts w:ascii="Calibri" w:hAnsi="Calibri" w:cs="Calibri"/>
+          <w:color w:val="FF0000"/>
+          <w:sz w:val="24"/>
+          <w:szCs w:val="24"/>
+        </w:rPr>
+        <w:t xml:space="preserve"> (it has positive </w:t>
+      </w:r>
+      <w:r>
+        <w:rPr>
+          <w:rFonts w:ascii="Calibri" w:hAnsi="Calibri" w:cs="Calibri"/>
+          <w:color w:val="FF0000"/>
+          <w:sz w:val="24"/>
+          <w:szCs w:val="24"/>
+        </w:rPr>
+        <w:t>lower</w:t>
+      </w:r>
+      <w:r>
+        <w:rPr>
+          <w:rFonts w:ascii="Calibri" w:hAnsi="Calibri" w:cs="Calibri"/>
+          <w:color w:val="FF0000"/>
           <w:sz w:val="24"/>
           <w:szCs w:val="24"/>
         </w:rPr>
@@ -1606,189 +1636,109 @@
       <w:r>
         <w:rPr>
           <w:rFonts w:ascii="Calibri" w:hAnsi="Calibri" w:cs="Calibri"/>
-          <w:sz w:val="24"/>
-          <w:szCs w:val="24"/>
-        </w:rPr>
-        <w:t>4</w:t>
-      </w:r>
-      <w:r>
-        <w:rPr>
-          <w:rFonts w:ascii="Calibri" w:hAnsi="Calibri" w:cs="Calibri"/>
-          <w:sz w:val="24"/>
-          <w:szCs w:val="24"/>
-        </w:rPr>
-        <w:t xml:space="preserve"> relate?</w:t>
-      </w:r>
-      <w:r>
-        <w:rPr>
-          <w:rFonts w:ascii="Calibri" w:hAnsi="Calibri" w:cs="Calibri"/>
-          <w:sz w:val="24"/>
-          <w:szCs w:val="24"/>
-        </w:rPr>
-        <w:t xml:space="preserve"> What could your findings reveal about the differences between the courses on the first and second runs?</w:t>
-      </w:r>
-    </w:p>
-    <w:p>
-      <w:pPr>
-        <w:rPr>
-          <w:rFonts w:ascii="Calibri" w:eastAsiaTheme="minorEastAsia" w:hAnsi="Calibri" w:cs="Calibri"/>
-          <w:color w:val="FF0000"/>
-          <w:sz w:val="24"/>
-          <w:szCs w:val="24"/>
-        </w:rPr>
-      </w:pPr>
-      <w:r>
-        <w:rPr>
-          <w:rFonts w:ascii="Calibri" w:hAnsi="Calibri" w:cs="Calibri"/>
-          <w:color w:val="FF0000"/>
-          <w:sz w:val="24"/>
-          <w:szCs w:val="24"/>
-        </w:rPr>
-        <w:t xml:space="preserve">- The 95% CI does not include 0, and the t-test provided evidence to reject </w:t>
-      </w:r>
-      <m:oMath>
-        <m:sSub>
-          <m:sSubPr>
-            <m:ctrlPr>
-              <w:rPr>
-                <w:rFonts w:ascii="Cambria Math" w:hAnsi="Cambria Math" w:cs="Calibri"/>
-                <w:i/>
-                <w:color w:val="FF0000"/>
-                <w:sz w:val="24"/>
-                <w:szCs w:val="24"/>
-              </w:rPr>
-            </m:ctrlPr>
-          </m:sSubPr>
-          <m:e>
-            <m:r>
-              <w:rPr>
-                <w:rFonts w:ascii="Cambria Math" w:hAnsi="Cambria Math" w:cs="Calibri"/>
-                <w:color w:val="FF0000"/>
-                <w:sz w:val="24"/>
-                <w:szCs w:val="24"/>
-              </w:rPr>
-              <m:t>H</m:t>
-            </m:r>
-          </m:e>
-          <m:sub>
-            <m:r>
-              <w:rPr>
-                <w:rFonts w:ascii="Cambria Math" w:hAnsi="Cambria Math" w:cs="Calibri"/>
-                <w:color w:val="FF0000"/>
-                <w:sz w:val="24"/>
-                <w:szCs w:val="24"/>
-              </w:rPr>
-              <m:t>0</m:t>
-            </m:r>
-          </m:sub>
-        </m:sSub>
-      </m:oMath>
-      <w:r>
-        <w:rPr>
-          <w:rFonts w:ascii="Calibri" w:eastAsiaTheme="minorEastAsia" w:hAnsi="Calibri" w:cs="Calibri"/>
-          <w:color w:val="FF0000"/>
-          <w:sz w:val="24"/>
-          <w:szCs w:val="24"/>
-        </w:rPr>
-        <w:t>.</w:t>
-      </w:r>
-    </w:p>
-    <w:p>
-      <w:pPr>
-        <w:rPr>
-          <w:rFonts w:ascii="Calibri" w:eastAsiaTheme="minorEastAsia" w:hAnsi="Calibri" w:cs="Calibri"/>
-          <w:color w:val="FF0000"/>
-          <w:sz w:val="24"/>
-          <w:szCs w:val="24"/>
-        </w:rPr>
-      </w:pPr>
-      <w:r>
-        <w:rPr>
-          <w:rFonts w:ascii="Calibri" w:eastAsiaTheme="minorEastAsia" w:hAnsi="Calibri" w:cs="Calibri"/>
-          <w:color w:val="FF0000"/>
-          <w:sz w:val="24"/>
-          <w:szCs w:val="24"/>
-        </w:rPr>
-        <w:t xml:space="preserve">- </w:t>
-      </w:r>
-      <w:r>
-        <w:rPr>
-          <w:rFonts w:ascii="Calibri" w:eastAsiaTheme="minorEastAsia" w:hAnsi="Calibri" w:cs="Calibri"/>
-          <w:color w:val="FF0000"/>
-          <w:sz w:val="24"/>
-          <w:szCs w:val="24"/>
-        </w:rPr>
-        <w:t xml:space="preserve">The course on the </w:t>
-      </w:r>
-      <w:r>
-        <w:rPr>
-          <w:rFonts w:ascii="Calibri" w:eastAsiaTheme="minorEastAsia" w:hAnsi="Calibri" w:cs="Calibri"/>
-          <w:color w:val="FF0000"/>
-          <w:sz w:val="24"/>
-          <w:szCs w:val="24"/>
-        </w:rPr>
-        <w:t>first</w:t>
-      </w:r>
-      <w:r>
-        <w:rPr>
-          <w:rFonts w:ascii="Calibri" w:eastAsiaTheme="minorEastAsia" w:hAnsi="Calibri" w:cs="Calibri"/>
-          <w:color w:val="FF0000"/>
-          <w:sz w:val="24"/>
-          <w:szCs w:val="24"/>
-        </w:rPr>
-        <w:t xml:space="preserve"> run </w:t>
-      </w:r>
-      <w:r>
-        <w:rPr>
-          <w:rFonts w:ascii="Calibri" w:eastAsiaTheme="minorEastAsia" w:hAnsi="Calibri" w:cs="Calibri"/>
-          <w:color w:val="FF0000"/>
-          <w:sz w:val="24"/>
-          <w:szCs w:val="24"/>
-        </w:rPr>
-        <w:t>could have been</w:t>
-      </w:r>
-      <w:r>
-        <w:rPr>
-          <w:rFonts w:ascii="Calibri" w:eastAsiaTheme="minorEastAsia" w:hAnsi="Calibri" w:cs="Calibri"/>
-          <w:color w:val="FF0000"/>
-          <w:sz w:val="24"/>
-          <w:szCs w:val="24"/>
-        </w:rPr>
-        <w:t xml:space="preserve"> straighter, </w:t>
-      </w:r>
-      <w:r>
-        <w:rPr>
-          <w:rFonts w:ascii="Calibri" w:eastAsiaTheme="minorEastAsia" w:hAnsi="Calibri" w:cs="Calibri"/>
-          <w:color w:val="FF0000"/>
-          <w:sz w:val="24"/>
-          <w:szCs w:val="24"/>
-        </w:rPr>
-        <w:t>had better visibility, had faster snow conditions, etc.</w:t>
-      </w:r>
-      <w:r>
-        <w:rPr>
-          <w:rFonts w:ascii="Calibri" w:eastAsiaTheme="minorEastAsia" w:hAnsi="Calibri" w:cs="Calibri"/>
-          <w:color w:val="FF0000"/>
-          <w:sz w:val="24"/>
-          <w:szCs w:val="24"/>
-        </w:rPr>
-        <w:t>, leading to faster times on average</w:t>
-      </w:r>
-      <w:r>
-        <w:rPr>
-          <w:rFonts w:ascii="Calibri" w:eastAsiaTheme="minorEastAsia" w:hAnsi="Calibri" w:cs="Calibri"/>
-          <w:color w:val="FF0000"/>
-          <w:sz w:val="24"/>
-          <w:szCs w:val="24"/>
-        </w:rPr>
-        <w:t>.</w:t>
-      </w:r>
-    </w:p>
-    <w:p>
-      <w:pPr>
-        <w:rPr>
-          <w:rFonts w:ascii="Calibri" w:eastAsiaTheme="minorEastAsia" w:hAnsi="Calibri" w:cs="Calibri"/>
-          <w:color w:val="FF0000"/>
+          <w:color w:val="FF0000"/>
+          <w:sz w:val="24"/>
+          <w:szCs w:val="24"/>
+        </w:rPr>
+        <w:t>upper</w:t>
+      </w:r>
+      <w:r>
+        <w:rPr>
+          <w:rFonts w:ascii="Calibri" w:hAnsi="Calibri" w:cs="Calibri"/>
+          <w:color w:val="FF0000"/>
+          <w:sz w:val="24"/>
+          <w:szCs w:val="24"/>
+        </w:rPr>
+        <w:t xml:space="preserve"> bounds)</w:t>
+      </w:r>
+      <w:r>
+        <w:rPr>
+          <w:rFonts w:ascii="Calibri" w:hAnsi="Calibri" w:cs="Calibri"/>
+          <w:color w:val="FF0000"/>
+          <w:sz w:val="24"/>
+          <w:szCs w:val="24"/>
+        </w:rPr>
+        <w:t>, which supports our conclusion from the hypothesis test</w:t>
+      </w:r>
+      <w:r>
+        <w:rPr>
+          <w:rFonts w:ascii="Calibri" w:hAnsi="Calibri" w:cs="Calibri"/>
+          <w:color w:val="FF0000"/>
+          <w:sz w:val="24"/>
+          <w:szCs w:val="24"/>
+        </w:rPr>
+        <w:t xml:space="preserve"> that the average run time for run 1 is significantly faster than that for run 2. </w:t>
+      </w:r>
+    </w:p>
+    <w:p>
+      <w:pPr>
+        <w:rPr>
+          <w:rFonts w:ascii="Calibri" w:hAnsi="Calibri" w:cs="Calibri"/>
+          <w:color w:val="FF0000"/>
+          <w:sz w:val="24"/>
+          <w:szCs w:val="24"/>
+        </w:rPr>
+      </w:pPr>
+    </w:p>
+    <w:p>
+      <w:pPr>
+        <w:rPr>
+          <w:rFonts w:ascii="Calibri" w:eastAsiaTheme="minorEastAsia" w:hAnsi="Calibri" w:cs="Calibri"/>
+          <w:color w:val="FF0000"/>
+          <w:sz w:val="24"/>
+          <w:szCs w:val="24"/>
+        </w:rPr>
+      </w:pPr>
+      <w:r>
+        <w:rPr>
+          <w:rFonts w:ascii="Calibri" w:hAnsi="Calibri" w:cs="Calibri"/>
+          <w:color w:val="FF0000"/>
+          <w:sz w:val="24"/>
+          <w:szCs w:val="24"/>
+        </w:rPr>
+        <w:t xml:space="preserve">If the CI </w:t>
+      </w:r>
+      <w:r>
+        <w:rPr>
+          <w:rFonts w:ascii="Calibri" w:hAnsi="Calibri" w:cs="Calibri"/>
+          <w:color w:val="FF0000"/>
+          <w:sz w:val="24"/>
+          <w:szCs w:val="24"/>
+        </w:rPr>
+        <w:t>spanned -1.18 to +0.62</w:t>
+      </w:r>
+      <w:r>
+        <w:rPr>
+          <w:rFonts w:ascii="Calibri" w:hAnsi="Calibri" w:cs="Calibri"/>
+          <w:color w:val="FF0000"/>
+          <w:sz w:val="24"/>
+          <w:szCs w:val="24"/>
+        </w:rPr>
+        <w:t xml:space="preserve">, this interval would include 0. </w:t>
+      </w:r>
+      <w:r>
+        <w:rPr>
+          <w:rFonts w:ascii="Calibri" w:hAnsi="Calibri" w:cs="Calibri"/>
+          <w:color w:val="FF0000"/>
+          <w:sz w:val="24"/>
+          <w:szCs w:val="24"/>
+        </w:rPr>
+        <w:t xml:space="preserve">This would correspond to a hypothesis test not finding evidence to reject that run times are significantly </w:t>
+      </w:r>
+      <w:r>
+        <w:rPr>
+          <w:rFonts w:ascii="Calibri" w:hAnsi="Calibri" w:cs="Calibri"/>
+          <w:color w:val="FF0000"/>
+          <w:sz w:val="24"/>
+          <w:szCs w:val="24"/>
+        </w:rPr>
+        <w:t>different on average.</w:t>
+      </w:r>
+    </w:p>
+    <w:p>
+      <w:pPr>
+        <w:rPr>
+          <w:rFonts w:ascii="Calibri" w:hAnsi="Calibri" w:cs="Calibri"/>
           <w:sz w:val="24"/>
           <w:szCs w:val="24"/>
         </w:rPr>
@@ -1802,587 +1752,107 @@
           <w:numId w:val="3"/>
         </w:numPr>
         <w:rPr>
-          <w:rFonts w:ascii="Calibri" w:eastAsiaTheme="minorEastAsia" w:hAnsi="Calibri" w:cs="Calibri"/>
-          <w:sz w:val="24"/>
-          <w:szCs w:val="24"/>
-        </w:rPr>
-      </w:pPr>
-      <w:r>
-        <w:rPr>
-          <w:rFonts w:ascii="Calibri" w:eastAsiaTheme="minorEastAsia" w:hAnsi="Calibri" w:cs="Calibri"/>
-          <w:sz w:val="24"/>
-          <w:szCs w:val="24"/>
-        </w:rPr>
-        <w:t xml:space="preserve">Now, let’s </w:t>
-      </w:r>
-      <w:r>
-        <w:rPr>
-          <w:rFonts w:ascii="Calibri" w:eastAsiaTheme="minorEastAsia" w:hAnsi="Calibri" w:cs="Calibri"/>
-          <w:sz w:val="24"/>
-          <w:szCs w:val="24"/>
-        </w:rPr>
-        <w:t xml:space="preserve">compare our findings to </w:t>
-      </w:r>
-      <w:r>
-        <w:rPr>
-          <w:rFonts w:ascii="Calibri" w:eastAsiaTheme="minorEastAsia" w:hAnsi="Calibri" w:cs="Calibri"/>
-          <w:sz w:val="24"/>
-          <w:szCs w:val="24"/>
-        </w:rPr>
-        <w:t xml:space="preserve">another women’s world cup giant slalom race </w:t>
-      </w:r>
-      <w:r>
-        <w:rPr>
-          <w:rFonts w:ascii="Calibri" w:eastAsiaTheme="minorEastAsia" w:hAnsi="Calibri" w:cs="Calibri"/>
-          <w:sz w:val="24"/>
-          <w:szCs w:val="24"/>
-        </w:rPr>
-        <w:t xml:space="preserve">at Copper Mountain. </w:t>
-      </w:r>
-      <w:r>
-        <w:rPr>
-          <w:rFonts w:ascii="Calibri" w:eastAsiaTheme="minorEastAsia" w:hAnsi="Calibri" w:cs="Calibri"/>
-          <w:sz w:val="24"/>
-          <w:szCs w:val="24"/>
-        </w:rPr>
-        <w:t xml:space="preserve">Below are </w:t>
-      </w:r>
-      <w:r>
-        <w:rPr>
-          <w:rFonts w:ascii="Calibri" w:eastAsiaTheme="minorEastAsia" w:hAnsi="Calibri" w:cs="Calibri"/>
-          <w:sz w:val="24"/>
-          <w:szCs w:val="24"/>
-        </w:rPr>
-        <w:t>the results from a test for difference in mean run times.</w:t>
-      </w:r>
-      <w:r>
-        <w:rPr>
-          <w:rFonts w:ascii="Calibri" w:eastAsiaTheme="minorEastAsia" w:hAnsi="Calibri" w:cs="Calibri"/>
-          <w:sz w:val="24"/>
-          <w:szCs w:val="24"/>
-        </w:rPr>
-        <w:t xml:space="preserve"> </w:t>
-      </w:r>
-      <w:r>
-        <w:rPr>
-          <w:rFonts w:ascii="Calibri" w:eastAsiaTheme="minorEastAsia" w:hAnsi="Calibri" w:cs="Calibri"/>
-          <w:sz w:val="24"/>
-          <w:szCs w:val="24"/>
-        </w:rPr>
-        <w:t xml:space="preserve"> </w:t>
-      </w:r>
-      <w:r>
-        <w:rPr>
-          <w:rFonts w:ascii="Calibri" w:eastAsiaTheme="minorEastAsia" w:hAnsi="Calibri" w:cs="Calibri"/>
-          <w:sz w:val="24"/>
-          <w:szCs w:val="24"/>
-        </w:rPr>
-        <w:t>Interpret the results from the test</w:t>
-      </w:r>
-      <w:r>
-        <w:rPr>
-          <w:rFonts w:ascii="Calibri" w:eastAsiaTheme="minorEastAsia" w:hAnsi="Calibri" w:cs="Calibri"/>
-          <w:sz w:val="24"/>
-          <w:szCs w:val="24"/>
-        </w:rPr>
-        <w:t xml:space="preserve"> and the 95% CI</w:t>
-      </w:r>
-      <w:r>
-        <w:rPr>
-          <w:rFonts w:ascii="Calibri" w:eastAsiaTheme="minorEastAsia" w:hAnsi="Calibri" w:cs="Calibri"/>
+          <w:rFonts w:ascii="Calibri" w:hAnsi="Calibri" w:cs="Calibri"/>
+          <w:sz w:val="24"/>
+          <w:szCs w:val="24"/>
+        </w:rPr>
+      </w:pPr>
+      <w:r>
+        <w:rPr>
+          <w:rFonts w:ascii="Calibri" w:hAnsi="Calibri" w:cs="Calibri"/>
+          <w:sz w:val="24"/>
+          <w:szCs w:val="24"/>
+        </w:rPr>
+        <w:t>What could your findings reveal about the differences between the courses on the first and second runs?</w:t>
+      </w:r>
+    </w:p>
+    <w:p>
+      <w:pPr>
+        <w:rPr>
+          <w:rFonts w:ascii="Calibri" w:eastAsiaTheme="minorEastAsia" w:hAnsi="Calibri" w:cs="Calibri"/>
+          <w:color w:val="FF0000"/>
+          <w:sz w:val="24"/>
+          <w:szCs w:val="24"/>
+        </w:rPr>
+      </w:pPr>
+      <w:r>
+        <w:rPr>
+          <w:rFonts w:ascii="Calibri" w:eastAsiaTheme="minorEastAsia" w:hAnsi="Calibri" w:cs="Calibri"/>
+          <w:color w:val="FF0000"/>
+          <w:sz w:val="24"/>
+          <w:szCs w:val="24"/>
+        </w:rPr>
+        <w:t xml:space="preserve">The course on the </w:t>
+      </w:r>
+      <w:r>
+        <w:rPr>
+          <w:rFonts w:ascii="Calibri" w:eastAsiaTheme="minorEastAsia" w:hAnsi="Calibri" w:cs="Calibri"/>
+          <w:color w:val="FF0000"/>
+          <w:sz w:val="24"/>
+          <w:szCs w:val="24"/>
+        </w:rPr>
+        <w:t>first</w:t>
+      </w:r>
+      <w:r>
+        <w:rPr>
+          <w:rFonts w:ascii="Calibri" w:eastAsiaTheme="minorEastAsia" w:hAnsi="Calibri" w:cs="Calibri"/>
+          <w:color w:val="FF0000"/>
+          <w:sz w:val="24"/>
+          <w:szCs w:val="24"/>
+        </w:rPr>
+        <w:t xml:space="preserve"> run </w:t>
+      </w:r>
+      <w:r>
+        <w:rPr>
+          <w:rFonts w:ascii="Calibri" w:eastAsiaTheme="minorEastAsia" w:hAnsi="Calibri" w:cs="Calibri"/>
+          <w:color w:val="FF0000"/>
+          <w:sz w:val="24"/>
+          <w:szCs w:val="24"/>
+        </w:rPr>
+        <w:t>could have been</w:t>
+      </w:r>
+      <w:r>
+        <w:rPr>
+          <w:rFonts w:ascii="Calibri" w:eastAsiaTheme="minorEastAsia" w:hAnsi="Calibri" w:cs="Calibri"/>
+          <w:color w:val="FF0000"/>
+          <w:sz w:val="24"/>
+          <w:szCs w:val="24"/>
+        </w:rPr>
+        <w:t xml:space="preserve"> straighter, </w:t>
+      </w:r>
+      <w:r>
+        <w:rPr>
+          <w:rFonts w:ascii="Calibri" w:eastAsiaTheme="minorEastAsia" w:hAnsi="Calibri" w:cs="Calibri"/>
+          <w:color w:val="FF0000"/>
+          <w:sz w:val="24"/>
+          <w:szCs w:val="24"/>
+        </w:rPr>
+        <w:t>had better visibility, had faster snow conditions, etc.</w:t>
+      </w:r>
+      <w:r>
+        <w:rPr>
+          <w:rFonts w:ascii="Calibri" w:eastAsiaTheme="minorEastAsia" w:hAnsi="Calibri" w:cs="Calibri"/>
+          <w:color w:val="FF0000"/>
+          <w:sz w:val="24"/>
+          <w:szCs w:val="24"/>
+        </w:rPr>
+        <w:t>, leading to faster times on average</w:t>
+      </w:r>
+      <w:r>
+        <w:rPr>
+          <w:rFonts w:ascii="Calibri" w:eastAsiaTheme="minorEastAsia" w:hAnsi="Calibri" w:cs="Calibri"/>
+          <w:color w:val="FF0000"/>
           <w:sz w:val="24"/>
           <w:szCs w:val="24"/>
         </w:rPr>
         <w:t>.</w:t>
       </w:r>
-      <w:r>
-        <w:rPr>
-          <w:rFonts w:ascii="Calibri" w:eastAsiaTheme="minorEastAsia" w:hAnsi="Calibri" w:cs="Calibri"/>
-          <w:sz w:val="24"/>
-          <w:szCs w:val="24"/>
-        </w:rPr>
-        <w:t xml:space="preserve"> What does this reveal about the di</w:t>
-      </w:r>
-      <w:r>
-        <w:rPr>
-          <w:rFonts w:ascii="Calibri" w:eastAsiaTheme="minorEastAsia" w:hAnsi="Calibri" w:cs="Calibri"/>
-          <w:sz w:val="24"/>
-          <w:szCs w:val="24"/>
-        </w:rPr>
-        <w:t>fferences between courses on the first and second run?</w:t>
-      </w:r>
-    </w:p>
-    <w:p>
-      <w:pPr>
-        <w:rPr>
-          <w:rFonts w:ascii="Calibri" w:eastAsiaTheme="minorEastAsia" w:hAnsi="Calibri" w:cs="Calibri"/>
-          <w:sz w:val="24"/>
-          <w:szCs w:val="24"/>
-        </w:rPr>
-      </w:pPr>
-      <w:r>
-        <w:rPr>
-          <w:rFonts w:ascii="Calibri" w:eastAsiaTheme="minorEastAsia" w:hAnsi="Calibri" w:cs="Calibri"/>
-          <w:sz w:val="24"/>
-          <w:szCs w:val="24"/>
-        </w:rPr>
-        <w:t>95 percent confidence interval: (-0.</w:t>
-      </w:r>
-      <w:proofErr w:type="gramStart"/>
-      <w:r>
-        <w:rPr>
-          <w:rFonts w:ascii="Calibri" w:eastAsiaTheme="minorEastAsia" w:hAnsi="Calibri" w:cs="Calibri"/>
-          <w:sz w:val="24"/>
-          <w:szCs w:val="24"/>
-        </w:rPr>
-        <w:t>1498536,  0.4091639</w:t>
-      </w:r>
-      <w:proofErr w:type="gramEnd"/>
-      <w:r>
-        <w:rPr>
-          <w:rFonts w:ascii="Calibri" w:eastAsiaTheme="minorEastAsia" w:hAnsi="Calibri" w:cs="Calibri"/>
-          <w:sz w:val="24"/>
-          <w:szCs w:val="24"/>
-        </w:rPr>
-        <w:t>)</w:t>
-      </w:r>
-    </w:p>
-    <w:p>
-      <w:pPr>
-        <w:rPr>
-          <w:rFonts w:ascii="Calibri" w:eastAsiaTheme="minorEastAsia" w:hAnsi="Calibri" w:cs="Calibri"/>
-          <w:sz w:val="24"/>
-          <w:szCs w:val="24"/>
-        </w:rPr>
-      </w:pPr>
-      <w:r>
-        <w:rPr>
-          <w:rFonts w:ascii="Calibri" w:eastAsiaTheme="minorEastAsia" w:hAnsi="Calibri" w:cs="Calibri"/>
-          <w:sz w:val="24"/>
-          <w:szCs w:val="24"/>
-        </w:rPr>
-        <w:t>M</w:t>
-      </w:r>
-      <w:r>
-        <w:rPr>
-          <w:rFonts w:ascii="Calibri" w:eastAsiaTheme="minorEastAsia" w:hAnsi="Calibri" w:cs="Calibri"/>
-          <w:sz w:val="24"/>
-          <w:szCs w:val="24"/>
-        </w:rPr>
-        <w:t xml:space="preserve">ean </w:t>
-      </w:r>
-      <w:r>
-        <w:rPr>
-          <w:rFonts w:ascii="Calibri" w:eastAsiaTheme="minorEastAsia" w:hAnsi="Calibri" w:cs="Calibri"/>
-          <w:sz w:val="24"/>
-          <w:szCs w:val="24"/>
-        </w:rPr>
-        <w:t>D</w:t>
-      </w:r>
-      <w:r>
-        <w:rPr>
-          <w:rFonts w:ascii="Calibri" w:eastAsiaTheme="minorEastAsia" w:hAnsi="Calibri" w:cs="Calibri"/>
-          <w:sz w:val="24"/>
-          <w:szCs w:val="24"/>
-        </w:rPr>
-        <w:t>ifference</w:t>
-      </w:r>
-      <w:r>
-        <w:rPr>
-          <w:rFonts w:ascii="Calibri" w:eastAsiaTheme="minorEastAsia" w:hAnsi="Calibri" w:cs="Calibri"/>
-          <w:sz w:val="24"/>
-          <w:szCs w:val="24"/>
-        </w:rPr>
-        <w:t xml:space="preserve"> =</w:t>
-      </w:r>
-      <w:r>
-        <w:rPr>
-          <w:rFonts w:ascii="Calibri" w:eastAsiaTheme="minorEastAsia" w:hAnsi="Calibri" w:cs="Calibri"/>
-          <w:sz w:val="24"/>
-          <w:szCs w:val="24"/>
-        </w:rPr>
-        <w:t xml:space="preserve"> 0.1296552</w:t>
-      </w:r>
-    </w:p>
-    <w:p>
-      <w:pPr>
-        <w:rPr>
-          <w:rFonts w:ascii="Calibri" w:eastAsiaTheme="minorEastAsia" w:hAnsi="Calibri" w:cs="Calibri"/>
-          <w:sz w:val="24"/>
-          <w:szCs w:val="24"/>
-        </w:rPr>
-      </w:pPr>
-      <w:r>
-        <w:rPr>
-          <w:rFonts w:ascii="Calibri" w:eastAsiaTheme="minorEastAsia" w:hAnsi="Calibri" w:cs="Calibri"/>
-          <w:sz w:val="24"/>
-          <w:szCs w:val="24"/>
-        </w:rPr>
-        <w:t xml:space="preserve">t = 0.95019, </w:t>
-      </w:r>
-      <w:proofErr w:type="spellStart"/>
-      <w:r>
-        <w:rPr>
-          <w:rFonts w:ascii="Calibri" w:eastAsiaTheme="minorEastAsia" w:hAnsi="Calibri" w:cs="Calibri"/>
-          <w:sz w:val="24"/>
-          <w:szCs w:val="24"/>
-        </w:rPr>
-        <w:t>df</w:t>
-      </w:r>
-      <w:proofErr w:type="spellEnd"/>
-      <w:r>
-        <w:rPr>
-          <w:rFonts w:ascii="Calibri" w:eastAsiaTheme="minorEastAsia" w:hAnsi="Calibri" w:cs="Calibri"/>
-          <w:sz w:val="24"/>
-          <w:szCs w:val="24"/>
-        </w:rPr>
-        <w:t xml:space="preserve"> = 28, p-value = 0.3501</w:t>
-      </w:r>
-    </w:p>
-    <w:p>
-      <w:pPr>
-        <w:rPr>
-          <w:rFonts w:ascii="Calibri" w:eastAsiaTheme="minorEastAsia" w:hAnsi="Calibri" w:cs="Calibri"/>
-          <w:sz w:val="24"/>
-          <w:szCs w:val="24"/>
-        </w:rPr>
-      </w:pPr>
-    </w:p>
-    <w:p>
-      <w:pPr>
-        <w:rPr>
-          <w:rFonts w:ascii="Calibri" w:eastAsiaTheme="minorEastAsia" w:hAnsi="Calibri" w:cs="Calibri"/>
-          <w:color w:val="FF0000"/>
-          <w:sz w:val="24"/>
-          <w:szCs w:val="24"/>
-        </w:rPr>
-      </w:pPr>
-      <w:r>
-        <w:rPr>
-          <w:rFonts w:ascii="Calibri" w:eastAsiaTheme="minorEastAsia" w:hAnsi="Calibri" w:cs="Calibri"/>
-          <w:color w:val="EE0000"/>
-          <w:sz w:val="24"/>
-          <w:szCs w:val="24"/>
-        </w:rPr>
-        <w:t xml:space="preserve">Interpretation of </w:t>
-      </w:r>
-      <w:r>
-        <w:rPr>
-          <w:rFonts w:ascii="Calibri" w:eastAsiaTheme="minorEastAsia" w:hAnsi="Calibri" w:cs="Calibri"/>
-          <w:color w:val="EE0000"/>
-          <w:sz w:val="24"/>
-          <w:szCs w:val="24"/>
-        </w:rPr>
-        <w:t xml:space="preserve">test: </w:t>
-      </w:r>
-      <w:r>
-        <w:rPr>
-          <w:rFonts w:ascii="Calibri" w:eastAsiaTheme="minorEastAsia" w:hAnsi="Calibri" w:cs="Calibri"/>
-          <w:color w:val="FF0000"/>
-          <w:sz w:val="24"/>
-          <w:szCs w:val="24"/>
-        </w:rPr>
-        <w:t xml:space="preserve">We </w:t>
-      </w:r>
-      <w:r>
-        <w:rPr>
-          <w:rFonts w:ascii="Calibri" w:eastAsiaTheme="minorEastAsia" w:hAnsi="Calibri" w:cs="Calibri"/>
-          <w:color w:val="FF0000"/>
-          <w:sz w:val="24"/>
-          <w:szCs w:val="24"/>
-        </w:rPr>
-        <w:t xml:space="preserve">do not </w:t>
-      </w:r>
-      <w:r>
-        <w:rPr>
-          <w:rFonts w:ascii="Calibri" w:eastAsiaTheme="minorEastAsia" w:hAnsi="Calibri" w:cs="Calibri"/>
-          <w:color w:val="FF0000"/>
-          <w:sz w:val="24"/>
-          <w:szCs w:val="24"/>
-        </w:rPr>
-        <w:t>have convincing evidence to show that the</w:t>
-      </w:r>
-      <w:r>
-        <w:rPr>
-          <w:rFonts w:ascii="Calibri" w:eastAsiaTheme="minorEastAsia" w:hAnsi="Calibri" w:cs="Calibri"/>
-          <w:color w:val="FF0000"/>
-          <w:sz w:val="24"/>
-          <w:szCs w:val="24"/>
-        </w:rPr>
-        <w:t xml:space="preserve"> average</w:t>
-      </w:r>
-      <w:r>
-        <w:rPr>
-          <w:rFonts w:ascii="Calibri" w:eastAsiaTheme="minorEastAsia" w:hAnsi="Calibri" w:cs="Calibri"/>
-          <w:color w:val="FF0000"/>
-          <w:sz w:val="24"/>
-          <w:szCs w:val="24"/>
-        </w:rPr>
-        <w:t xml:space="preserve"> run time for Run </w:t>
-      </w:r>
-      <w:r>
-        <w:rPr>
-          <w:rFonts w:ascii="Calibri" w:eastAsiaTheme="minorEastAsia" w:hAnsi="Calibri" w:cs="Calibri"/>
-          <w:color w:val="FF0000"/>
-          <w:sz w:val="24"/>
-          <w:szCs w:val="24"/>
-        </w:rPr>
-        <w:t>1</w:t>
-      </w:r>
-      <w:r>
-        <w:rPr>
-          <w:rFonts w:ascii="Calibri" w:eastAsiaTheme="minorEastAsia" w:hAnsi="Calibri" w:cs="Calibri"/>
-          <w:color w:val="FF0000"/>
-          <w:sz w:val="24"/>
-          <w:szCs w:val="24"/>
-        </w:rPr>
-        <w:t xml:space="preserve"> is significantly faster than the </w:t>
-      </w:r>
-      <w:r>
-        <w:rPr>
-          <w:rFonts w:ascii="Calibri" w:eastAsiaTheme="minorEastAsia" w:hAnsi="Calibri" w:cs="Calibri"/>
-          <w:color w:val="FF0000"/>
-          <w:sz w:val="24"/>
-          <w:szCs w:val="24"/>
-        </w:rPr>
-        <w:t>average</w:t>
-      </w:r>
-      <w:r>
-        <w:rPr>
-          <w:rFonts w:ascii="Calibri" w:eastAsiaTheme="minorEastAsia" w:hAnsi="Calibri" w:cs="Calibri"/>
-          <w:color w:val="FF0000"/>
-          <w:sz w:val="24"/>
-          <w:szCs w:val="24"/>
-        </w:rPr>
-        <w:t xml:space="preserve"> run time for Run </w:t>
-      </w:r>
-      <w:r>
-        <w:rPr>
-          <w:rFonts w:ascii="Calibri" w:eastAsiaTheme="minorEastAsia" w:hAnsi="Calibri" w:cs="Calibri"/>
-          <w:color w:val="FF0000"/>
-          <w:sz w:val="24"/>
-          <w:szCs w:val="24"/>
-        </w:rPr>
-        <w:t>2</w:t>
-      </w:r>
-      <w:r>
-        <w:rPr>
-          <w:rFonts w:ascii="Calibri" w:eastAsiaTheme="minorEastAsia" w:hAnsi="Calibri" w:cs="Calibri"/>
-          <w:color w:val="FF0000"/>
-          <w:sz w:val="24"/>
-          <w:szCs w:val="24"/>
-        </w:rPr>
-        <w:t xml:space="preserve"> (p-value = 0.3501)</w:t>
-      </w:r>
-      <w:r>
-        <w:rPr>
-          <w:rFonts w:ascii="Calibri" w:eastAsiaTheme="minorEastAsia" w:hAnsi="Calibri" w:cs="Calibri"/>
-          <w:color w:val="FF0000"/>
-          <w:sz w:val="24"/>
-          <w:szCs w:val="24"/>
-        </w:rPr>
-        <w:t>.</w:t>
-      </w:r>
-    </w:p>
-    <w:p>
-      <w:pPr>
-        <w:rPr>
-          <w:rFonts w:ascii="Calibri" w:eastAsiaTheme="minorEastAsia" w:hAnsi="Calibri" w:cs="Calibri"/>
-          <w:color w:val="FF0000"/>
-          <w:sz w:val="24"/>
-          <w:szCs w:val="24"/>
-        </w:rPr>
-      </w:pPr>
-    </w:p>
-    <w:p>
-      <w:pPr>
-        <w:rPr>
-          <w:rFonts w:ascii="Calibri" w:hAnsi="Calibri" w:cs="Calibri"/>
-          <w:color w:val="FF0000"/>
-          <w:sz w:val="24"/>
-          <w:szCs w:val="24"/>
-        </w:rPr>
-      </w:pPr>
-      <w:r>
-        <w:rPr>
-          <w:rFonts w:ascii="Calibri" w:hAnsi="Calibri" w:cs="Calibri"/>
-          <w:color w:val="FF0000"/>
-          <w:sz w:val="24"/>
-          <w:szCs w:val="24"/>
-        </w:rPr>
-        <w:t xml:space="preserve">Interpretation of 95% CI: </w:t>
-      </w:r>
-      <w:r>
-        <w:rPr>
-          <w:rFonts w:ascii="Calibri" w:hAnsi="Calibri" w:cs="Calibri"/>
-          <w:color w:val="FF0000"/>
-          <w:sz w:val="24"/>
-          <w:szCs w:val="24"/>
-        </w:rPr>
-        <w:t xml:space="preserve">We are 95% confident that the run time for Run </w:t>
-      </w:r>
-      <w:r>
-        <w:rPr>
-          <w:rFonts w:ascii="Calibri" w:hAnsi="Calibri" w:cs="Calibri"/>
-          <w:color w:val="FF0000"/>
-          <w:sz w:val="24"/>
-          <w:szCs w:val="24"/>
-        </w:rPr>
-        <w:t>1</w:t>
-      </w:r>
-      <w:r>
-        <w:rPr>
-          <w:rFonts w:ascii="Calibri" w:hAnsi="Calibri" w:cs="Calibri"/>
-          <w:color w:val="FF0000"/>
-          <w:sz w:val="24"/>
-          <w:szCs w:val="24"/>
-        </w:rPr>
-        <w:t xml:space="preserve"> is somewhere between </w:t>
-      </w:r>
-      <w:r>
-        <w:rPr>
-          <w:rFonts w:ascii="Calibri" w:hAnsi="Calibri" w:cs="Calibri"/>
-          <w:color w:val="FF0000"/>
-          <w:sz w:val="24"/>
-          <w:szCs w:val="24"/>
-        </w:rPr>
-        <w:t>0.15 seconds faster and</w:t>
-      </w:r>
-      <w:r>
-        <w:rPr>
-          <w:rFonts w:ascii="Calibri" w:hAnsi="Calibri" w:cs="Calibri"/>
-          <w:color w:val="FF0000"/>
-          <w:sz w:val="24"/>
-          <w:szCs w:val="24"/>
-        </w:rPr>
-        <w:t xml:space="preserve"> </w:t>
-      </w:r>
-      <w:r>
-        <w:rPr>
-          <w:rFonts w:ascii="Calibri" w:hAnsi="Calibri" w:cs="Calibri"/>
-          <w:color w:val="FF0000"/>
-          <w:sz w:val="24"/>
-          <w:szCs w:val="24"/>
-        </w:rPr>
-        <w:t>0.41 seconds slower</w:t>
-      </w:r>
-      <w:r>
-        <w:rPr>
-          <w:rFonts w:ascii="Calibri" w:hAnsi="Calibri" w:cs="Calibri"/>
-          <w:color w:val="FF0000"/>
-          <w:sz w:val="24"/>
-          <w:szCs w:val="24"/>
-        </w:rPr>
-        <w:t xml:space="preserve"> than the run time for Run </w:t>
-      </w:r>
-      <w:r>
-        <w:rPr>
-          <w:rFonts w:ascii="Calibri" w:hAnsi="Calibri" w:cs="Calibri"/>
-          <w:color w:val="FF0000"/>
-          <w:sz w:val="24"/>
-          <w:szCs w:val="24"/>
-        </w:rPr>
-        <w:t>2</w:t>
-      </w:r>
-      <w:r>
-        <w:rPr>
-          <w:rFonts w:ascii="Calibri" w:hAnsi="Calibri" w:cs="Calibri"/>
-          <w:color w:val="FF0000"/>
-          <w:sz w:val="24"/>
-          <w:szCs w:val="24"/>
-        </w:rPr>
-        <w:t>.</w:t>
-      </w:r>
-    </w:p>
-    <w:p>
-      <w:pPr>
-        <w:rPr>
-          <w:rFonts w:ascii="Calibri" w:hAnsi="Calibri" w:cs="Calibri"/>
-          <w:color w:val="FF0000"/>
-          <w:sz w:val="24"/>
-          <w:szCs w:val="24"/>
-        </w:rPr>
-      </w:pPr>
-    </w:p>
-    <w:p>
-      <w:pPr>
-        <w:rPr>
-          <w:rFonts w:ascii="Calibri" w:hAnsi="Calibri" w:cs="Calibri"/>
-          <w:color w:val="FF0000"/>
-          <w:sz w:val="24"/>
-          <w:szCs w:val="24"/>
-        </w:rPr>
-      </w:pPr>
-      <w:r>
-        <w:rPr>
-          <w:rFonts w:ascii="Calibri" w:hAnsi="Calibri" w:cs="Calibri"/>
-          <w:color w:val="FF0000"/>
-          <w:sz w:val="24"/>
-          <w:szCs w:val="24"/>
-        </w:rPr>
-        <w:t>These findings reveal that the</w:t>
-      </w:r>
-      <w:r>
-        <w:rPr>
-          <w:rFonts w:ascii="Calibri" w:hAnsi="Calibri" w:cs="Calibri"/>
-          <w:color w:val="FF0000"/>
-          <w:sz w:val="24"/>
-          <w:szCs w:val="24"/>
-        </w:rPr>
-        <w:t xml:space="preserve">re </w:t>
-      </w:r>
-      <w:r>
-        <w:rPr>
-          <w:rFonts w:ascii="Calibri" w:hAnsi="Calibri" w:cs="Calibri"/>
-          <w:color w:val="FF0000"/>
-          <w:sz w:val="24"/>
-          <w:szCs w:val="24"/>
-        </w:rPr>
-        <w:t>was</w:t>
-      </w:r>
-      <w:r>
-        <w:rPr>
-          <w:rFonts w:ascii="Calibri" w:hAnsi="Calibri" w:cs="Calibri"/>
-          <w:color w:val="FF0000"/>
-          <w:sz w:val="24"/>
-          <w:szCs w:val="24"/>
-        </w:rPr>
-        <w:t xml:space="preserve"> likely little difference in the </w:t>
-      </w:r>
-      <w:r>
-        <w:rPr>
-          <w:rFonts w:ascii="Calibri" w:hAnsi="Calibri" w:cs="Calibri"/>
-          <w:color w:val="FF0000"/>
-          <w:sz w:val="24"/>
-          <w:szCs w:val="24"/>
-        </w:rPr>
-        <w:t>“</w:t>
-      </w:r>
-      <w:proofErr w:type="spellStart"/>
-      <w:r>
-        <w:rPr>
-          <w:rFonts w:ascii="Calibri" w:hAnsi="Calibri" w:cs="Calibri"/>
-          <w:color w:val="FF0000"/>
-          <w:sz w:val="24"/>
-          <w:szCs w:val="24"/>
-        </w:rPr>
-        <w:t>turniness</w:t>
-      </w:r>
-      <w:proofErr w:type="spellEnd"/>
-      <w:r>
-        <w:rPr>
-          <w:rFonts w:ascii="Calibri" w:hAnsi="Calibri" w:cs="Calibri"/>
-          <w:color w:val="FF0000"/>
-          <w:sz w:val="24"/>
-          <w:szCs w:val="24"/>
-        </w:rPr>
-        <w:t>” of the courses, the visibility, the snow conditions, etc. between the first and second runs.</w:t>
-      </w:r>
-    </w:p>
-    <w:p>
-      <w:pPr>
-        <w:rPr>
-          <w:rFonts w:ascii="Calibri" w:eastAsiaTheme="minorEastAsia" w:hAnsi="Calibri" w:cs="Calibri"/>
+    </w:p>
+    <w:p>
+      <w:pPr>
+        <w:rPr>
+          <w:rFonts w:ascii="Calibri" w:eastAsiaTheme="minorEastAsia" w:hAnsi="Calibri" w:cs="Calibri"/>
+          <w:color w:val="FF0000"/>
           <w:sz w:val="24"/>
           <w:szCs w:val="24"/>
         </w:rPr>
@@ -2407,203 +1877,390 @@
           <w:sz w:val="24"/>
           <w:szCs w:val="24"/>
         </w:rPr>
-        <w:t xml:space="preserve">After comparing the findings </w:t>
-      </w:r>
-      <w:r>
-        <w:rPr>
-          <w:rFonts w:ascii="Calibri" w:eastAsiaTheme="minorEastAsia" w:hAnsi="Calibri" w:cs="Calibri"/>
-          <w:sz w:val="24"/>
-          <w:szCs w:val="24"/>
-        </w:rPr>
-        <w:t>from</w:t>
-      </w:r>
-      <w:r>
-        <w:rPr>
-          <w:rFonts w:ascii="Calibri" w:eastAsiaTheme="minorEastAsia" w:hAnsi="Calibri" w:cs="Calibri"/>
-          <w:sz w:val="24"/>
-          <w:szCs w:val="24"/>
-        </w:rPr>
-        <w:t xml:space="preserve"> these two races, </w:t>
-      </w:r>
-      <w:r>
-        <w:rPr>
-          <w:rFonts w:ascii="Calibri" w:eastAsiaTheme="minorEastAsia" w:hAnsi="Calibri" w:cs="Calibri"/>
-          <w:sz w:val="24"/>
-          <w:szCs w:val="24"/>
-        </w:rPr>
-        <w:t>d</w:t>
-      </w:r>
-      <w:r>
-        <w:rPr>
-          <w:rFonts w:ascii="Calibri" w:eastAsiaTheme="minorEastAsia" w:hAnsi="Calibri" w:cs="Calibri"/>
-          <w:sz w:val="24"/>
-          <w:szCs w:val="24"/>
-        </w:rPr>
-        <w:t>o you think that you</w:t>
-      </w:r>
-      <w:r>
-        <w:rPr>
-          <w:rFonts w:ascii="Calibri" w:eastAsiaTheme="minorEastAsia" w:hAnsi="Calibri" w:cs="Calibri"/>
-          <w:sz w:val="24"/>
-          <w:szCs w:val="24"/>
-        </w:rPr>
-        <w:t xml:space="preserve">r findings </w:t>
-      </w:r>
-      <w:r>
-        <w:rPr>
-          <w:rFonts w:ascii="Calibri" w:eastAsiaTheme="minorEastAsia" w:hAnsi="Calibri" w:cs="Calibri"/>
-          <w:sz w:val="24"/>
-          <w:szCs w:val="24"/>
-        </w:rPr>
-        <w:t xml:space="preserve">about the differences in </w:t>
-      </w:r>
-      <w:proofErr w:type="gramStart"/>
-      <w:r>
-        <w:rPr>
-          <w:rFonts w:ascii="Calibri" w:eastAsiaTheme="minorEastAsia" w:hAnsi="Calibri" w:cs="Calibri"/>
-          <w:sz w:val="24"/>
-          <w:szCs w:val="24"/>
-        </w:rPr>
-        <w:t>run</w:t>
-      </w:r>
-      <w:proofErr w:type="gramEnd"/>
-      <w:r>
-        <w:rPr>
-          <w:rFonts w:ascii="Calibri" w:eastAsiaTheme="minorEastAsia" w:hAnsi="Calibri" w:cs="Calibri"/>
-          <w:sz w:val="24"/>
-          <w:szCs w:val="24"/>
-        </w:rPr>
-        <w:t xml:space="preserve"> times</w:t>
-      </w:r>
-      <w:r>
-        <w:rPr>
-          <w:rFonts w:ascii="Calibri" w:eastAsiaTheme="minorEastAsia" w:hAnsi="Calibri" w:cs="Calibri"/>
-          <w:sz w:val="24"/>
-          <w:szCs w:val="24"/>
-        </w:rPr>
-        <w:t xml:space="preserve"> at Mont-Tremblant </w:t>
-      </w:r>
-      <w:r>
-        <w:rPr>
-          <w:rFonts w:ascii="Calibri" w:eastAsiaTheme="minorEastAsia" w:hAnsi="Calibri" w:cs="Calibri"/>
-          <w:sz w:val="24"/>
-          <w:szCs w:val="24"/>
-        </w:rPr>
-        <w:t>c</w:t>
-      </w:r>
-      <w:r>
-        <w:rPr>
-          <w:rFonts w:ascii="Calibri" w:eastAsiaTheme="minorEastAsia" w:hAnsi="Calibri" w:cs="Calibri"/>
-          <w:sz w:val="24"/>
-          <w:szCs w:val="24"/>
-        </w:rPr>
-        <w:t>ould</w:t>
-      </w:r>
-      <w:r>
-        <w:rPr>
-          <w:rFonts w:ascii="Calibri" w:eastAsiaTheme="minorEastAsia" w:hAnsi="Calibri" w:cs="Calibri"/>
-          <w:sz w:val="24"/>
-          <w:szCs w:val="24"/>
-        </w:rPr>
-        <w:t xml:space="preserve"> be applied to other World Cup GS races?</w:t>
-      </w:r>
-      <w:r>
-        <w:rPr>
-          <w:rFonts w:ascii="Calibri" w:eastAsiaTheme="minorEastAsia" w:hAnsi="Calibri" w:cs="Calibri"/>
-          <w:sz w:val="24"/>
-          <w:szCs w:val="24"/>
-        </w:rPr>
-        <w:t xml:space="preserve"> Discuss the limitations of this analysis.</w:t>
-      </w:r>
-    </w:p>
-    <w:p>
-      <w:pPr>
+        <w:t xml:space="preserve">Now, let’s </w:t>
+      </w:r>
+      <w:r>
+        <w:rPr>
+          <w:rFonts w:ascii="Calibri" w:eastAsiaTheme="minorEastAsia" w:hAnsi="Calibri" w:cs="Calibri"/>
+          <w:sz w:val="24"/>
+          <w:szCs w:val="24"/>
+        </w:rPr>
+        <w:t xml:space="preserve">compare our findings to </w:t>
+      </w:r>
+      <w:r>
+        <w:rPr>
+          <w:rFonts w:ascii="Calibri" w:eastAsiaTheme="minorEastAsia" w:hAnsi="Calibri" w:cs="Calibri"/>
+          <w:sz w:val="24"/>
+          <w:szCs w:val="24"/>
+        </w:rPr>
+        <w:t xml:space="preserve">another women’s world cup giant slalom race </w:t>
+      </w:r>
+      <w:r>
+        <w:rPr>
+          <w:rFonts w:ascii="Calibri" w:eastAsiaTheme="minorEastAsia" w:hAnsi="Calibri" w:cs="Calibri"/>
+          <w:sz w:val="24"/>
+          <w:szCs w:val="24"/>
+        </w:rPr>
+        <w:t xml:space="preserve">at Copper Mountain. </w:t>
+      </w:r>
+      <w:r>
+        <w:rPr>
+          <w:rFonts w:ascii="Calibri" w:eastAsiaTheme="minorEastAsia" w:hAnsi="Calibri" w:cs="Calibri"/>
+          <w:sz w:val="24"/>
+          <w:szCs w:val="24"/>
+        </w:rPr>
+        <w:t xml:space="preserve">The data is stored in </w:t>
+      </w:r>
+      <w:r>
+        <w:rPr>
+          <w:rFonts w:ascii="Calibri" w:eastAsiaTheme="minorEastAsia" w:hAnsi="Calibri" w:cs="Calibri"/>
+          <w:sz w:val="24"/>
+          <w:szCs w:val="24"/>
+        </w:rPr>
+        <w:t xml:space="preserve">Copper_diff.csv. </w:t>
+      </w:r>
+      <w:r>
+        <w:rPr>
+          <w:rFonts w:ascii="Calibri" w:eastAsiaTheme="minorEastAsia" w:hAnsi="Calibri" w:cs="Calibri"/>
+          <w:sz w:val="24"/>
+          <w:szCs w:val="24"/>
+        </w:rPr>
+        <w:t xml:space="preserve">Below are </w:t>
+      </w:r>
+      <w:r>
+        <w:rPr>
+          <w:rFonts w:ascii="Calibri" w:eastAsiaTheme="minorEastAsia" w:hAnsi="Calibri" w:cs="Calibri"/>
+          <w:sz w:val="24"/>
+          <w:szCs w:val="24"/>
+        </w:rPr>
+        <w:t>the results from a test for difference in mean run times.</w:t>
+      </w:r>
+      <w:r>
+        <w:rPr>
+          <w:rFonts w:ascii="Calibri" w:eastAsiaTheme="minorEastAsia" w:hAnsi="Calibri" w:cs="Calibri"/>
+          <w:sz w:val="24"/>
+          <w:szCs w:val="24"/>
+        </w:rPr>
+        <w:t xml:space="preserve"> </w:t>
+      </w:r>
+      <w:r>
+        <w:rPr>
+          <w:rFonts w:ascii="Calibri" w:eastAsiaTheme="minorEastAsia" w:hAnsi="Calibri" w:cs="Calibri"/>
+          <w:sz w:val="24"/>
+          <w:szCs w:val="24"/>
+        </w:rPr>
+        <w:t xml:space="preserve"> </w:t>
+      </w:r>
+      <w:r>
+        <w:rPr>
+          <w:rFonts w:ascii="Calibri" w:eastAsiaTheme="minorEastAsia" w:hAnsi="Calibri" w:cs="Calibri"/>
+          <w:sz w:val="24"/>
+          <w:szCs w:val="24"/>
+        </w:rPr>
+        <w:t>Interpret the results from the test</w:t>
+      </w:r>
+      <w:r>
+        <w:rPr>
+          <w:rFonts w:ascii="Calibri" w:eastAsiaTheme="minorEastAsia" w:hAnsi="Calibri" w:cs="Calibri"/>
+          <w:sz w:val="24"/>
+          <w:szCs w:val="24"/>
+        </w:rPr>
+        <w:t xml:space="preserve"> and the 95% CI</w:t>
+      </w:r>
+      <w:r>
+        <w:rPr>
+          <w:rFonts w:ascii="Calibri" w:eastAsiaTheme="minorEastAsia" w:hAnsi="Calibri" w:cs="Calibri"/>
+          <w:sz w:val="24"/>
+          <w:szCs w:val="24"/>
+        </w:rPr>
+        <w:t>.</w:t>
+      </w:r>
+      <w:r>
+        <w:rPr>
+          <w:rFonts w:ascii="Calibri" w:eastAsiaTheme="minorEastAsia" w:hAnsi="Calibri" w:cs="Calibri"/>
+          <w:sz w:val="24"/>
+          <w:szCs w:val="24"/>
+        </w:rPr>
+        <w:t xml:space="preserve"> </w:t>
+      </w:r>
+    </w:p>
+    <w:p>
+      <w:pPr>
+        <w:rPr>
+          <w:rFonts w:ascii="Calibri" w:eastAsiaTheme="minorEastAsia" w:hAnsi="Calibri" w:cs="Calibri"/>
+          <w:sz w:val="24"/>
+          <w:szCs w:val="24"/>
+        </w:rPr>
+      </w:pPr>
+      <w:r>
+        <w:rPr>
+          <w:rFonts w:ascii="Calibri" w:eastAsiaTheme="minorEastAsia" w:hAnsi="Calibri" w:cs="Calibri"/>
+          <w:sz w:val="24"/>
+          <w:szCs w:val="24"/>
+        </w:rPr>
+        <w:t>95 percent confidence interval: (-0.1</w:t>
+      </w:r>
+      <w:r>
+        <w:rPr>
+          <w:rFonts w:ascii="Calibri" w:eastAsiaTheme="minorEastAsia" w:hAnsi="Calibri" w:cs="Calibri"/>
+          <w:sz w:val="24"/>
+          <w:szCs w:val="24"/>
+        </w:rPr>
+        <w:t>5</w:t>
+      </w:r>
+      <w:r>
+        <w:rPr>
+          <w:rFonts w:ascii="Calibri" w:eastAsiaTheme="minorEastAsia" w:hAnsi="Calibri" w:cs="Calibri"/>
+          <w:sz w:val="24"/>
+          <w:szCs w:val="24"/>
+        </w:rPr>
+        <w:t>,  0.4</w:t>
+      </w:r>
+      <w:r>
+        <w:rPr>
+          <w:rFonts w:ascii="Calibri" w:eastAsiaTheme="minorEastAsia" w:hAnsi="Calibri" w:cs="Calibri"/>
+          <w:sz w:val="24"/>
+          <w:szCs w:val="24"/>
+        </w:rPr>
+        <w:t>1</w:t>
+      </w:r>
+      <w:r>
+        <w:rPr>
+          <w:rFonts w:ascii="Calibri" w:eastAsiaTheme="minorEastAsia" w:hAnsi="Calibri" w:cs="Calibri"/>
+          <w:sz w:val="24"/>
+          <w:szCs w:val="24"/>
+        </w:rPr>
+        <w:t>)</w:t>
+      </w:r>
+    </w:p>
+    <w:p>
+      <w:pPr>
+        <w:rPr>
+          <w:rFonts w:ascii="Calibri" w:eastAsiaTheme="minorEastAsia" w:hAnsi="Calibri" w:cs="Calibri"/>
+          <w:sz w:val="24"/>
+          <w:szCs w:val="24"/>
+        </w:rPr>
+      </w:pPr>
+      <w:r>
+        <w:rPr>
+          <w:rFonts w:ascii="Calibri" w:eastAsiaTheme="minorEastAsia" w:hAnsi="Calibri" w:cs="Calibri"/>
+          <w:sz w:val="24"/>
+          <w:szCs w:val="24"/>
+        </w:rPr>
+        <w:t>Mean Difference = 0.1</w:t>
+      </w:r>
+      <w:r>
+        <w:rPr>
+          <w:rFonts w:ascii="Calibri" w:eastAsiaTheme="minorEastAsia" w:hAnsi="Calibri" w:cs="Calibri"/>
+          <w:sz w:val="24"/>
+          <w:szCs w:val="24"/>
+        </w:rPr>
+        <w:t>3</w:t>
+      </w:r>
+    </w:p>
+    <w:p>
+      <w:pPr>
+        <w:rPr>
+          <w:rFonts w:ascii="Calibri" w:eastAsiaTheme="minorEastAsia" w:hAnsi="Calibri" w:cs="Calibri"/>
+          <w:sz w:val="24"/>
+          <w:szCs w:val="24"/>
+        </w:rPr>
+      </w:pPr>
+      <w:r>
+        <w:rPr>
+          <w:rFonts w:ascii="Calibri" w:eastAsiaTheme="minorEastAsia" w:hAnsi="Calibri" w:cs="Calibri"/>
+          <w:sz w:val="24"/>
+          <w:szCs w:val="24"/>
+        </w:rPr>
+        <w:t>t = 0.950, df = 28, p-value = 0.350</w:t>
+      </w:r>
+    </w:p>
+    <w:p>
+      <w:pPr>
+        <w:rPr>
+          <w:rFonts w:ascii="Calibri" w:eastAsiaTheme="minorEastAsia" w:hAnsi="Calibri" w:cs="Calibri"/>
+          <w:color w:val="FF0000"/>
+          <w:sz w:val="24"/>
+          <w:szCs w:val="24"/>
+        </w:rPr>
+      </w:pPr>
+      <w:r>
         <w:rPr>
           <w:rFonts w:ascii="Calibri" w:eastAsiaTheme="minorEastAsia" w:hAnsi="Calibri" w:cs="Calibri"/>
           <w:color w:val="EE0000"/>
           <w:sz w:val="24"/>
           <w:szCs w:val="24"/>
         </w:rPr>
-      </w:pPr>
-      <w:r>
-        <w:rPr>
-          <w:rFonts w:ascii="Calibri" w:eastAsiaTheme="minorEastAsia" w:hAnsi="Calibri" w:cs="Calibri"/>
-          <w:color w:val="EE0000"/>
-          <w:sz w:val="24"/>
-          <w:szCs w:val="24"/>
-        </w:rPr>
-        <w:t xml:space="preserve">Answers will vary. </w:t>
-      </w:r>
-    </w:p>
-    <w:p>
-      <w:pPr>
-        <w:rPr>
-          <w:rFonts w:ascii="Calibri" w:eastAsiaTheme="minorEastAsia" w:hAnsi="Calibri" w:cs="Calibri"/>
-          <w:color w:val="EE0000"/>
-          <w:sz w:val="24"/>
-          <w:szCs w:val="24"/>
-        </w:rPr>
-      </w:pPr>
-      <w:r>
-        <w:rPr>
-          <w:rFonts w:ascii="Calibri" w:eastAsiaTheme="minorEastAsia" w:hAnsi="Calibri" w:cs="Calibri"/>
-          <w:color w:val="EE0000"/>
-          <w:sz w:val="24"/>
-          <w:szCs w:val="24"/>
-        </w:rPr>
-        <w:t>Students should discuss how findings are not consistent across the two races</w:t>
-      </w:r>
-      <w:r>
-        <w:rPr>
-          <w:rFonts w:ascii="Calibri" w:eastAsiaTheme="minorEastAsia" w:hAnsi="Calibri" w:cs="Calibri"/>
-          <w:color w:val="EE0000"/>
-          <w:sz w:val="24"/>
-          <w:szCs w:val="24"/>
-        </w:rPr>
-        <w:t xml:space="preserve"> (</w:t>
-      </w:r>
-      <w:r>
-        <w:rPr>
-          <w:rFonts w:ascii="Calibri" w:eastAsiaTheme="minorEastAsia" w:hAnsi="Calibri" w:cs="Calibri"/>
-          <w:color w:val="EE0000"/>
-          <w:sz w:val="24"/>
-          <w:szCs w:val="24"/>
-        </w:rPr>
-        <w:t xml:space="preserve">Run 1 was significantly faster than run 2 at Mont Tremblant, but there was no significant difference between runs at </w:t>
-      </w:r>
-      <w:proofErr w:type="gramStart"/>
-      <w:r>
-        <w:rPr>
-          <w:rFonts w:ascii="Calibri" w:eastAsiaTheme="minorEastAsia" w:hAnsi="Calibri" w:cs="Calibri"/>
-          <w:color w:val="EE0000"/>
-          <w:sz w:val="24"/>
-          <w:szCs w:val="24"/>
-        </w:rPr>
-        <w:t>Copper</w:t>
-      </w:r>
-      <w:proofErr w:type="gramEnd"/>
-      <w:r>
-        <w:rPr>
-          <w:rFonts w:ascii="Calibri" w:eastAsiaTheme="minorEastAsia" w:hAnsi="Calibri" w:cs="Calibri"/>
-          <w:color w:val="EE0000"/>
-          <w:sz w:val="24"/>
-          <w:szCs w:val="24"/>
-        </w:rPr>
-        <w:t>)</w:t>
-      </w:r>
-      <w:r>
-        <w:rPr>
-          <w:rFonts w:ascii="Calibri" w:eastAsiaTheme="minorEastAsia" w:hAnsi="Calibri" w:cs="Calibri"/>
-          <w:color w:val="EE0000"/>
+        <w:t xml:space="preserve">Interpretation of test: </w:t>
+      </w:r>
+      <w:r>
+        <w:rPr>
+          <w:rFonts w:ascii="Calibri" w:eastAsiaTheme="minorEastAsia" w:hAnsi="Calibri" w:cs="Calibri"/>
+          <w:color w:val="FF0000"/>
+          <w:sz w:val="24"/>
+          <w:szCs w:val="24"/>
+        </w:rPr>
+        <w:t xml:space="preserve">We </w:t>
+      </w:r>
+      <w:r>
+        <w:rPr>
+          <w:rFonts w:ascii="Calibri" w:eastAsiaTheme="minorEastAsia" w:hAnsi="Calibri" w:cs="Calibri"/>
+          <w:color w:val="FF0000"/>
+          <w:sz w:val="24"/>
+          <w:szCs w:val="24"/>
+        </w:rPr>
+        <w:t xml:space="preserve">do not </w:t>
+      </w:r>
+      <w:r>
+        <w:rPr>
+          <w:rFonts w:ascii="Calibri" w:eastAsiaTheme="minorEastAsia" w:hAnsi="Calibri" w:cs="Calibri"/>
+          <w:color w:val="FF0000"/>
+          <w:sz w:val="24"/>
+          <w:szCs w:val="24"/>
+        </w:rPr>
+        <w:t>have convincing evidence to show that the</w:t>
+      </w:r>
+      <w:r>
+        <w:rPr>
+          <w:rFonts w:ascii="Calibri" w:eastAsiaTheme="minorEastAsia" w:hAnsi="Calibri" w:cs="Calibri"/>
+          <w:color w:val="FF0000"/>
+          <w:sz w:val="24"/>
+          <w:szCs w:val="24"/>
+        </w:rPr>
+        <w:t xml:space="preserve"> average</w:t>
+      </w:r>
+      <w:r>
+        <w:rPr>
+          <w:rFonts w:ascii="Calibri" w:eastAsiaTheme="minorEastAsia" w:hAnsi="Calibri" w:cs="Calibri"/>
+          <w:color w:val="FF0000"/>
+          <w:sz w:val="24"/>
+          <w:szCs w:val="24"/>
+        </w:rPr>
+        <w:t xml:space="preserve"> run time for Run </w:t>
+      </w:r>
+      <w:r>
+        <w:rPr>
+          <w:rFonts w:ascii="Calibri" w:eastAsiaTheme="minorEastAsia" w:hAnsi="Calibri" w:cs="Calibri"/>
+          <w:color w:val="FF0000"/>
+          <w:sz w:val="24"/>
+          <w:szCs w:val="24"/>
+        </w:rPr>
+        <w:t>1</w:t>
+      </w:r>
+      <w:r>
+        <w:rPr>
+          <w:rFonts w:ascii="Calibri" w:eastAsiaTheme="minorEastAsia" w:hAnsi="Calibri" w:cs="Calibri"/>
+          <w:color w:val="FF0000"/>
+          <w:sz w:val="24"/>
+          <w:szCs w:val="24"/>
+        </w:rPr>
+        <w:t xml:space="preserve"> is significantly faster than the </w:t>
+      </w:r>
+      <w:r>
+        <w:rPr>
+          <w:rFonts w:ascii="Calibri" w:eastAsiaTheme="minorEastAsia" w:hAnsi="Calibri" w:cs="Calibri"/>
+          <w:color w:val="FF0000"/>
+          <w:sz w:val="24"/>
+          <w:szCs w:val="24"/>
+        </w:rPr>
+        <w:t>average</w:t>
+      </w:r>
+      <w:r>
+        <w:rPr>
+          <w:rFonts w:ascii="Calibri" w:eastAsiaTheme="minorEastAsia" w:hAnsi="Calibri" w:cs="Calibri"/>
+          <w:color w:val="FF0000"/>
+          <w:sz w:val="24"/>
+          <w:szCs w:val="24"/>
+        </w:rPr>
+        <w:t xml:space="preserve"> run time for Run </w:t>
+      </w:r>
+      <w:r>
+        <w:rPr>
+          <w:rFonts w:ascii="Calibri" w:eastAsiaTheme="minorEastAsia" w:hAnsi="Calibri" w:cs="Calibri"/>
+          <w:color w:val="FF0000"/>
+          <w:sz w:val="24"/>
+          <w:szCs w:val="24"/>
+        </w:rPr>
+        <w:t>2 (p-value = 0.350)</w:t>
+      </w:r>
+      <w:r>
+        <w:rPr>
+          <w:rFonts w:ascii="Calibri" w:eastAsiaTheme="minorEastAsia" w:hAnsi="Calibri" w:cs="Calibri"/>
+          <w:color w:val="FF0000"/>
           <w:sz w:val="24"/>
           <w:szCs w:val="24"/>
         </w:rPr>
         <w:t>.</w:t>
       </w:r>
-      <w:r>
-        <w:rPr>
-          <w:rFonts w:ascii="Calibri" w:eastAsiaTheme="minorEastAsia" w:hAnsi="Calibri" w:cs="Calibri"/>
-          <w:color w:val="EE0000"/>
+    </w:p>
+    <w:p>
+      <w:pPr>
+        <w:rPr>
+          <w:rFonts w:ascii="Calibri" w:eastAsiaTheme="minorEastAsia" w:hAnsi="Calibri" w:cs="Calibri"/>
+          <w:color w:val="FF0000"/>
+          <w:sz w:val="24"/>
+          <w:szCs w:val="24"/>
+        </w:rPr>
+      </w:pPr>
+    </w:p>
+    <w:p>
+      <w:pPr>
+        <w:rPr>
+          <w:rFonts w:ascii="Calibri" w:hAnsi="Calibri" w:cs="Calibri"/>
+          <w:color w:val="FF0000"/>
+          <w:sz w:val="24"/>
+          <w:szCs w:val="24"/>
+        </w:rPr>
+      </w:pPr>
+      <w:r>
+        <w:rPr>
+          <w:rFonts w:ascii="Calibri" w:hAnsi="Calibri" w:cs="Calibri"/>
+          <w:color w:val="FF0000"/>
+          <w:sz w:val="24"/>
+          <w:szCs w:val="24"/>
+        </w:rPr>
+        <w:t xml:space="preserve">Interpretation of 95% CI: </w:t>
+      </w:r>
+      <w:r>
+        <w:rPr>
+          <w:rFonts w:ascii="Calibri" w:hAnsi="Calibri" w:cs="Calibri"/>
+          <w:color w:val="FF0000"/>
+          <w:sz w:val="24"/>
+          <w:szCs w:val="24"/>
+        </w:rPr>
+        <w:t xml:space="preserve">We are 95% confident that the run time for Run </w:t>
+      </w:r>
+      <w:r>
+        <w:rPr>
+          <w:rFonts w:ascii="Calibri" w:hAnsi="Calibri" w:cs="Calibri"/>
+          <w:color w:val="FF0000"/>
+          <w:sz w:val="24"/>
+          <w:szCs w:val="24"/>
+        </w:rPr>
+        <w:t>1</w:t>
+      </w:r>
+      <w:r>
+        <w:rPr>
+          <w:rFonts w:ascii="Calibri" w:hAnsi="Calibri" w:cs="Calibri"/>
+          <w:color w:val="FF0000"/>
+          <w:sz w:val="24"/>
+          <w:szCs w:val="24"/>
+        </w:rPr>
+        <w:t xml:space="preserve"> is somewhere between </w:t>
+      </w:r>
+      <w:r>
+        <w:rPr>
+          <w:rFonts w:ascii="Calibri" w:hAnsi="Calibri" w:cs="Calibri"/>
+          <w:color w:val="FF0000"/>
+          <w:sz w:val="24"/>
+          <w:szCs w:val="24"/>
+        </w:rPr>
+        <w:t>0.15 seconds faster and</w:t>
+      </w:r>
+      <w:r>
+        <w:rPr>
+          <w:rFonts w:ascii="Calibri" w:hAnsi="Calibri" w:cs="Calibri"/>
+          <w:color w:val="FF0000"/>
           <w:sz w:val="24"/>
           <w:szCs w:val="24"/>
         </w:rPr>
@@ -2611,49 +2268,49 @@
       </w:r>
       <w:r>
         <w:rPr>
-          <w:rFonts w:ascii="Calibri" w:eastAsiaTheme="minorEastAsia" w:hAnsi="Calibri" w:cs="Calibri"/>
-          <w:color w:val="EE0000"/>
-          <w:sz w:val="24"/>
-          <w:szCs w:val="24"/>
-        </w:rPr>
-        <w:t xml:space="preserve">This </w:t>
-      </w:r>
-      <w:r>
-        <w:rPr>
-          <w:rFonts w:ascii="Calibri" w:eastAsiaTheme="minorEastAsia" w:hAnsi="Calibri" w:cs="Calibri"/>
-          <w:color w:val="EE0000"/>
-          <w:sz w:val="24"/>
-          <w:szCs w:val="24"/>
-        </w:rPr>
-        <w:t>fact should highlight how the findings from th</w:t>
-      </w:r>
-      <w:r>
-        <w:rPr>
-          <w:rFonts w:ascii="Calibri" w:eastAsiaTheme="minorEastAsia" w:hAnsi="Calibri" w:cs="Calibri"/>
-          <w:color w:val="EE0000"/>
-          <w:sz w:val="24"/>
-          <w:szCs w:val="24"/>
-        </w:rPr>
-        <w:t xml:space="preserve">is analysis using data from Mont Tremblant </w:t>
-      </w:r>
-      <w:r>
-        <w:rPr>
-          <w:rFonts w:ascii="Calibri" w:eastAsiaTheme="minorEastAsia" w:hAnsi="Calibri" w:cs="Calibri"/>
-          <w:color w:val="EE0000"/>
-          <w:sz w:val="24"/>
-          <w:szCs w:val="24"/>
-        </w:rPr>
-        <w:t>cannot be applied to additional World Cup GS races</w:t>
-      </w:r>
-      <w:r>
-        <w:rPr>
-          <w:rFonts w:ascii="Calibri" w:eastAsiaTheme="minorEastAsia" w:hAnsi="Calibri" w:cs="Calibri"/>
-          <w:color w:val="EE0000"/>
-          <w:sz w:val="24"/>
-          <w:szCs w:val="24"/>
-        </w:rPr>
-        <w:t xml:space="preserve"> and the caution that should be taken when extrapolating findings toward a broader population.</w:t>
-      </w:r>
+          <w:rFonts w:ascii="Calibri" w:hAnsi="Calibri" w:cs="Calibri"/>
+          <w:color w:val="FF0000"/>
+          <w:sz w:val="24"/>
+          <w:szCs w:val="24"/>
+        </w:rPr>
+        <w:t>0.41 seconds slower</w:t>
+      </w:r>
+      <w:r>
+        <w:rPr>
+          <w:rFonts w:ascii="Calibri" w:hAnsi="Calibri" w:cs="Calibri"/>
+          <w:color w:val="FF0000"/>
+          <w:sz w:val="24"/>
+          <w:szCs w:val="24"/>
+        </w:rPr>
+        <w:t xml:space="preserve"> than the run time for Run </w:t>
+      </w:r>
+      <w:r>
+        <w:rPr>
+          <w:rFonts w:ascii="Calibri" w:hAnsi="Calibri" w:cs="Calibri"/>
+          <w:color w:val="FF0000"/>
+          <w:sz w:val="24"/>
+          <w:szCs w:val="24"/>
+        </w:rPr>
+        <w:t>2</w:t>
+      </w:r>
+      <w:r>
+        <w:rPr>
+          <w:rFonts w:ascii="Calibri" w:hAnsi="Calibri" w:cs="Calibri"/>
+          <w:color w:val="FF0000"/>
+          <w:sz w:val="24"/>
+          <w:szCs w:val="24"/>
+        </w:rPr>
+        <w:t>.</w:t>
+      </w:r>
+    </w:p>
+    <w:p>
+      <w:pPr>
+        <w:rPr>
+          <w:rFonts w:ascii="Calibri" w:eastAsiaTheme="minorEastAsia" w:hAnsi="Calibri" w:cs="Calibri"/>
+          <w:sz w:val="24"/>
+          <w:szCs w:val="24"/>
+        </w:rPr>
+      </w:pPr>
     </w:p>
     <w:p>
       <w:pPr>
@@ -2674,7 +2331,370 @@
           <w:sz w:val="24"/>
           <w:szCs w:val="24"/>
         </w:rPr>
-        <w:lastRenderedPageBreak/>
+        <w:t>What do</w:t>
+      </w:r>
+      <w:r>
+        <w:rPr>
+          <w:rFonts w:ascii="Calibri" w:eastAsiaTheme="minorEastAsia" w:hAnsi="Calibri" w:cs="Calibri"/>
+          <w:sz w:val="24"/>
+          <w:szCs w:val="24"/>
+        </w:rPr>
+        <w:t xml:space="preserve"> the above findings</w:t>
+      </w:r>
+      <w:r>
+        <w:rPr>
+          <w:rFonts w:ascii="Calibri" w:eastAsiaTheme="minorEastAsia" w:hAnsi="Calibri" w:cs="Calibri"/>
+          <w:sz w:val="24"/>
+          <w:szCs w:val="24"/>
+        </w:rPr>
+        <w:t xml:space="preserve"> reveal about the di</w:t>
+      </w:r>
+      <w:r>
+        <w:rPr>
+          <w:rFonts w:ascii="Calibri" w:eastAsiaTheme="minorEastAsia" w:hAnsi="Calibri" w:cs="Calibri"/>
+          <w:sz w:val="24"/>
+          <w:szCs w:val="24"/>
+        </w:rPr>
+        <w:t>fferences between courses on the first and second run</w:t>
+      </w:r>
+      <w:r>
+        <w:rPr>
+          <w:rFonts w:ascii="Calibri" w:eastAsiaTheme="minorEastAsia" w:hAnsi="Calibri" w:cs="Calibri"/>
+          <w:sz w:val="24"/>
+          <w:szCs w:val="24"/>
+        </w:rPr>
+        <w:t xml:space="preserve"> for this race at Copper</w:t>
+      </w:r>
+      <w:r>
+        <w:rPr>
+          <w:rFonts w:ascii="Calibri" w:eastAsiaTheme="minorEastAsia" w:hAnsi="Calibri" w:cs="Calibri"/>
+          <w:sz w:val="24"/>
+          <w:szCs w:val="24"/>
+        </w:rPr>
+        <w:t>?</w:t>
+      </w:r>
+    </w:p>
+    <w:p>
+      <w:pPr>
+        <w:rPr>
+          <w:rFonts w:ascii="Calibri" w:hAnsi="Calibri" w:cs="Calibri"/>
+          <w:color w:val="FF0000"/>
+          <w:sz w:val="24"/>
+          <w:szCs w:val="24"/>
+        </w:rPr>
+      </w:pPr>
+      <w:r>
+        <w:rPr>
+          <w:rFonts w:ascii="Calibri" w:hAnsi="Calibri" w:cs="Calibri"/>
+          <w:color w:val="FF0000"/>
+          <w:sz w:val="24"/>
+          <w:szCs w:val="24"/>
+        </w:rPr>
+        <w:t>These findings reveal that the</w:t>
+      </w:r>
+      <w:r>
+        <w:rPr>
+          <w:rFonts w:ascii="Calibri" w:hAnsi="Calibri" w:cs="Calibri"/>
+          <w:color w:val="FF0000"/>
+          <w:sz w:val="24"/>
+          <w:szCs w:val="24"/>
+        </w:rPr>
+        <w:t xml:space="preserve">re </w:t>
+      </w:r>
+      <w:r>
+        <w:rPr>
+          <w:rFonts w:ascii="Calibri" w:hAnsi="Calibri" w:cs="Calibri"/>
+          <w:color w:val="FF0000"/>
+          <w:sz w:val="24"/>
+          <w:szCs w:val="24"/>
+        </w:rPr>
+        <w:t>was</w:t>
+      </w:r>
+      <w:r>
+        <w:rPr>
+          <w:rFonts w:ascii="Calibri" w:hAnsi="Calibri" w:cs="Calibri"/>
+          <w:color w:val="FF0000"/>
+          <w:sz w:val="24"/>
+          <w:szCs w:val="24"/>
+        </w:rPr>
+        <w:t xml:space="preserve"> likely little difference in the </w:t>
+      </w:r>
+      <w:r>
+        <w:rPr>
+          <w:rFonts w:ascii="Calibri" w:hAnsi="Calibri" w:cs="Calibri"/>
+          <w:color w:val="FF0000"/>
+          <w:sz w:val="24"/>
+          <w:szCs w:val="24"/>
+        </w:rPr>
+        <w:t>“turniness” of the courses, the visibility, the snow conditions, etc. between the first and second runs.</w:t>
+      </w:r>
+    </w:p>
+    <w:p>
+      <w:pPr>
+        <w:rPr>
+          <w:rFonts w:ascii="Calibri" w:eastAsiaTheme="minorEastAsia" w:hAnsi="Calibri" w:cs="Calibri"/>
+          <w:sz w:val="24"/>
+          <w:szCs w:val="24"/>
+        </w:rPr>
+      </w:pPr>
+    </w:p>
+    <w:p>
+      <w:pPr>
+        <w:pStyle w:val="ListParagraph"/>
+        <w:numPr>
+          <w:ilvl w:val="0"/>
+          <w:numId w:val="3"/>
+        </w:numPr>
+        <w:rPr>
+          <w:rFonts w:ascii="Calibri" w:eastAsiaTheme="minorEastAsia" w:hAnsi="Calibri" w:cs="Calibri"/>
+          <w:sz w:val="24"/>
+          <w:szCs w:val="24"/>
+        </w:rPr>
+      </w:pPr>
+      <w:r>
+        <w:rPr>
+          <w:rFonts w:ascii="Calibri" w:eastAsiaTheme="minorEastAsia" w:hAnsi="Calibri" w:cs="Calibri"/>
+          <w:sz w:val="24"/>
+          <w:szCs w:val="24"/>
+        </w:rPr>
+        <w:t xml:space="preserve">After comparing the findings </w:t>
+      </w:r>
+      <w:r>
+        <w:rPr>
+          <w:rFonts w:ascii="Calibri" w:eastAsiaTheme="minorEastAsia" w:hAnsi="Calibri" w:cs="Calibri"/>
+          <w:sz w:val="24"/>
+          <w:szCs w:val="24"/>
+        </w:rPr>
+        <w:t>from</w:t>
+      </w:r>
+      <w:r>
+        <w:rPr>
+          <w:rFonts w:ascii="Calibri" w:eastAsiaTheme="minorEastAsia" w:hAnsi="Calibri" w:cs="Calibri"/>
+          <w:sz w:val="24"/>
+          <w:szCs w:val="24"/>
+        </w:rPr>
+        <w:t xml:space="preserve"> these two races, </w:t>
+      </w:r>
+      <w:r>
+        <w:rPr>
+          <w:rFonts w:ascii="Calibri" w:eastAsiaTheme="minorEastAsia" w:hAnsi="Calibri" w:cs="Calibri"/>
+          <w:sz w:val="24"/>
+          <w:szCs w:val="24"/>
+        </w:rPr>
+        <w:t>d</w:t>
+      </w:r>
+      <w:r>
+        <w:rPr>
+          <w:rFonts w:ascii="Calibri" w:eastAsiaTheme="minorEastAsia" w:hAnsi="Calibri" w:cs="Calibri"/>
+          <w:sz w:val="24"/>
+          <w:szCs w:val="24"/>
+        </w:rPr>
+        <w:t>o you think that you</w:t>
+      </w:r>
+      <w:r>
+        <w:rPr>
+          <w:rFonts w:ascii="Calibri" w:eastAsiaTheme="minorEastAsia" w:hAnsi="Calibri" w:cs="Calibri"/>
+          <w:sz w:val="24"/>
+          <w:szCs w:val="24"/>
+        </w:rPr>
+        <w:t xml:space="preserve">r findings </w:t>
+      </w:r>
+      <w:r>
+        <w:rPr>
+          <w:rFonts w:ascii="Calibri" w:eastAsiaTheme="minorEastAsia" w:hAnsi="Calibri" w:cs="Calibri"/>
+          <w:sz w:val="24"/>
+          <w:szCs w:val="24"/>
+        </w:rPr>
+        <w:t>about the differences in run times</w:t>
+      </w:r>
+      <w:r>
+        <w:rPr>
+          <w:rFonts w:ascii="Calibri" w:eastAsiaTheme="minorEastAsia" w:hAnsi="Calibri" w:cs="Calibri"/>
+          <w:sz w:val="24"/>
+          <w:szCs w:val="24"/>
+        </w:rPr>
+        <w:t xml:space="preserve"> at Mont-Tremblant </w:t>
+      </w:r>
+      <w:r>
+        <w:rPr>
+          <w:rFonts w:ascii="Calibri" w:eastAsiaTheme="minorEastAsia" w:hAnsi="Calibri" w:cs="Calibri"/>
+          <w:sz w:val="24"/>
+          <w:szCs w:val="24"/>
+        </w:rPr>
+        <w:t>c</w:t>
+      </w:r>
+      <w:r>
+        <w:rPr>
+          <w:rFonts w:ascii="Calibri" w:eastAsiaTheme="minorEastAsia" w:hAnsi="Calibri" w:cs="Calibri"/>
+          <w:sz w:val="24"/>
+          <w:szCs w:val="24"/>
+        </w:rPr>
+        <w:t>ould</w:t>
+      </w:r>
+      <w:r>
+        <w:rPr>
+          <w:rFonts w:ascii="Calibri" w:eastAsiaTheme="minorEastAsia" w:hAnsi="Calibri" w:cs="Calibri"/>
+          <w:sz w:val="24"/>
+          <w:szCs w:val="24"/>
+        </w:rPr>
+        <w:t xml:space="preserve"> be applied to other World Cup GS races?</w:t>
+      </w:r>
+      <w:r>
+        <w:rPr>
+          <w:rFonts w:ascii="Calibri" w:eastAsiaTheme="minorEastAsia" w:hAnsi="Calibri" w:cs="Calibri"/>
+          <w:sz w:val="24"/>
+          <w:szCs w:val="24"/>
+        </w:rPr>
+        <w:t xml:space="preserve"> Discuss the limitations of this analysis.</w:t>
+      </w:r>
+    </w:p>
+    <w:p>
+      <w:pPr>
+        <w:rPr>
+          <w:rFonts w:ascii="Calibri" w:eastAsiaTheme="minorEastAsia" w:hAnsi="Calibri" w:cs="Calibri"/>
+          <w:color w:val="EE0000"/>
+          <w:sz w:val="24"/>
+          <w:szCs w:val="24"/>
+        </w:rPr>
+      </w:pPr>
+      <w:r>
+        <w:rPr>
+          <w:rFonts w:ascii="Calibri" w:eastAsiaTheme="minorEastAsia" w:hAnsi="Calibri" w:cs="Calibri"/>
+          <w:color w:val="EE0000"/>
+          <w:sz w:val="24"/>
+          <w:szCs w:val="24"/>
+        </w:rPr>
+        <w:t xml:space="preserve">Answers will vary. </w:t>
+      </w:r>
+    </w:p>
+    <w:p>
+      <w:pPr>
+        <w:rPr>
+          <w:rFonts w:ascii="Calibri" w:eastAsiaTheme="minorEastAsia" w:hAnsi="Calibri" w:cs="Calibri"/>
+          <w:color w:val="EE0000"/>
+          <w:sz w:val="24"/>
+          <w:szCs w:val="24"/>
+        </w:rPr>
+      </w:pPr>
+      <w:r>
+        <w:rPr>
+          <w:rFonts w:ascii="Calibri" w:eastAsiaTheme="minorEastAsia" w:hAnsi="Calibri" w:cs="Calibri"/>
+          <w:color w:val="EE0000"/>
+          <w:sz w:val="24"/>
+          <w:szCs w:val="24"/>
+        </w:rPr>
+        <w:t>Students should discuss how findings are not consistent across the two races</w:t>
+      </w:r>
+      <w:r>
+        <w:rPr>
+          <w:rFonts w:ascii="Calibri" w:eastAsiaTheme="minorEastAsia" w:hAnsi="Calibri" w:cs="Calibri"/>
+          <w:color w:val="EE0000"/>
+          <w:sz w:val="24"/>
+          <w:szCs w:val="24"/>
+        </w:rPr>
+        <w:t xml:space="preserve"> (</w:t>
+      </w:r>
+      <w:r>
+        <w:rPr>
+          <w:rFonts w:ascii="Calibri" w:eastAsiaTheme="minorEastAsia" w:hAnsi="Calibri" w:cs="Calibri"/>
+          <w:color w:val="EE0000"/>
+          <w:sz w:val="24"/>
+          <w:szCs w:val="24"/>
+        </w:rPr>
+        <w:t>Run 1 was significantly faster than run 2 at Mont Tremblant, but there was no significant difference between runs at Copper</w:t>
+      </w:r>
+      <w:r>
+        <w:rPr>
+          <w:rFonts w:ascii="Calibri" w:eastAsiaTheme="minorEastAsia" w:hAnsi="Calibri" w:cs="Calibri"/>
+          <w:color w:val="EE0000"/>
+          <w:sz w:val="24"/>
+          <w:szCs w:val="24"/>
+        </w:rPr>
+        <w:t>)</w:t>
+      </w:r>
+      <w:r>
+        <w:rPr>
+          <w:rFonts w:ascii="Calibri" w:eastAsiaTheme="minorEastAsia" w:hAnsi="Calibri" w:cs="Calibri"/>
+          <w:color w:val="EE0000"/>
+          <w:sz w:val="24"/>
+          <w:szCs w:val="24"/>
+        </w:rPr>
+        <w:t>.</w:t>
+      </w:r>
+      <w:r>
+        <w:rPr>
+          <w:rFonts w:ascii="Calibri" w:eastAsiaTheme="minorEastAsia" w:hAnsi="Calibri" w:cs="Calibri"/>
+          <w:color w:val="EE0000"/>
+          <w:sz w:val="24"/>
+          <w:szCs w:val="24"/>
+        </w:rPr>
+        <w:t xml:space="preserve"> </w:t>
+      </w:r>
+      <w:r>
+        <w:rPr>
+          <w:rFonts w:ascii="Calibri" w:eastAsiaTheme="minorEastAsia" w:hAnsi="Calibri" w:cs="Calibri"/>
+          <w:color w:val="EE0000"/>
+          <w:sz w:val="24"/>
+          <w:szCs w:val="24"/>
+        </w:rPr>
+        <w:t xml:space="preserve">This </w:t>
+      </w:r>
+      <w:r>
+        <w:rPr>
+          <w:rFonts w:ascii="Calibri" w:eastAsiaTheme="minorEastAsia" w:hAnsi="Calibri" w:cs="Calibri"/>
+          <w:color w:val="EE0000"/>
+          <w:sz w:val="24"/>
+          <w:szCs w:val="24"/>
+        </w:rPr>
+        <w:t>fact should highlight how the findings from th</w:t>
+      </w:r>
+      <w:r>
+        <w:rPr>
+          <w:rFonts w:ascii="Calibri" w:eastAsiaTheme="minorEastAsia" w:hAnsi="Calibri" w:cs="Calibri"/>
+          <w:color w:val="EE0000"/>
+          <w:sz w:val="24"/>
+          <w:szCs w:val="24"/>
+        </w:rPr>
+        <w:t xml:space="preserve">is analysis using data from Mont Tremblant </w:t>
+      </w:r>
+      <w:r>
+        <w:rPr>
+          <w:rFonts w:ascii="Calibri" w:eastAsiaTheme="minorEastAsia" w:hAnsi="Calibri" w:cs="Calibri"/>
+          <w:color w:val="EE0000"/>
+          <w:sz w:val="24"/>
+          <w:szCs w:val="24"/>
+        </w:rPr>
+        <w:t>cannot be applied to additional World Cup GS races</w:t>
+      </w:r>
+      <w:r>
+        <w:rPr>
+          <w:rFonts w:ascii="Calibri" w:eastAsiaTheme="minorEastAsia" w:hAnsi="Calibri" w:cs="Calibri"/>
+          <w:color w:val="EE0000"/>
+          <w:sz w:val="24"/>
+          <w:szCs w:val="24"/>
+        </w:rPr>
+        <w:t xml:space="preserve"> and the caution that should be taken when extrapolating findings toward a broader population.</w:t>
+      </w:r>
+    </w:p>
+    <w:p>
+      <w:pPr>
+        <w:pStyle w:val="ListParagraph"/>
+        <w:numPr>
+          <w:ilvl w:val="0"/>
+          <w:numId w:val="3"/>
+        </w:numPr>
+        <w:rPr>
+          <w:rFonts w:ascii="Calibri" w:eastAsiaTheme="minorEastAsia" w:hAnsi="Calibri" w:cs="Calibri"/>
+          <w:sz w:val="24"/>
+          <w:szCs w:val="24"/>
+        </w:rPr>
+      </w:pPr>
+      <w:r>
+        <w:rPr>
+          <w:rFonts w:ascii="Calibri" w:eastAsiaTheme="minorEastAsia" w:hAnsi="Calibri" w:cs="Calibri"/>
+          <w:sz w:val="24"/>
+          <w:szCs w:val="24"/>
+        </w:rPr>
         <w:t xml:space="preserve">Let’s suppose that race officials would like </w:t>
       </w:r>
       <w:r>
@@ -2691,25 +2711,7 @@
           <w:sz w:val="24"/>
           <w:szCs w:val="24"/>
         </w:rPr>
-        <w:t xml:space="preserve"> </w:t>
-      </w:r>
-      <w:proofErr w:type="gramStart"/>
-      <w:r>
-        <w:rPr>
-          <w:rFonts w:ascii="Calibri" w:eastAsiaTheme="minorEastAsia" w:hAnsi="Calibri" w:cs="Calibri"/>
-          <w:sz w:val="24"/>
-          <w:szCs w:val="24"/>
-        </w:rPr>
-        <w:t>in a given</w:t>
-      </w:r>
-      <w:proofErr w:type="gramEnd"/>
-      <w:r>
-        <w:rPr>
-          <w:rFonts w:ascii="Calibri" w:eastAsiaTheme="minorEastAsia" w:hAnsi="Calibri" w:cs="Calibri"/>
-          <w:sz w:val="24"/>
-          <w:szCs w:val="24"/>
-        </w:rPr>
-        <w:t xml:space="preserve"> race</w:t>
+        <w:t xml:space="preserve"> in a given race</w:t>
       </w:r>
       <w:r>
         <w:rPr>
@@ -2761,9 +2763,8 @@
           <w:sz w:val="24"/>
           <w:szCs w:val="24"/>
         </w:rPr>
-        <w:t xml:space="preserve">Given that there was no significant difference in </w:t>
-      </w:r>
-      <w:proofErr w:type="gramStart"/>
+        <w:t xml:space="preserve">Given that there was no significant difference in run times at Copper, this race better meets the goal. </w:t>
+      </w:r>
       <w:r>
         <w:rPr>
           <w:rFonts w:ascii="Calibri" w:eastAsiaTheme="minorEastAsia" w:hAnsi="Calibri" w:cs="Calibri"/>
@@ -2771,9 +2772,8 @@
           <w:sz w:val="24"/>
           <w:szCs w:val="24"/>
         </w:rPr>
-        <w:t>run</w:t>
-      </w:r>
-      <w:proofErr w:type="gramEnd"/>
+        <w:t xml:space="preserve">It is important to </w:t>
+      </w:r>
       <w:r>
         <w:rPr>
           <w:rFonts w:ascii="Calibri" w:eastAsiaTheme="minorEastAsia" w:hAnsi="Calibri" w:cs="Calibri"/>
@@ -2781,9 +2781,8 @@
           <w:sz w:val="24"/>
           <w:szCs w:val="24"/>
         </w:rPr>
-        <w:t xml:space="preserve"> times at </w:t>
-      </w:r>
-      <w:proofErr w:type="gramStart"/>
+        <w:t xml:space="preserve">note that </w:t>
+      </w:r>
       <w:r>
         <w:rPr>
           <w:rFonts w:ascii="Calibri" w:eastAsiaTheme="minorEastAsia" w:hAnsi="Calibri" w:cs="Calibri"/>
@@ -2791,9 +2790,8 @@
           <w:sz w:val="24"/>
           <w:szCs w:val="24"/>
         </w:rPr>
-        <w:t>Copper</w:t>
-      </w:r>
-      <w:proofErr w:type="gramEnd"/>
+        <w:t>this question mainly addresses the factors that are in control of the race setters (how turny/straight the course is</w:t>
+      </w:r>
       <w:r>
         <w:rPr>
           <w:rFonts w:ascii="Calibri" w:eastAsiaTheme="minorEastAsia" w:hAnsi="Calibri" w:cs="Calibri"/>
@@ -2801,83 +2799,7 @@
           <w:sz w:val="24"/>
           <w:szCs w:val="24"/>
         </w:rPr>
-        <w:t xml:space="preserve">, this race better meets the goal. </w:t>
-      </w:r>
-      <w:r>
-        <w:rPr>
-          <w:rFonts w:ascii="Calibri" w:eastAsiaTheme="minorEastAsia" w:hAnsi="Calibri" w:cs="Calibri"/>
-          <w:color w:val="EE0000"/>
-          <w:sz w:val="24"/>
-          <w:szCs w:val="24"/>
-        </w:rPr>
-        <w:t xml:space="preserve">It is important to </w:t>
-      </w:r>
-      <w:r>
-        <w:rPr>
-          <w:rFonts w:ascii="Calibri" w:eastAsiaTheme="minorEastAsia" w:hAnsi="Calibri" w:cs="Calibri"/>
-          <w:color w:val="EE0000"/>
-          <w:sz w:val="24"/>
-          <w:szCs w:val="24"/>
-        </w:rPr>
-        <w:t xml:space="preserve">note that </w:t>
-      </w:r>
-      <w:r>
-        <w:rPr>
-          <w:rFonts w:ascii="Calibri" w:eastAsiaTheme="minorEastAsia" w:hAnsi="Calibri" w:cs="Calibri"/>
-          <w:color w:val="EE0000"/>
-          <w:sz w:val="24"/>
-          <w:szCs w:val="24"/>
-        </w:rPr>
-        <w:t xml:space="preserve">this question mainly addresses the factors that are in control of the race setters (how </w:t>
-      </w:r>
-      <w:proofErr w:type="spellStart"/>
-      <w:r>
-        <w:rPr>
-          <w:rFonts w:ascii="Calibri" w:eastAsiaTheme="minorEastAsia" w:hAnsi="Calibri" w:cs="Calibri"/>
-          <w:color w:val="EE0000"/>
-          <w:sz w:val="24"/>
-          <w:szCs w:val="24"/>
-        </w:rPr>
-        <w:t>turny</w:t>
-      </w:r>
-      <w:proofErr w:type="spellEnd"/>
-      <w:r>
-        <w:rPr>
-          <w:rFonts w:ascii="Calibri" w:eastAsiaTheme="minorEastAsia" w:hAnsi="Calibri" w:cs="Calibri"/>
-          <w:color w:val="EE0000"/>
-          <w:sz w:val="24"/>
-          <w:szCs w:val="24"/>
-        </w:rPr>
-        <w:t>/straight the course is</w:t>
-      </w:r>
-      <w:r>
-        <w:rPr>
-          <w:rFonts w:ascii="Calibri" w:eastAsiaTheme="minorEastAsia" w:hAnsi="Calibri" w:cs="Calibri"/>
-          <w:color w:val="EE0000"/>
-          <w:sz w:val="24"/>
-          <w:szCs w:val="24"/>
-        </w:rPr>
-        <w:t xml:space="preserve">, etc.) and does not </w:t>
-      </w:r>
-      <w:proofErr w:type="gramStart"/>
-      <w:r>
-        <w:rPr>
-          <w:rFonts w:ascii="Calibri" w:eastAsiaTheme="minorEastAsia" w:hAnsi="Calibri" w:cs="Calibri"/>
-          <w:color w:val="EE0000"/>
-          <w:sz w:val="24"/>
-          <w:szCs w:val="24"/>
-        </w:rPr>
-        <w:t>take into account</w:t>
-      </w:r>
-      <w:proofErr w:type="gramEnd"/>
-      <w:r>
-        <w:rPr>
-          <w:rFonts w:ascii="Calibri" w:eastAsiaTheme="minorEastAsia" w:hAnsi="Calibri" w:cs="Calibri"/>
-          <w:color w:val="EE0000"/>
-          <w:sz w:val="24"/>
-          <w:szCs w:val="24"/>
-        </w:rPr>
-        <w:t xml:space="preserve"> differences that are out of their control (visibility, snow conditions, etc.).</w:t>
+        <w:t>, etc.) and does not take into account differences that are out of their control (visibility, snow conditions, etc.).</w:t>
       </w:r>
     </w:p>
     <w:p>
